--- a/Periya Samy New Resume.docx
+++ b/Periya Samy New Resume.docx
@@ -99,7 +99,7 @@
         <mc:AlternateContent>
           <mc:Choice Requires="wps">
             <w:drawing>
-              <wp:anchor distT="0" distB="0" distL="114300" distR="114300" simplePos="0" relativeHeight="251659264" behindDoc="0" locked="0" layoutInCell="1" allowOverlap="1">
+              <wp:anchor distT="0" distB="0" distL="114300" distR="114300" simplePos="0" relativeHeight="251660288" behindDoc="0" locked="0" layoutInCell="1" allowOverlap="1">
                 <wp:simplePos x="0" y="0"/>
                 <wp:positionH relativeFrom="page">
                   <wp:posOffset>624840</wp:posOffset>
@@ -166,7 +166,7 @@
           </mc:Choice>
           <mc:Fallback>
             <w:pict>
-              <v:shape id="Text Box 2" o:spid="_x0000_s1026" o:spt="202" type="#_x0000_t202" style="position:absolute;left:0pt;margin-left:49.2pt;margin-top:-22pt;height:17.9pt;width:511.9pt;mso-position-horizontal-relative:page;z-index:251659264;mso-width-relative:page;mso-height-relative:page;" fillcolor="#556F86" filled="t" stroked="t" coordsize="21600,21600" o:gfxdata="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">
+              <v:shape id="Text Box 2" o:spid="_x0000_s1026" o:spt="202" type="#_x0000_t202" style="position:absolute;left:0pt;margin-left:49.2pt;margin-top:-22pt;height:17.9pt;width:511.9pt;mso-position-horizontal-relative:page;z-index:251660288;mso-width-relative:page;mso-height-relative:page;" fillcolor="#556F86" filled="t" stroked="t" coordsize="21600,21600" o:gfxdata="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">
                 <v:fill on="t" focussize="0,0"/>
                 <v:stroke weight="0.48pt" color="#7C95AC" miterlimit="8" joinstyle="miter"/>
                 <v:imagedata o:title=""/>
@@ -316,6 +316,65 @@
     <w:p>
       <w:pPr>
         <w:pStyle w:val="6"/>
+        <w:ind w:left="1440" w:leftChars="0" w:firstLine="2452" w:firstLineChars="1022"/>
+        <w:rPr>
+          <w:rFonts w:hint="default"/>
+          <w:b/>
+          <w:color w:val="376092" w:themeColor="accent1" w:themeShade="BF"/>
+          <w:sz w:val="26"/>
+          <w:lang w:val="en-IN"/>
+        </w:rPr>
+      </w:pPr>
+      <w:r>
+        <w:rPr>
+          <w:rFonts w:hint="default" w:ascii="Times New Roman" w:hAnsi="Times New Roman" w:eastAsia="SimSun" w:cs="Times New Roman"/>
+          <w:color w:val="376092" w:themeColor="accent1" w:themeShade="BF"/>
+          <w:sz w:val="24"/>
+          <w:szCs w:val="24"/>
+        </w:rPr>
+        <w:fldChar w:fldCharType="begin"/>
+      </w:r>
+      <w:r>
+        <w:rPr>
+          <w:rFonts w:hint="default" w:ascii="Times New Roman" w:hAnsi="Times New Roman" w:eastAsia="SimSun" w:cs="Times New Roman"/>
+          <w:color w:val="376092" w:themeColor="accent1" w:themeShade="BF"/>
+          <w:sz w:val="24"/>
+          <w:szCs w:val="24"/>
+        </w:rPr>
+        <w:instrText xml:space="preserve"> HYPERLINK "https://periyasamy-developer.github.io/Porfolio/" </w:instrText>
+      </w:r>
+      <w:r>
+        <w:rPr>
+          <w:rFonts w:hint="default" w:ascii="Times New Roman" w:hAnsi="Times New Roman" w:eastAsia="SimSun" w:cs="Times New Roman"/>
+          <w:color w:val="376092" w:themeColor="accent1" w:themeShade="BF"/>
+          <w:sz w:val="24"/>
+          <w:szCs w:val="24"/>
+        </w:rPr>
+        <w:fldChar w:fldCharType="separate"/>
+      </w:r>
+      <w:r>
+        <w:rPr>
+          <w:rStyle w:val="9"/>
+          <w:rFonts w:hint="default" w:ascii="Times New Roman" w:hAnsi="Times New Roman" w:eastAsia="SimSun" w:cs="Times New Roman"/>
+          <w:color w:val="376092" w:themeColor="accent1" w:themeShade="BF"/>
+          <w:sz w:val="24"/>
+          <w:szCs w:val="24"/>
+        </w:rPr>
+        <w:t>https://periyasamy-developer.github.io/Porfolio/</w:t>
+      </w:r>
+      <w:r>
+        <w:rPr>
+          <w:rFonts w:hint="default" w:ascii="Times New Roman" w:hAnsi="Times New Roman" w:eastAsia="SimSun" w:cs="Times New Roman"/>
+          <w:color w:val="376092" w:themeColor="accent1" w:themeShade="BF"/>
+          <w:sz w:val="24"/>
+          <w:szCs w:val="24"/>
+        </w:rPr>
+        <w:fldChar w:fldCharType="end"/>
+      </w:r>
+    </w:p>
+    <w:p>
+      <w:pPr>
+        <w:pStyle w:val="6"/>
         <w:rPr>
           <w:b/>
           <w:sz w:val="26"/>
@@ -325,29 +384,19 @@
     <w:p>
       <w:pPr>
         <w:pStyle w:val="6"/>
-        <w:rPr>
-          <w:b/>
-          <w:sz w:val="26"/>
-        </w:rPr>
-      </w:pPr>
-    </w:p>
-    <w:p>
-      <w:pPr>
-        <w:pStyle w:val="6"/>
-        <w:rPr>
-          <w:b/>
-          <w:sz w:val="26"/>
-        </w:rPr>
-      </w:pPr>
-    </w:p>
-    <w:p>
-      <w:pPr>
-        <w:pStyle w:val="6"/>
         <w:spacing w:before="3"/>
         <w:rPr>
           <w:b/>
           <w:sz w:val="28"/>
         </w:rPr>
+      </w:pPr>
+    </w:p>
+    <w:p>
+      <w:pPr>
+        <w:pStyle w:val="6"/>
+        <w:spacing w:line="235" w:lineRule="auto"/>
+        <w:ind w:left="417" w:right="1629"/>
+        <w:jc w:val="both"/>
       </w:pPr>
     </w:p>
     <w:p>
@@ -598,7 +647,7 @@
       <w:pPr>
         <w:pStyle w:val="2"/>
         <w:spacing w:before="59"/>
-        <w:ind w:left="417"/>
+        <w:ind w:firstLine="240" w:firstLineChars="100"/>
       </w:pPr>
       <w:r>
         <w:rPr>
@@ -699,11 +748,9 @@
     </w:p>
     <w:p>
       <w:pPr>
-        <w:ind w:left="424"/>
-        <w:rPr>
-          <w:b/>
-          <w:sz w:val="24"/>
-        </w:rPr>
+        <w:pStyle w:val="6"/>
+        <w:bidi w:val="0"/>
+        <w:ind w:firstLine="480" w:firstLineChars="200"/>
       </w:pPr>
       <w:r>
         <w:rPr>
@@ -1089,6 +1136,7 @@
       <w:pPr>
         <w:pStyle w:val="2"/>
         <w:spacing w:before="90"/>
+        <w:ind w:firstLine="120" w:firstLineChars="50"/>
         <w:rPr>
           <w:sz w:val="25"/>
         </w:rPr>
@@ -1520,6 +1568,7 @@
       <w:pPr>
         <w:pStyle w:val="2"/>
         <w:spacing w:before="90"/>
+        <w:ind w:firstLine="120" w:firstLineChars="50"/>
       </w:pPr>
       <w:r>
         <w:rPr>
@@ -1535,7 +1584,7 @@
     </w:p>
     <w:p>
       <w:pPr>
-        <w:pStyle w:val="12"/>
+        <w:pStyle w:val="13"/>
         <w:numPr>
           <w:ilvl w:val="0"/>
           <w:numId w:val="3"/>
@@ -1567,7 +1616,7 @@
     </w:p>
     <w:p>
       <w:pPr>
-        <w:pStyle w:val="12"/>
+        <w:pStyle w:val="13"/>
         <w:numPr>
           <w:ilvl w:val="0"/>
           <w:numId w:val="4"/>
@@ -1600,7 +1649,7 @@
     </w:p>
     <w:p>
       <w:pPr>
-        <w:pStyle w:val="12"/>
+        <w:pStyle w:val="13"/>
         <w:numPr>
           <w:ilvl w:val="0"/>
           <w:numId w:val="4"/>
@@ -1633,7 +1682,7 @@
     </w:p>
     <w:p>
       <w:pPr>
-        <w:pStyle w:val="12"/>
+        <w:pStyle w:val="13"/>
         <w:numPr>
           <w:ilvl w:val="0"/>
           <w:numId w:val="4"/>
@@ -1666,7 +1715,7 @@
     </w:p>
     <w:p>
       <w:pPr>
-        <w:pStyle w:val="12"/>
+        <w:pStyle w:val="13"/>
         <w:spacing w:line="276" w:lineRule="auto"/>
         <w:ind w:left="851" w:firstLine="0"/>
         <w:rPr>
@@ -1683,7 +1732,7 @@
     </w:p>
     <w:p>
       <w:pPr>
-        <w:pStyle w:val="12"/>
+        <w:pStyle w:val="13"/>
         <w:numPr>
           <w:ilvl w:val="0"/>
           <w:numId w:val="3"/>
@@ -1732,7 +1781,7 @@
     </w:p>
     <w:p>
       <w:pPr>
-        <w:pStyle w:val="12"/>
+        <w:pStyle w:val="13"/>
         <w:numPr>
           <w:ilvl w:val="0"/>
           <w:numId w:val="5"/>
@@ -1765,7 +1814,7 @@
     </w:p>
     <w:p>
       <w:pPr>
-        <w:pStyle w:val="12"/>
+        <w:pStyle w:val="13"/>
         <w:numPr>
           <w:ilvl w:val="0"/>
           <w:numId w:val="5"/>
@@ -1798,7 +1847,7 @@
     </w:p>
     <w:p>
       <w:pPr>
-        <w:pStyle w:val="12"/>
+        <w:pStyle w:val="13"/>
         <w:numPr>
           <w:ilvl w:val="0"/>
           <w:numId w:val="5"/>
@@ -1831,7 +1880,7 @@
     </w:p>
     <w:p>
       <w:pPr>
-        <w:pStyle w:val="9"/>
+        <w:pStyle w:val="10"/>
         <w:bidi w:val="0"/>
       </w:pPr>
     </w:p>
@@ -3437,8 +3486,10 @@
       <w:pPr>
         <w:pStyle w:val="2"/>
         <w:spacing w:before="60"/>
-        <w:ind w:left="0"/>
-      </w:pPr>
+        <w:ind w:left="0" w:firstLine="120" w:firstLineChars="50"/>
+      </w:pPr>
+      <w:bookmarkStart w:id="2" w:name="_GoBack"/>
+      <w:bookmarkEnd w:id="2"/>
       <w:r>
         <w:rPr>
           <w:color w:val="2E5496"/>
@@ -3457,7 +3508,7 @@
     </w:p>
     <w:p>
       <w:pPr>
-        <w:pStyle w:val="12"/>
+        <w:pStyle w:val="13"/>
         <w:numPr>
           <w:ilvl w:val="0"/>
           <w:numId w:val="9"/>
@@ -3481,7 +3532,7 @@
     </w:p>
     <w:p>
       <w:pPr>
-        <w:pStyle w:val="12"/>
+        <w:pStyle w:val="13"/>
         <w:numPr>
           <w:ilvl w:val="0"/>
           <w:numId w:val="9"/>
@@ -3518,7 +3569,7 @@
     </w:p>
     <w:p>
       <w:pPr>
-        <w:pStyle w:val="12"/>
+        <w:pStyle w:val="13"/>
         <w:numPr>
           <w:ilvl w:val="0"/>
           <w:numId w:val="9"/>
@@ -3543,7 +3594,7 @@
     </w:p>
     <w:p>
       <w:pPr>
-        <w:pStyle w:val="12"/>
+        <w:pStyle w:val="13"/>
         <w:numPr>
           <w:ilvl w:val="0"/>
           <w:numId w:val="9"/>
@@ -3576,7 +3627,7 @@
     </w:p>
     <w:p>
       <w:pPr>
-        <w:pStyle w:val="12"/>
+        <w:pStyle w:val="13"/>
         <w:numPr>
           <w:ilvl w:val="0"/>
           <w:numId w:val="9"/>
@@ -3613,7 +3664,7 @@
     </w:p>
     <w:p>
       <w:pPr>
-        <w:pStyle w:val="12"/>
+        <w:pStyle w:val="13"/>
         <w:numPr>
           <w:ilvl w:val="0"/>
           <w:numId w:val="9"/>
@@ -3651,7 +3702,7 @@
     </w:p>
     <w:p>
       <w:pPr>
-        <w:pStyle w:val="12"/>
+        <w:pStyle w:val="13"/>
         <w:numPr>
           <w:ilvl w:val="0"/>
           <w:numId w:val="9"/>
@@ -3676,8 +3727,9 @@
     </w:p>
     <w:p>
       <w:pPr>
-        <w:pStyle w:val="12"/>
+        <w:pStyle w:val="13"/>
         <w:numPr>
+          <w:ilvl w:val="0"/>
           <w:numId w:val="0"/>
         </w:numPr>
         <w:tabs>
@@ -3855,8 +3907,6 @@
           </mc:Fallback>
         </mc:AlternateContent>
       </w:r>
-      <w:bookmarkStart w:id="2" w:name="_GoBack"/>
-      <w:bookmarkEnd w:id="2"/>
     </w:p>
     <w:p>
       <w:pPr>
@@ -3891,7 +3941,7 @@
     </w:p>
     <w:p>
       <w:pPr>
-        <w:pStyle w:val="12"/>
+        <w:pStyle w:val="13"/>
         <w:numPr>
           <w:ilvl w:val="1"/>
           <w:numId w:val="9"/>
@@ -4135,44 +4185,7 @@
     </w:p>
     <w:p>
       <w:pPr>
-        <w:pStyle w:val="12"/>
-        <w:numPr>
-          <w:ilvl w:val="0"/>
-          <w:numId w:val="10"/>
-        </w:numPr>
-        <w:tabs>
-          <w:tab w:val="left" w:pos="2640"/>
-          <w:tab w:val="left" w:pos="2641"/>
-        </w:tabs>
-        <w:spacing w:before="180"/>
-        <w:ind w:hanging="361"/>
-        <w:rPr>
-          <w:sz w:val="24"/>
-        </w:rPr>
-      </w:pPr>
-      <w:r>
-        <w:rPr>
-          <w:sz w:val="24"/>
-        </w:rPr>
-        <w:t>Operating system: Windows-10, 7, 8/ Windows</w:t>
-      </w:r>
-      <w:r>
-        <w:rPr>
-          <w:spacing w:val="-1"/>
-          <w:sz w:val="24"/>
-        </w:rPr>
-        <w:t xml:space="preserve"> </w:t>
-      </w:r>
-      <w:r>
-        <w:rPr>
-          <w:sz w:val="24"/>
-        </w:rPr>
-        <w:t>XP.</w:t>
-      </w:r>
-    </w:p>
-    <w:p>
-      <w:pPr>
-        <w:pStyle w:val="12"/>
+        <w:pStyle w:val="13"/>
         <w:numPr>
           <w:ilvl w:val="0"/>
           <w:numId w:val="10"/>
@@ -4209,7 +4222,7 @@
     </w:p>
     <w:p>
       <w:pPr>
-        <w:pStyle w:val="12"/>
+        <w:pStyle w:val="13"/>
         <w:numPr>
           <w:ilvl w:val="0"/>
           <w:numId w:val="10"/>
@@ -4246,7 +4259,7 @@
     </w:p>
     <w:p>
       <w:pPr>
-        <w:pStyle w:val="12"/>
+        <w:pStyle w:val="13"/>
         <w:numPr>
           <w:ilvl w:val="0"/>
           <w:numId w:val="10"/>
@@ -4283,7 +4296,7 @@
     </w:p>
     <w:p>
       <w:pPr>
-        <w:pStyle w:val="12"/>
+        <w:pStyle w:val="13"/>
         <w:tabs>
           <w:tab w:val="left" w:pos="2640"/>
           <w:tab w:val="left" w:pos="2641"/>
@@ -5907,7 +5920,7 @@
     <w:lsdException w:uiPriority="0" w:name="footnote text"/>
     <w:lsdException w:uiPriority="0" w:name="annotation text"/>
     <w:lsdException w:uiPriority="0" w:semiHidden="0" w:name="header"/>
-    <w:lsdException w:uiPriority="0" w:semiHidden="0" w:name="footer"/>
+    <w:lsdException w:qFormat="1" w:uiPriority="0" w:semiHidden="0" w:name="footer"/>
     <w:lsdException w:uiPriority="0" w:name="index heading"/>
     <w:lsdException w:qFormat="1" w:uiPriority="0" w:name="caption"/>
     <w:lsdException w:uiPriority="0" w:name="table of figures"/>
@@ -6022,7 +6035,7 @@
     <w:lsdException w:uiPriority="0" w:name="Table Web 1"/>
     <w:lsdException w:uiPriority="0" w:name="Table Web 2"/>
     <w:lsdException w:uiPriority="0" w:name="Table Web 3"/>
-    <w:lsdException w:unhideWhenUsed="0" w:uiPriority="0" w:semiHidden="0" w:name="Balloon Text"/>
+    <w:lsdException w:qFormat="1" w:unhideWhenUsed="0" w:uiPriority="0" w:semiHidden="0" w:name="Balloon Text"/>
     <w:lsdException w:unhideWhenUsed="0" w:uiPriority="0" w:semiHidden="0" w:name="Table Grid"/>
     <w:lsdException w:uiPriority="0" w:name="Table Theme"/>
     <w:lsdException w:unhideWhenUsed="0" w:uiPriority="60" w:semiHidden="0" w:name="Light Shading"/>
@@ -6180,7 +6193,8 @@
   <w:style w:type="paragraph" w:styleId="5">
     <w:name w:val="Balloon Text"/>
     <w:basedOn w:val="1"/>
-    <w:link w:val="14"/>
+    <w:link w:val="15"/>
+    <w:qFormat/>
     <w:uiPriority w:val="0"/>
     <w:rPr>
       <w:rFonts w:ascii="Tahoma" w:hAnsi="Tahoma" w:cs="Tahoma"/>
@@ -6191,7 +6205,7 @@
   <w:style w:type="paragraph" w:styleId="6">
     <w:name w:val="Body Text"/>
     <w:basedOn w:val="1"/>
-    <w:link w:val="17"/>
+    <w:link w:val="18"/>
     <w:qFormat/>
     <w:uiPriority w:val="1"/>
     <w:rPr>
@@ -6201,6 +6215,20 @@
   </w:style>
   <w:style w:type="paragraph" w:styleId="7">
     <w:name w:val="footer"/>
+    <w:basedOn w:val="1"/>
+    <w:link w:val="17"/>
+    <w:unhideWhenUsed/>
+    <w:qFormat/>
+    <w:uiPriority w:val="0"/>
+    <w:pPr>
+      <w:tabs>
+        <w:tab w:val="center" w:pos="4513"/>
+        <w:tab w:val="right" w:pos="9026"/>
+      </w:tabs>
+    </w:pPr>
+  </w:style>
+  <w:style w:type="paragraph" w:styleId="8">
+    <w:name w:val="header"/>
     <w:basedOn w:val="1"/>
     <w:link w:val="16"/>
     <w:unhideWhenUsed/>
@@ -6212,20 +6240,18 @@
       </w:tabs>
     </w:pPr>
   </w:style>
-  <w:style w:type="paragraph" w:styleId="8">
-    <w:name w:val="header"/>
-    <w:basedOn w:val="1"/>
-    <w:link w:val="15"/>
+  <w:style w:type="character" w:styleId="9">
+    <w:name w:val="Hyperlink"/>
+    <w:basedOn w:val="3"/>
+    <w:semiHidden/>
     <w:unhideWhenUsed/>
     <w:uiPriority w:val="0"/>
-    <w:pPr>
-      <w:tabs>
-        <w:tab w:val="center" w:pos="4513"/>
-        <w:tab w:val="right" w:pos="9026"/>
-      </w:tabs>
-    </w:pPr>
+    <w:rPr>
+      <w:color w:val="0000FF"/>
+      <w:u w:val="single"/>
+    </w:rPr>
   </w:style>
-  <w:style w:type="paragraph" w:styleId="9">
+  <w:style w:type="paragraph" w:styleId="10">
     <w:name w:val="Normal (Web)"/>
     <w:basedOn w:val="1"/>
     <w:unhideWhenUsed/>
@@ -6236,7 +6262,7 @@
       <w:szCs w:val="24"/>
     </w:rPr>
   </w:style>
-  <w:style w:type="paragraph" w:styleId="10">
+  <w:style w:type="paragraph" w:styleId="11">
     <w:name w:val="Title"/>
     <w:basedOn w:val="1"/>
     <w:qFormat/>
@@ -6249,7 +6275,7 @@
       <w:szCs w:val="28"/>
     </w:rPr>
   </w:style>
-  <w:style w:type="table" w:customStyle="1" w:styleId="11">
+  <w:style w:type="table" w:customStyle="1" w:styleId="12">
     <w:name w:val="Table Normal1"/>
     <w:semiHidden/>
     <w:unhideWhenUsed/>
@@ -6264,7 +6290,7 @@
       </w:tblCellMar>
     </w:tblPr>
   </w:style>
-  <w:style w:type="paragraph" w:styleId="12">
+  <w:style w:type="paragraph" w:styleId="13">
     <w:name w:val="List Paragraph"/>
     <w:basedOn w:val="1"/>
     <w:qFormat/>
@@ -6273,16 +6299,17 @@
       <w:ind w:left="2642" w:hanging="361"/>
     </w:pPr>
   </w:style>
-  <w:style w:type="paragraph" w:customStyle="1" w:styleId="13">
+  <w:style w:type="paragraph" w:customStyle="1" w:styleId="14">
     <w:name w:val="Table Paragraph"/>
     <w:basedOn w:val="1"/>
     <w:qFormat/>
     <w:uiPriority w:val="1"/>
   </w:style>
-  <w:style w:type="character" w:customStyle="1" w:styleId="14">
+  <w:style w:type="character" w:customStyle="1" w:styleId="15">
     <w:name w:val="Balloon Text Char"/>
     <w:basedOn w:val="3"/>
     <w:link w:val="5"/>
+    <w:qFormat/>
     <w:uiPriority w:val="0"/>
     <w:rPr>
       <w:rFonts w:ascii="Tahoma" w:hAnsi="Tahoma" w:eastAsia="Times New Roman" w:cs="Tahoma"/>
@@ -6291,10 +6318,11 @@
       <w:lang w:val="en-US" w:eastAsia="en-US"/>
     </w:rPr>
   </w:style>
-  <w:style w:type="character" w:customStyle="1" w:styleId="15">
+  <w:style w:type="character" w:customStyle="1" w:styleId="16">
     <w:name w:val="Header Char"/>
     <w:basedOn w:val="3"/>
     <w:link w:val="8"/>
+    <w:qFormat/>
     <w:uiPriority w:val="0"/>
     <w:rPr>
       <w:rFonts w:ascii="Times New Roman" w:hAnsi="Times New Roman" w:eastAsia="Times New Roman" w:cs="Times New Roman"/>
@@ -6303,7 +6331,7 @@
       <w:lang w:val="en-US" w:eastAsia="en-US"/>
     </w:rPr>
   </w:style>
-  <w:style w:type="character" w:customStyle="1" w:styleId="16">
+  <w:style w:type="character" w:customStyle="1" w:styleId="17">
     <w:name w:val="Footer Char"/>
     <w:basedOn w:val="3"/>
     <w:link w:val="7"/>
@@ -6316,7 +6344,7 @@
       <w:lang w:val="en-US" w:eastAsia="en-US"/>
     </w:rPr>
   </w:style>
-  <w:style w:type="character" w:customStyle="1" w:styleId="17">
+  <w:style w:type="character" w:customStyle="1" w:styleId="18">
     <w:name w:val="Body Text Char"/>
     <w:basedOn w:val="3"/>
     <w:link w:val="6"/>

--- a/Periya Samy New Resume.docx
+++ b/Periya Samy New Resume.docx
@@ -7,6 +7,7 @@
         <w:pStyle w:val="6"/>
         <w:spacing w:before="4"/>
         <w:rPr>
+          <w:rFonts w:hint="default" w:ascii="Calibri" w:hAnsi="Calibri" w:cs="Calibri"/>
           <w:sz w:val="5"/>
         </w:rPr>
       </w:pPr>
@@ -16,18 +17,20 @@
         <w:pStyle w:val="6"/>
         <w:ind w:left="444"/>
         <w:rPr>
+          <w:rFonts w:hint="default" w:ascii="Calibri" w:hAnsi="Calibri" w:cs="Calibri"/>
           <w:sz w:val="20"/>
         </w:rPr>
       </w:pPr>
       <w:r>
         <w:rPr>
+          <w:rFonts w:hint="default" w:ascii="Calibri" w:hAnsi="Calibri" w:cs="Calibri"/>
           <w:sz w:val="20"/>
           <w:lang w:val="en-IN" w:eastAsia="en-IN"/>
         </w:rPr>
         <w:drawing>
           <wp:inline distT="0" distB="0" distL="0" distR="0">
             <wp:extent cx="675640" cy="779780"/>
-            <wp:effectExtent l="0" t="0" r="0" b="1270"/>
+            <wp:effectExtent l="0" t="0" r="10160" b="1270"/>
             <wp:docPr id="1" name="image1.jpeg"/>
             <wp:cNvGraphicFramePr>
               <a:graphicFrameLocks xmlns:a="http://schemas.openxmlformats.org/drawingml/2006/main" noChangeAspect="1"/>
@@ -77,6 +80,7 @@
       <w:pPr>
         <w:pStyle w:val="6"/>
         <w:rPr>
+          <w:rFonts w:hint="default" w:ascii="Calibri" w:hAnsi="Calibri" w:cs="Calibri"/>
           <w:sz w:val="26"/>
         </w:rPr>
       </w:pPr>
@@ -86,16 +90,14 @@
         <w:pStyle w:val="6"/>
         <w:spacing w:before="9"/>
         <w:rPr>
+          <w:rFonts w:hint="default" w:ascii="Calibri" w:hAnsi="Calibri" w:cs="Calibri"/>
           <w:sz w:val="34"/>
         </w:rPr>
       </w:pPr>
-    </w:p>
-    <w:p>
-      <w:pPr>
-        <w:pStyle w:val="2"/>
-        <w:ind w:left="417"/>
-      </w:pPr>
-      <w:r>
+      <w:r>
+        <w:rPr>
+          <w:rFonts w:hint="default" w:ascii="Calibri" w:hAnsi="Calibri" w:cs="Calibri"/>
+        </w:rPr>
         <mc:AlternateContent>
           <mc:Choice Requires="wps">
             <w:drawing>
@@ -105,7 +107,7 @@
                   <wp:posOffset>624840</wp:posOffset>
                 </wp:positionH>
                 <wp:positionV relativeFrom="paragraph">
-                  <wp:posOffset>-279400</wp:posOffset>
+                  <wp:posOffset>4445</wp:posOffset>
                 </wp:positionV>
                 <wp:extent cx="6501130" cy="227330"/>
                 <wp:effectExtent l="0" t="0" r="0" b="0"/>
@@ -142,11 +144,17 @@
                             <w:pPr>
                               <w:ind w:left="28"/>
                               <w:rPr>
+                                <w:rFonts w:hint="default" w:ascii="Calibri" w:hAnsi="Calibri" w:cs="Calibri"/>
+                                <w:b/>
+                                <w:bCs/>
                                 <w:sz w:val="28"/>
                               </w:rPr>
                             </w:pPr>
                             <w:r>
                               <w:rPr>
+                                <w:rFonts w:hint="default" w:ascii="Calibri" w:hAnsi="Calibri" w:cs="Calibri"/>
+                                <w:b/>
+                                <w:bCs/>
                                 <w:color w:val="FFFFFF"/>
                                 <w:sz w:val="28"/>
                               </w:rPr>
@@ -166,7 +174,7 @@
           </mc:Choice>
           <mc:Fallback>
             <w:pict>
-              <v:shape id="Text Box 2" o:spid="_x0000_s1026" o:spt="202" type="#_x0000_t202" style="position:absolute;left:0pt;margin-left:49.2pt;margin-top:-22pt;height:17.9pt;width:511.9pt;mso-position-horizontal-relative:page;z-index:251660288;mso-width-relative:page;mso-height-relative:page;" fillcolor="#556F86" filled="t" stroked="t" coordsize="21600,21600" o:gfxdata="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">
+              <v:shape id="Text Box 2" o:spid="_x0000_s1026" o:spt="202" type="#_x0000_t202" style="position:absolute;left:0pt;margin-left:49.2pt;margin-top:0.35pt;height:17.9pt;width:511.9pt;mso-position-horizontal-relative:page;z-index:251660288;mso-width-relative:page;mso-height-relative:page;" fillcolor="#556F86" filled="t" stroked="t" coordsize="21600,21600" o:gfxdata="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">
                 <v:fill on="t" focussize="0,0"/>
                 <v:stroke weight="0.48pt" color="#7C95AC" miterlimit="8" joinstyle="miter"/>
                 <v:imagedata o:title=""/>
@@ -177,11 +185,17 @@
                       <w:pPr>
                         <w:ind w:left="28"/>
                         <w:rPr>
+                          <w:rFonts w:hint="default" w:ascii="Calibri" w:hAnsi="Calibri" w:cs="Calibri"/>
+                          <w:b/>
+                          <w:bCs/>
                           <w:sz w:val="28"/>
                         </w:rPr>
                       </w:pPr>
                       <w:r>
                         <w:rPr>
+                          <w:rFonts w:hint="default" w:ascii="Calibri" w:hAnsi="Calibri" w:cs="Calibri"/>
+                          <w:b/>
+                          <w:bCs/>
                           <w:color w:val="FFFFFF"/>
                           <w:sz w:val="28"/>
                         </w:rPr>
@@ -195,8 +209,18 @@
           </mc:Fallback>
         </mc:AlternateContent>
       </w:r>
-      <w:r>
-        <w:rPr>
+    </w:p>
+    <w:p>
+      <w:pPr>
+        <w:pStyle w:val="2"/>
+        <w:ind w:left="417"/>
+        <w:rPr>
+          <w:rFonts w:hint="default" w:ascii="Calibri" w:hAnsi="Calibri" w:cs="Calibri"/>
+        </w:rPr>
+      </w:pPr>
+      <w:r>
+        <w:rPr>
+          <w:rFonts w:hint="default" w:ascii="Calibri" w:hAnsi="Calibri" w:cs="Calibri"/>
           <w:color w:val="2E5496"/>
         </w:rPr>
         <w:t>OBJECTIVE</w:t>
@@ -208,50 +232,86 @@
         <w:spacing w:before="60" w:line="259" w:lineRule="auto"/>
         <w:ind w:left="5403" w:right="126" w:firstLine="492"/>
         <w:jc w:val="right"/>
-      </w:pPr>
-      <w:r>
+        <w:rPr>
+          <w:rFonts w:hint="default" w:ascii="Calibri" w:hAnsi="Calibri" w:cs="Calibri"/>
+        </w:rPr>
+      </w:pPr>
+      <w:r>
+        <w:rPr>
+          <w:rFonts w:hint="default" w:ascii="Calibri" w:hAnsi="Calibri" w:cs="Calibri"/>
+        </w:rPr>
         <w:br w:type="column"/>
       </w:r>
       <w:r>
+        <w:rPr>
+          <w:rFonts w:hint="default" w:ascii="Calibri" w:hAnsi="Calibri" w:cs="Calibri"/>
+        </w:rPr>
         <w:t>#03, Pillaiyar</w:t>
       </w:r>
       <w:r>
         <w:rPr>
+          <w:rFonts w:hint="default" w:ascii="Calibri" w:hAnsi="Calibri" w:cs="Calibri"/>
           <w:spacing w:val="1"/>
         </w:rPr>
         <w:t xml:space="preserve"> </w:t>
       </w:r>
       <w:r>
+        <w:rPr>
+          <w:rFonts w:hint="default" w:ascii="Calibri" w:hAnsi="Calibri" w:cs="Calibri"/>
+        </w:rPr>
         <w:t>Kovil</w:t>
       </w:r>
       <w:r>
         <w:rPr>
+          <w:rFonts w:hint="default" w:ascii="Calibri" w:hAnsi="Calibri" w:cs="Calibri"/>
           <w:spacing w:val="1"/>
         </w:rPr>
         <w:t xml:space="preserve"> </w:t>
       </w:r>
       <w:r>
         <w:rPr>
+          <w:rFonts w:hint="default" w:ascii="Calibri" w:hAnsi="Calibri" w:cs="Calibri"/>
           <w:spacing w:val="-3"/>
         </w:rPr>
         <w:t>Street,</w:t>
       </w:r>
       <w:r>
         <w:rPr>
+          <w:rFonts w:hint="default" w:ascii="Calibri" w:hAnsi="Calibri" w:cs="Calibri"/>
           <w:w w:val="99"/>
         </w:rPr>
         <w:t xml:space="preserve"> </w:t>
       </w:r>
       <w:r>
-        <w:t>Perugudi,</w:t>
-      </w:r>
-      <w:r>
-        <w:rPr>
+        <w:rPr>
+          <w:rFonts w:hint="default" w:ascii="Calibri" w:hAnsi="Calibri" w:cs="Calibri"/>
+        </w:rPr>
+        <w:t>Peru</w:t>
+      </w:r>
+      <w:r>
+        <w:rPr>
+          <w:rFonts w:hint="default" w:ascii="Calibri" w:hAnsi="Calibri" w:cs="Calibri"/>
+          <w:lang w:val="en-IN"/>
+        </w:rPr>
+        <w:t>n</w:t>
+      </w:r>
+      <w:r>
+        <w:rPr>
+          <w:rFonts w:hint="default" w:ascii="Calibri" w:hAnsi="Calibri" w:cs="Calibri"/>
+        </w:rPr>
+        <w:t>gudi,</w:t>
+      </w:r>
+      <w:r>
+        <w:rPr>
+          <w:rFonts w:hint="default" w:ascii="Calibri" w:hAnsi="Calibri" w:cs="Calibri"/>
           <w:spacing w:val="-20"/>
         </w:rPr>
         <w:t xml:space="preserve"> </w:t>
       </w:r>
       <w:r>
+        <w:rPr>
+          <w:rFonts w:hint="default" w:ascii="Calibri" w:hAnsi="Calibri" w:cs="Calibri"/>
+        </w:rPr>
         <w:t>Chennai.</w:t>
       </w:r>
     </w:p>
@@ -261,17 +321,27 @@
         <w:spacing w:line="275" w:lineRule="exact"/>
         <w:ind w:left="0" w:right="124"/>
         <w:jc w:val="right"/>
-      </w:pPr>
-      <w:r>
+        <w:rPr>
+          <w:rFonts w:hint="default" w:ascii="Calibri" w:hAnsi="Calibri" w:cs="Calibri"/>
+        </w:rPr>
+      </w:pPr>
+      <w:r>
+        <w:rPr>
+          <w:rFonts w:hint="default" w:ascii="Calibri" w:hAnsi="Calibri" w:cs="Calibri"/>
+        </w:rPr>
         <w:t>Phone -</w:t>
       </w:r>
       <w:r>
         <w:rPr>
+          <w:rFonts w:hint="default" w:ascii="Calibri" w:hAnsi="Calibri" w:cs="Calibri"/>
           <w:spacing w:val="-3"/>
         </w:rPr>
         <w:t xml:space="preserve"> </w:t>
       </w:r>
       <w:r>
+        <w:rPr>
+          <w:rFonts w:hint="default" w:ascii="Calibri" w:hAnsi="Calibri" w:cs="Calibri"/>
+        </w:rPr>
         <w:t>6382591208</w:t>
       </w:r>
     </w:p>
@@ -281,21 +351,32 @@
         <w:ind w:right="127"/>
         <w:jc w:val="right"/>
         <w:rPr>
-          <w:b/>
-          <w:sz w:val="24"/>
-        </w:rPr>
-      </w:pPr>
-      <w:r>
+          <w:rFonts w:hint="default" w:ascii="Calibri" w:hAnsi="Calibri" w:cs="Calibri"/>
+          <w:b/>
+          <w:sz w:val="24"/>
+        </w:rPr>
+      </w:pPr>
+      <w:r>
+        <w:rPr>
+          <w:rFonts w:hint="default" w:ascii="Calibri" w:hAnsi="Calibri" w:cs="Calibri"/>
+        </w:rPr>
         <w:fldChar w:fldCharType="begin"/>
       </w:r>
       <w:r>
+        <w:rPr>
+          <w:rFonts w:hint="default" w:ascii="Calibri" w:hAnsi="Calibri" w:cs="Calibri"/>
+        </w:rPr>
         <w:instrText xml:space="preserve"> HYPERLINK "mailto:periyasamy06p@gmail.com" \h </w:instrText>
       </w:r>
       <w:r>
+        <w:rPr>
+          <w:rFonts w:hint="default" w:ascii="Calibri" w:hAnsi="Calibri" w:cs="Calibri"/>
+        </w:rPr>
         <w:fldChar w:fldCharType="separate"/>
       </w:r>
       <w:r>
         <w:rPr>
+          <w:rFonts w:hint="default" w:ascii="Calibri" w:hAnsi="Calibri" w:cs="Calibri"/>
           <w:b/>
           <w:color w:val="2E5496"/>
           <w:spacing w:val="-1"/>
@@ -305,6 +386,7 @@
       </w:r>
       <w:r>
         <w:rPr>
+          <w:rFonts w:hint="default" w:ascii="Calibri" w:hAnsi="Calibri" w:cs="Calibri"/>
           <w:b/>
           <w:color w:val="2E5496"/>
           <w:spacing w:val="-1"/>
@@ -316,9 +398,9 @@
     <w:p>
       <w:pPr>
         <w:pStyle w:val="6"/>
-        <w:ind w:left="1440" w:leftChars="0" w:firstLine="2452" w:firstLineChars="1022"/>
-        <w:rPr>
-          <w:rFonts w:hint="default"/>
+        <w:ind w:left="2880" w:leftChars="0" w:firstLine="904" w:firstLineChars="377"/>
+        <w:rPr>
+          <w:rFonts w:hint="default" w:ascii="Calibri" w:hAnsi="Calibri" w:cs="Calibri"/>
           <w:b/>
           <w:color w:val="376092" w:themeColor="accent1" w:themeShade="BF"/>
           <w:sz w:val="26"/>
@@ -327,7 +409,7 @@
       </w:pPr>
       <w:r>
         <w:rPr>
-          <w:rFonts w:hint="default" w:ascii="Times New Roman" w:hAnsi="Times New Roman" w:eastAsia="SimSun" w:cs="Times New Roman"/>
+          <w:rFonts w:hint="default" w:ascii="Calibri" w:hAnsi="Calibri" w:eastAsia="SimSun" w:cs="Calibri"/>
           <w:color w:val="376092" w:themeColor="accent1" w:themeShade="BF"/>
           <w:sz w:val="24"/>
           <w:szCs w:val="24"/>
@@ -336,7 +418,7 @@
       </w:r>
       <w:r>
         <w:rPr>
-          <w:rFonts w:hint="default" w:ascii="Times New Roman" w:hAnsi="Times New Roman" w:eastAsia="SimSun" w:cs="Times New Roman"/>
+          <w:rFonts w:hint="default" w:ascii="Calibri" w:hAnsi="Calibri" w:eastAsia="SimSun" w:cs="Calibri"/>
           <w:color w:val="376092" w:themeColor="accent1" w:themeShade="BF"/>
           <w:sz w:val="24"/>
           <w:szCs w:val="24"/>
@@ -345,7 +427,7 @@
       </w:r>
       <w:r>
         <w:rPr>
-          <w:rFonts w:hint="default" w:ascii="Times New Roman" w:hAnsi="Times New Roman" w:eastAsia="SimSun" w:cs="Times New Roman"/>
+          <w:rFonts w:hint="default" w:ascii="Calibri" w:hAnsi="Calibri" w:eastAsia="SimSun" w:cs="Calibri"/>
           <w:color w:val="376092" w:themeColor="accent1" w:themeShade="BF"/>
           <w:sz w:val="24"/>
           <w:szCs w:val="24"/>
@@ -354,17 +436,17 @@
       </w:r>
       <w:r>
         <w:rPr>
-          <w:rStyle w:val="9"/>
-          <w:rFonts w:hint="default" w:ascii="Times New Roman" w:hAnsi="Times New Roman" w:eastAsia="SimSun" w:cs="Times New Roman"/>
+          <w:rStyle w:val="7"/>
+          <w:rFonts w:hint="default" w:ascii="Calibri" w:hAnsi="Calibri" w:eastAsia="SimSun" w:cs="Calibri"/>
           <w:color w:val="376092" w:themeColor="accent1" w:themeShade="BF"/>
           <w:sz w:val="24"/>
           <w:szCs w:val="24"/>
         </w:rPr>
-        <w:t>https://periyasamy-developer.github.io/Porfolio/</w:t>
-      </w:r>
-      <w:r>
-        <w:rPr>
-          <w:rFonts w:hint="default" w:ascii="Times New Roman" w:hAnsi="Times New Roman" w:eastAsia="SimSun" w:cs="Times New Roman"/>
+        <w:t>https://periyasamy-developer.github.io/Porfolio</w:t>
+      </w:r>
+      <w:r>
+        <w:rPr>
+          <w:rFonts w:hint="default" w:ascii="Calibri" w:hAnsi="Calibri" w:eastAsia="SimSun" w:cs="Calibri"/>
           <w:color w:val="376092" w:themeColor="accent1" w:themeShade="BF"/>
           <w:sz w:val="24"/>
           <w:szCs w:val="24"/>
@@ -376,18 +458,9 @@
       <w:pPr>
         <w:pStyle w:val="6"/>
         <w:rPr>
+          <w:rFonts w:hint="default" w:ascii="Calibri" w:hAnsi="Calibri" w:cs="Calibri"/>
           <w:b/>
           <w:sz w:val="26"/>
-        </w:rPr>
-      </w:pPr>
-    </w:p>
-    <w:p>
-      <w:pPr>
-        <w:pStyle w:val="6"/>
-        <w:spacing w:before="3"/>
-        <w:rPr>
-          <w:b/>
-          <w:sz w:val="28"/>
         </w:rPr>
       </w:pPr>
     </w:p>
@@ -397,25 +470,51 @@
         <w:spacing w:line="235" w:lineRule="auto"/>
         <w:ind w:left="417" w:right="1629"/>
         <w:jc w:val="both"/>
+        <w:rPr>
+          <w:rFonts w:hint="default" w:ascii="Calibri" w:hAnsi="Calibri" w:cs="Calibri"/>
+        </w:rPr>
       </w:pPr>
     </w:p>
     <w:p>
       <w:pPr>
         <w:pStyle w:val="6"/>
         <w:spacing w:line="235" w:lineRule="auto"/>
-        <w:ind w:left="417" w:right="1629"/>
+        <w:ind w:right="1629"/>
         <w:jc w:val="both"/>
-      </w:pPr>
-      <w:r>
+        <w:rPr>
+          <w:rFonts w:hint="default" w:ascii="Calibri" w:hAnsi="Calibri" w:cs="Calibri"/>
+          <w:sz w:val="16"/>
+          <w:szCs w:val="16"/>
+        </w:rPr>
+      </w:pPr>
+    </w:p>
+    <w:p>
+      <w:pPr>
+        <w:pStyle w:val="6"/>
+        <w:spacing w:line="235" w:lineRule="auto"/>
+        <w:ind w:right="686" w:rightChars="0"/>
+        <w:jc w:val="both"/>
+        <w:rPr>
+          <w:rFonts w:hint="default" w:ascii="Calibri" w:hAnsi="Calibri" w:cs="Calibri"/>
+        </w:rPr>
+      </w:pPr>
+      <w:r>
+        <w:rPr>
+          <w:rFonts w:hint="default" w:ascii="Calibri" w:hAnsi="Calibri" w:cs="Calibri"/>
+        </w:rPr>
         <w:t>Looking for a challenging role in a reputable organization to utilize my technical and management skills for the growth of the organization as well as to enhance my knowledge about new and emerging trends in the IT sector</w:t>
       </w:r>
       <w:r>
         <w:rPr>
+          <w:rFonts w:hint="default" w:ascii="Calibri" w:hAnsi="Calibri" w:cs="Calibri"/>
           <w:i/>
         </w:rPr>
         <w:t xml:space="preserve">. </w:t>
       </w:r>
       <w:r>
+        <w:rPr>
+          <w:rFonts w:hint="default" w:ascii="Calibri" w:hAnsi="Calibri" w:cs="Calibri"/>
+        </w:rPr>
         <w:t>I always wanted to be a building block for your company’s development.</w:t>
       </w:r>
     </w:p>
@@ -423,6 +522,9 @@
       <w:pPr>
         <w:spacing w:line="235" w:lineRule="auto"/>
         <w:jc w:val="both"/>
+        <w:rPr>
+          <w:rFonts w:hint="default" w:ascii="Calibri" w:hAnsi="Calibri" w:cs="Calibri"/>
+        </w:rPr>
         <w:sectPr>
           <w:type w:val="continuous"/>
           <w:pgSz w:w="11910" w:h="16840"/>
@@ -433,11 +535,14 @@
           </w:cols>
         </w:sectPr>
       </w:pPr>
+      <w:bookmarkStart w:id="1" w:name="_GoBack"/>
+      <w:bookmarkEnd w:id="1"/>
     </w:p>
     <w:p>
       <w:pPr>
         <w:pStyle w:val="6"/>
         <w:rPr>
+          <w:rFonts w:hint="default" w:ascii="Calibri" w:hAnsi="Calibri" w:cs="Calibri"/>
           <w:sz w:val="23"/>
         </w:rPr>
       </w:pPr>
@@ -448,11 +553,13 @@
         <w:spacing w:line="20" w:lineRule="exact"/>
         <w:ind w:left="256"/>
         <w:rPr>
+          <w:rFonts w:hint="default" w:ascii="Calibri" w:hAnsi="Calibri" w:cs="Calibri"/>
           <w:sz w:val="2"/>
         </w:rPr>
       </w:pPr>
       <w:r>
         <w:rPr>
+          <w:rFonts w:hint="default" w:ascii="Calibri" w:hAnsi="Calibri" w:cs="Calibri"/>
           <w:sz w:val="2"/>
         </w:rPr>
         <mc:AlternateContent>
@@ -626,6 +733,7 @@
         <w:pStyle w:val="6"/>
         <w:spacing w:before="1"/>
         <w:rPr>
+          <w:rFonts w:hint="default" w:ascii="Calibri" w:hAnsi="Calibri" w:cs="Calibri"/>
           <w:sz w:val="6"/>
         </w:rPr>
       </w:pPr>
@@ -633,6 +741,7 @@
     <w:p>
       <w:pPr>
         <w:rPr>
+          <w:rFonts w:hint="default" w:ascii="Calibri" w:hAnsi="Calibri" w:cs="Calibri"/>
           <w:sz w:val="6"/>
         </w:rPr>
         <w:sectPr>
@@ -648,9 +757,13 @@
         <w:pStyle w:val="2"/>
         <w:spacing w:before="59"/>
         <w:ind w:firstLine="240" w:firstLineChars="100"/>
-      </w:pPr>
-      <w:r>
-        <w:rPr>
+        <w:rPr>
+          <w:rFonts w:hint="default" w:ascii="Calibri" w:hAnsi="Calibri" w:cs="Calibri"/>
+        </w:rPr>
+      </w:pPr>
+      <w:r>
+        <w:rPr>
+          <w:rFonts w:hint="default" w:ascii="Calibri" w:hAnsi="Calibri" w:cs="Calibri"/>
           <w:color w:val="2E5496"/>
         </w:rPr>
         <w:t>EDUCATION</w:t>
@@ -661,25 +774,30 @@
         <w:pStyle w:val="6"/>
         <w:spacing w:before="7"/>
         <w:rPr>
+          <w:rFonts w:hint="default" w:ascii="Calibri" w:hAnsi="Calibri" w:cs="Calibri"/>
           <w:b/>
           <w:sz w:val="33"/>
         </w:rPr>
       </w:pPr>
       <w:r>
+        <w:rPr>
+          <w:rFonts w:hint="default" w:ascii="Calibri" w:hAnsi="Calibri" w:cs="Calibri"/>
+        </w:rPr>
         <w:br w:type="column"/>
       </w:r>
     </w:p>
     <w:p>
       <w:pPr>
-        <w:ind w:left="424"/>
-        <w:rPr>
-          <w:b/>
-          <w:sz w:val="24"/>
-        </w:rPr>
-      </w:pPr>
-      <w:r>
-        <w:rPr>
-          <w:rFonts w:hint="default"/>
+        <w:rPr>
+          <w:rFonts w:hint="default" w:ascii="Calibri" w:hAnsi="Calibri" w:cs="Calibri"/>
+          <w:b/>
+          <w:sz w:val="24"/>
+          <w:lang w:val="en-IN"/>
+        </w:rPr>
+      </w:pPr>
+      <w:r>
+        <w:rPr>
+          <w:rFonts w:hint="default" w:ascii="Calibri" w:hAnsi="Calibri" w:cs="Calibri"/>
           <w:b/>
           <w:sz w:val="24"/>
           <w:lang w:val="en-IN"/>
@@ -688,14 +806,72 @@
       </w:r>
       <w:r>
         <w:rPr>
-          <w:b/>
-          <w:sz w:val="24"/>
-        </w:rPr>
-        <w:t xml:space="preserve"> OF COMPUTER APPLICATION (20</w:t>
-      </w:r>
-      <w:r>
-        <w:rPr>
-          <w:rFonts w:hint="default"/>
+          <w:rFonts w:hint="default" w:ascii="Calibri" w:hAnsi="Calibri" w:cs="Calibri"/>
+          <w:b/>
+          <w:sz w:val="24"/>
+        </w:rPr>
+        <w:t xml:space="preserve"> OF COMPUTER APPLICATION</w:t>
+      </w:r>
+      <w:r>
+        <w:rPr>
+          <w:rFonts w:hint="default" w:ascii="Calibri" w:hAnsi="Calibri" w:cs="Calibri"/>
+          <w:b/>
+          <w:sz w:val="24"/>
+          <w:lang w:val="en-IN"/>
+        </w:rPr>
+        <w:tab/>
+        <w:t/>
+      </w:r>
+      <w:r>
+        <w:rPr>
+          <w:rFonts w:hint="default" w:ascii="Calibri" w:hAnsi="Calibri" w:cs="Calibri"/>
+          <w:b/>
+          <w:sz w:val="24"/>
+          <w:lang w:val="en-IN"/>
+        </w:rPr>
+        <w:tab/>
+        <w:t/>
+      </w:r>
+      <w:r>
+        <w:rPr>
+          <w:rFonts w:hint="default" w:ascii="Calibri" w:hAnsi="Calibri" w:cs="Calibri"/>
+          <w:b/>
+          <w:sz w:val="24"/>
+          <w:lang w:val="en-IN"/>
+        </w:rPr>
+        <w:tab/>
+        <w:t/>
+      </w:r>
+      <w:r>
+        <w:rPr>
+          <w:rFonts w:hint="default" w:ascii="Calibri" w:hAnsi="Calibri" w:cs="Calibri"/>
+          <w:b/>
+          <w:sz w:val="24"/>
+          <w:lang w:val="en-IN"/>
+        </w:rPr>
+        <w:tab/>
+        <w:t/>
+      </w:r>
+      <w:r>
+        <w:rPr>
+          <w:rFonts w:hint="default" w:ascii="Calibri" w:hAnsi="Calibri" w:cs="Calibri"/>
+          <w:b/>
+          <w:sz w:val="24"/>
+          <w:lang w:val="en-IN"/>
+        </w:rPr>
+        <w:tab/>
+      </w:r>
+      <w:r>
+        <w:rPr>
+          <w:rFonts w:hint="default" w:ascii="Calibri" w:hAnsi="Calibri" w:cs="Calibri"/>
+          <w:b/>
+          <w:sz w:val="24"/>
+        </w:rPr>
+        <w:t>20</w:t>
+      </w:r>
+      <w:r>
+        <w:rPr>
+          <w:rFonts w:hint="default" w:ascii="Calibri" w:hAnsi="Calibri" w:cs="Calibri"/>
           <w:b/>
           <w:sz w:val="24"/>
           <w:lang w:val="en-IN"/>
@@ -704,6 +880,7 @@
       </w:r>
       <w:r>
         <w:rPr>
+          <w:rFonts w:hint="default" w:ascii="Calibri" w:hAnsi="Calibri" w:cs="Calibri"/>
           <w:b/>
           <w:sz w:val="24"/>
         </w:rPr>
@@ -711,74 +888,82 @@
       </w:r>
       <w:r>
         <w:rPr>
-          <w:rFonts w:hint="default"/>
+          <w:rFonts w:hint="default" w:ascii="Calibri" w:hAnsi="Calibri" w:cs="Calibri"/>
           <w:b/>
           <w:sz w:val="24"/>
           <w:lang w:val="en-IN"/>
         </w:rPr>
         <w:t>5</w:t>
-      </w:r>
-      <w:r>
-        <w:rPr>
-          <w:b/>
-          <w:sz w:val="24"/>
-        </w:rPr>
-        <w:t>).</w:t>
       </w:r>
     </w:p>
     <w:p>
       <w:pPr>
         <w:pStyle w:val="6"/>
         <w:spacing w:before="48" w:line="316" w:lineRule="auto"/>
-        <w:ind w:left="439" w:right="6381"/>
-      </w:pPr>
-      <w:r>
+        <w:ind w:right="6381"/>
+        <w:rPr>
+          <w:rFonts w:hint="default" w:ascii="Calibri" w:hAnsi="Calibri" w:cs="Calibri"/>
+          <w:lang w:val="en-IN"/>
+        </w:rPr>
+      </w:pPr>
+      <w:r>
+        <w:rPr>
+          <w:rFonts w:hint="default" w:ascii="Calibri" w:hAnsi="Calibri" w:cs="Calibri"/>
+        </w:rPr>
         <w:t>CGPA – 8.</w:t>
       </w:r>
       <w:r>
         <w:rPr>
-          <w:rFonts w:hint="default"/>
-          <w:lang w:val="en-IN"/>
-        </w:rPr>
-        <w:t>1</w:t>
-      </w:r>
-      <w:r>
-        <w:t xml:space="preserve">/10.0 </w:t>
+          <w:rFonts w:hint="default" w:ascii="Calibri" w:hAnsi="Calibri" w:cs="Calibri"/>
+          <w:lang w:val="en-IN"/>
+        </w:rPr>
+        <w:t>11</w:t>
       </w:r>
     </w:p>
     <w:p>
       <w:pPr>
         <w:pStyle w:val="6"/>
         <w:bidi w:val="0"/>
-        <w:ind w:firstLine="480" w:firstLineChars="200"/>
-      </w:pPr>
-      <w:r>
-        <w:rPr>
-          <w:rFonts w:hint="default"/>
+        <w:rPr>
+          <w:rFonts w:hint="default" w:ascii="Calibri" w:hAnsi="Calibri" w:cs="Calibri"/>
+        </w:rPr>
+      </w:pPr>
+      <w:r>
+        <w:rPr>
+          <w:rFonts w:hint="default" w:ascii="Calibri" w:hAnsi="Calibri" w:cs="Calibri"/>
         </w:rPr>
         <w:t>Adhiparasakthi Engineering College</w:t>
       </w:r>
       <w:r>
+        <w:rPr>
+          <w:rFonts w:hint="default" w:ascii="Calibri" w:hAnsi="Calibri" w:cs="Calibri"/>
+        </w:rPr>
         <w:t xml:space="preserve">, </w:t>
       </w:r>
       <w:r>
         <w:rPr>
-          <w:rFonts w:hint="default"/>
+          <w:rFonts w:hint="default" w:ascii="Calibri" w:hAnsi="Calibri" w:cs="Calibri"/>
           <w:lang w:val="en-IN"/>
         </w:rPr>
         <w:t>Anna</w:t>
       </w:r>
       <w:r>
+        <w:rPr>
+          <w:rFonts w:hint="default" w:ascii="Calibri" w:hAnsi="Calibri" w:cs="Calibri"/>
+        </w:rPr>
         <w:t xml:space="preserve"> University, </w:t>
       </w:r>
       <w:r>
         <w:rPr>
-          <w:rFonts w:hint="default"/>
+          <w:rFonts w:hint="default" w:ascii="Calibri" w:hAnsi="Calibri" w:cs="Calibri"/>
           <w:lang w:val="en-US" w:eastAsia="zh-CN"/>
         </w:rPr>
         <w:t>Melmaruvathur</w:t>
       </w:r>
       <w:r>
+        <w:rPr>
+          <w:rFonts w:hint="default" w:ascii="Calibri" w:hAnsi="Calibri" w:cs="Calibri"/>
+        </w:rPr>
         <w:t>.</w:t>
       </w:r>
     </w:p>
@@ -786,132 +971,139 @@
       <w:pPr>
         <w:ind w:left="424"/>
         <w:rPr>
-          <w:b/>
-          <w:sz w:val="24"/>
-        </w:rPr>
-      </w:pPr>
-    </w:p>
-    <w:p>
-      <w:pPr>
-        <w:pStyle w:val="2"/>
+          <w:rFonts w:hint="default" w:ascii="Calibri" w:hAnsi="Calibri" w:cs="Calibri"/>
+          <w:b/>
+          <w:sz w:val="16"/>
+          <w:szCs w:val="16"/>
+        </w:rPr>
+      </w:pPr>
+    </w:p>
+    <w:p>
+      <w:pPr>
         <w:bidi w:val="0"/>
-        <w:ind w:firstLine="360" w:firstLineChars="150"/>
-      </w:pPr>
-      <w:r>
-        <w:t>BACHELOR OF COMPUTER APPLICATION (2019 - 2022).</w:t>
+        <w:rPr>
+          <w:rFonts w:hint="default" w:ascii="Calibri" w:hAnsi="Calibri" w:cs="Calibri"/>
+          <w:sz w:val="24"/>
+          <w:szCs w:val="24"/>
+          <w:lang w:val="en-IN"/>
+        </w:rPr>
+      </w:pPr>
+      <w:r>
+        <w:rPr>
+          <w:rFonts w:hint="default" w:ascii="Calibri" w:hAnsi="Calibri" w:cs="Calibri"/>
+          <w:b/>
+          <w:bCs/>
+          <w:sz w:val="24"/>
+          <w:szCs w:val="24"/>
+        </w:rPr>
+        <w:t>BACHELOR OF COMPUTER APPLICATION</w:t>
+      </w:r>
+      <w:r>
+        <w:rPr>
+          <w:rFonts w:hint="default" w:ascii="Calibri" w:hAnsi="Calibri" w:cs="Calibri"/>
+          <w:b/>
+          <w:bCs/>
+          <w:sz w:val="24"/>
+          <w:szCs w:val="24"/>
+          <w:lang w:val="en-IN"/>
+        </w:rPr>
+        <w:tab/>
+        <w:t/>
+      </w:r>
+      <w:r>
+        <w:rPr>
+          <w:rFonts w:hint="default" w:ascii="Calibri" w:hAnsi="Calibri" w:cs="Calibri"/>
+          <w:b/>
+          <w:bCs/>
+          <w:sz w:val="24"/>
+          <w:szCs w:val="24"/>
+          <w:lang w:val="en-IN"/>
+        </w:rPr>
+        <w:tab/>
+        <w:t/>
+      </w:r>
+      <w:r>
+        <w:rPr>
+          <w:rFonts w:hint="default" w:ascii="Calibri" w:hAnsi="Calibri" w:cs="Calibri"/>
+          <w:b/>
+          <w:bCs/>
+          <w:sz w:val="24"/>
+          <w:szCs w:val="24"/>
+          <w:lang w:val="en-IN"/>
+        </w:rPr>
+        <w:tab/>
+        <w:t/>
+      </w:r>
+      <w:r>
+        <w:rPr>
+          <w:rFonts w:hint="default" w:ascii="Calibri" w:hAnsi="Calibri" w:cs="Calibri"/>
+          <w:b/>
+          <w:bCs/>
+          <w:sz w:val="24"/>
+          <w:szCs w:val="24"/>
+          <w:lang w:val="en-IN"/>
+        </w:rPr>
+        <w:tab/>
+        <w:t/>
+      </w:r>
+      <w:r>
+        <w:rPr>
+          <w:rFonts w:hint="default" w:ascii="Calibri" w:hAnsi="Calibri" w:cs="Calibri"/>
+          <w:b/>
+          <w:bCs/>
+          <w:sz w:val="24"/>
+          <w:szCs w:val="24"/>
+          <w:lang w:val="en-IN"/>
+        </w:rPr>
+        <w:tab/>
+      </w:r>
+      <w:r>
+        <w:rPr>
+          <w:rFonts w:hint="default" w:ascii="Calibri" w:hAnsi="Calibri" w:cs="Calibri"/>
+          <w:b/>
+          <w:bCs/>
+          <w:sz w:val="24"/>
+          <w:szCs w:val="24"/>
+        </w:rPr>
+        <w:t>2019 - 2022</w:t>
       </w:r>
     </w:p>
     <w:p>
       <w:pPr>
         <w:pStyle w:val="6"/>
         <w:spacing w:before="48" w:line="316" w:lineRule="auto"/>
-        <w:ind w:left="439" w:right="6381"/>
-      </w:pPr>
-      <w:r>
-        <w:t xml:space="preserve">CGPA – 8.00/10.0 </w:t>
+        <w:ind w:right="6381"/>
+        <w:rPr>
+          <w:rFonts w:hint="default" w:ascii="Calibri" w:hAnsi="Calibri" w:cs="Calibri"/>
+        </w:rPr>
+      </w:pPr>
+      <w:r>
+        <w:rPr>
+          <w:rFonts w:hint="default" w:ascii="Calibri" w:hAnsi="Calibri" w:cs="Calibri"/>
+        </w:rPr>
+        <w:t xml:space="preserve">CGPA – 8.00 </w:t>
       </w:r>
     </w:p>
     <w:p>
       <w:pPr>
         <w:pStyle w:val="6"/>
         <w:spacing w:before="13" w:line="264" w:lineRule="auto"/>
-        <w:ind w:left="439"/>
-      </w:pPr>
-      <w:r>
+        <w:rPr>
+          <w:rFonts w:hint="default" w:ascii="Calibri" w:hAnsi="Calibri" w:cs="Calibri"/>
+        </w:rPr>
+      </w:pPr>
+      <w:r>
+        <w:rPr>
+          <w:rFonts w:hint="default" w:ascii="Calibri" w:hAnsi="Calibri" w:cs="Calibri"/>
+        </w:rPr>
         <w:t>St. Ann’s College Of Arts &amp; Science, Thiruvalluvar University, Tindivanam.</w:t>
       </w:r>
     </w:p>
     <w:p>
       <w:pPr>
-        <w:pStyle w:val="5"/>
-        <w:bidi w:val="0"/>
-      </w:pPr>
-    </w:p>
-    <w:p>
-      <w:pPr>
-        <w:pStyle w:val="2"/>
-        <w:ind w:left="424"/>
-      </w:pPr>
-      <w:r>
-        <w:t>HSC -</w:t>
-      </w:r>
-      <w:r>
-        <w:rPr>
-          <w:spacing w:val="-4"/>
-        </w:rPr>
-        <w:t xml:space="preserve"> </w:t>
-      </w:r>
-      <w:r>
-        <w:t>EDUCATION</w:t>
-      </w:r>
-    </w:p>
-    <w:p>
-      <w:pPr>
-        <w:pStyle w:val="6"/>
-        <w:spacing w:before="82"/>
-        <w:ind w:left="424"/>
-      </w:pPr>
-      <w:r>
-        <w:t>Percentage –</w:t>
-      </w:r>
-      <w:r>
-        <w:rPr>
-          <w:spacing w:val="-4"/>
-        </w:rPr>
-        <w:t xml:space="preserve"> </w:t>
-      </w:r>
-      <w:r>
-        <w:t>54.0/100</w:t>
-      </w:r>
-    </w:p>
-    <w:p>
-      <w:pPr>
-        <w:pStyle w:val="6"/>
-        <w:spacing w:before="81"/>
-        <w:ind w:left="417"/>
-      </w:pPr>
-      <w:r>
-        <w:t>St. Ann’s Higher Secondary School , Tindivanam.</w:t>
-      </w:r>
-    </w:p>
-    <w:p>
-      <w:pPr>
-        <w:pStyle w:val="5"/>
-        <w:bidi w:val="0"/>
-      </w:pPr>
-    </w:p>
-    <w:p>
-      <w:pPr>
-        <w:pStyle w:val="2"/>
-        <w:bidi w:val="0"/>
-        <w:ind w:firstLine="360" w:firstLineChars="150"/>
-      </w:pPr>
-      <w:r>
-        <w:t>SSLC - EDUCATION</w:t>
-      </w:r>
-    </w:p>
-    <w:p>
-      <w:pPr>
-        <w:pStyle w:val="6"/>
-        <w:spacing w:before="50"/>
-        <w:ind w:left="439"/>
-      </w:pPr>
-      <w:r>
-        <w:t>Percentage – 78.0/100</w:t>
-      </w:r>
-    </w:p>
-    <w:p>
-      <w:pPr>
-        <w:pStyle w:val="6"/>
-        <w:spacing w:before="84"/>
-        <w:ind w:left="439"/>
-      </w:pPr>
-      <w:r>
-        <w:t>St. Ann’s Higher Secondary School, Tindivanam.</w:t>
-      </w:r>
-    </w:p>
-    <w:p>
-      <w:pPr>
+        <w:rPr>
+          <w:rFonts w:hint="default" w:ascii="Calibri" w:hAnsi="Calibri" w:cs="Calibri"/>
+        </w:rPr>
         <w:sectPr>
           <w:type w:val="continuous"/>
           <w:pgSz w:w="11910" w:h="16840"/>
@@ -928,6 +1120,7 @@
         <w:pStyle w:val="6"/>
         <w:spacing w:before="5"/>
         <w:rPr>
+          <w:rFonts w:hint="default" w:ascii="Calibri" w:hAnsi="Calibri" w:cs="Calibri"/>
           <w:sz w:val="25"/>
         </w:rPr>
       </w:pPr>
@@ -938,11 +1131,13 @@
         <w:spacing w:line="20" w:lineRule="exact"/>
         <w:ind w:left="120"/>
         <w:rPr>
+          <w:rFonts w:hint="default" w:ascii="Calibri" w:hAnsi="Calibri" w:cs="Calibri"/>
           <w:sz w:val="2"/>
         </w:rPr>
       </w:pPr>
       <w:r>
         <w:rPr>
+          <w:rFonts w:hint="default" w:ascii="Calibri" w:hAnsi="Calibri" w:cs="Calibri"/>
           <w:sz w:val="2"/>
         </w:rPr>
         <mc:AlternateContent>
@@ -1115,6 +1310,7 @@
       <w:pPr>
         <w:pStyle w:val="6"/>
         <w:rPr>
+          <w:rFonts w:hint="default" w:ascii="Calibri" w:hAnsi="Calibri" w:cs="Calibri"/>
           <w:sz w:val="7"/>
         </w:rPr>
       </w:pPr>
@@ -1122,6 +1318,7 @@
     <w:p>
       <w:pPr>
         <w:rPr>
+          <w:rFonts w:hint="default" w:ascii="Calibri" w:hAnsi="Calibri" w:cs="Calibri"/>
           <w:sz w:val="7"/>
         </w:rPr>
         <w:sectPr>
@@ -1138,11 +1335,13 @@
         <w:spacing w:before="90"/>
         <w:ind w:firstLine="120" w:firstLineChars="50"/>
         <w:rPr>
+          <w:rFonts w:hint="default" w:ascii="Calibri" w:hAnsi="Calibri" w:cs="Calibri"/>
           <w:sz w:val="25"/>
         </w:rPr>
       </w:pPr>
       <w:r>
         <w:rPr>
+          <w:rFonts w:hint="default" w:ascii="Calibri" w:hAnsi="Calibri" w:cs="Calibri"/>
           <w:color w:val="2E5496"/>
         </w:rPr>
         <w:t>WORK EXPERIENCE</w:t>
@@ -1151,10 +1350,12 @@
     <w:p>
       <w:pPr>
         <w:pStyle w:val="6"/>
-        <w:spacing w:before="5" w:line="276" w:lineRule="auto"/>
+        <w:spacing w:before="5" w:line="240" w:lineRule="auto"/>
         <w:ind w:left="2220"/>
         <w:rPr>
-          <w:sz w:val="25"/>
+          <w:rFonts w:hint="default" w:ascii="Calibri" w:hAnsi="Calibri" w:cs="Calibri"/>
+          <w:sz w:val="16"/>
+          <w:szCs w:val="16"/>
         </w:rPr>
       </w:pPr>
     </w:p>
@@ -1167,46 +1368,103 @@
         </w:numPr>
         <w:spacing w:before="5" w:line="276" w:lineRule="auto"/>
         <w:rPr>
-          <w:sz w:val="25"/>
-        </w:rPr>
-      </w:pPr>
-      <w:r>
-        <w:rPr>
-          <w:rFonts w:hint="default"/>
-          <w:b/>
-          <w:bCs/>
-          <w:sz w:val="25"/>
-          <w:lang w:val="en-IN"/>
-        </w:rPr>
-        <w:t>Senior Software</w:t>
-      </w:r>
-      <w:r>
-        <w:rPr>
-          <w:b/>
-          <w:bCs/>
-          <w:sz w:val="25"/>
-        </w:rPr>
-        <w:t xml:space="preserve"> Developer </w:t>
-      </w:r>
-      <w:r>
-        <w:rPr>
-          <w:sz w:val="25"/>
-        </w:rPr>
-        <w:t>(.Net Core Web API, Angular</w:t>
-      </w:r>
-      <w:r>
-        <w:rPr>
-          <w:rFonts w:hint="default"/>
-          <w:sz w:val="25"/>
-          <w:lang w:val="en-IN"/>
-        </w:rPr>
-        <w:t>, Desktop Application</w:t>
-      </w:r>
-      <w:r>
-        <w:rPr>
-          <w:sz w:val="25"/>
-        </w:rPr>
-        <w:t>)</w:t>
+          <w:rFonts w:hint="default" w:ascii="Calibri" w:hAnsi="Calibri" w:cs="Calibri"/>
+          <w:sz w:val="24"/>
+          <w:szCs w:val="24"/>
+        </w:rPr>
+      </w:pPr>
+      <w:r>
+        <w:rPr>
+          <w:rFonts w:hint="default" w:ascii="Calibri" w:hAnsi="Calibri" w:cs="Calibri"/>
+          <w:b/>
+          <w:bCs/>
+          <w:sz w:val="24"/>
+          <w:szCs w:val="24"/>
+          <w:lang w:val="en-IN"/>
+        </w:rPr>
+        <w:t>Healthwatch Telediagnostics Pvt. Ltd.</w:t>
+      </w:r>
+      <w:r>
+        <w:rPr>
+          <w:rFonts w:hint="default" w:ascii="Calibri" w:hAnsi="Calibri" w:cs="Calibri"/>
+          <w:b/>
+          <w:bCs/>
+          <w:sz w:val="24"/>
+          <w:szCs w:val="24"/>
+          <w:lang w:val="en-IN"/>
+        </w:rPr>
+        <w:tab/>
+        <w:t/>
+      </w:r>
+      <w:r>
+        <w:rPr>
+          <w:rFonts w:hint="default" w:ascii="Calibri" w:hAnsi="Calibri" w:cs="Calibri"/>
+          <w:b/>
+          <w:bCs/>
+          <w:sz w:val="24"/>
+          <w:szCs w:val="24"/>
+          <w:lang w:val="en-IN"/>
+        </w:rPr>
+        <w:tab/>
+        <w:t/>
+      </w:r>
+      <w:r>
+        <w:rPr>
+          <w:rFonts w:hint="default" w:ascii="Calibri" w:hAnsi="Calibri" w:cs="Calibri"/>
+          <w:b/>
+          <w:bCs/>
+          <w:sz w:val="24"/>
+          <w:szCs w:val="24"/>
+          <w:lang w:val="en-IN"/>
+        </w:rPr>
+        <w:tab/>
+        <w:t/>
+      </w:r>
+      <w:r>
+        <w:rPr>
+          <w:rFonts w:hint="default" w:ascii="Calibri" w:hAnsi="Calibri" w:cs="Calibri"/>
+          <w:b/>
+          <w:bCs/>
+          <w:sz w:val="24"/>
+          <w:szCs w:val="24"/>
+          <w:lang w:val="en-IN"/>
+        </w:rPr>
+        <w:tab/>
+        <w:t/>
+      </w:r>
+      <w:r>
+        <w:rPr>
+          <w:rFonts w:hint="default" w:ascii="Calibri" w:hAnsi="Calibri" w:cs="Calibri"/>
+          <w:b/>
+          <w:bCs/>
+          <w:sz w:val="24"/>
+          <w:szCs w:val="24"/>
+          <w:lang w:val="en-IN"/>
+        </w:rPr>
+        <w:tab/>
+        <w:t/>
+      </w:r>
+      <w:r>
+        <w:rPr>
+          <w:rFonts w:hint="default" w:ascii="Calibri" w:hAnsi="Calibri" w:cs="Calibri"/>
+          <w:b/>
+          <w:bCs/>
+          <w:sz w:val="24"/>
+          <w:szCs w:val="24"/>
+          <w:lang w:val="en-IN"/>
+        </w:rPr>
+        <w:tab/>
+      </w:r>
+      <w:r>
+        <w:rPr>
+          <w:rFonts w:hint="default" w:ascii="Calibri" w:hAnsi="Calibri" w:cs="Calibri"/>
+          <w:b/>
+          <w:bCs/>
+          <w:sz w:val="24"/>
+          <w:szCs w:val="24"/>
+          <w:lang w:val="en-IN"/>
+        </w:rPr>
+        <w:t>Apr 2024 - Present</w:t>
       </w:r>
     </w:p>
     <w:p>
@@ -1215,100 +1473,240 @@
         <w:spacing w:before="5" w:line="276" w:lineRule="auto"/>
         <w:ind w:left="1080"/>
         <w:rPr>
-          <w:sz w:val="25"/>
-        </w:rPr>
-      </w:pPr>
-      <w:r>
-        <w:rPr>
-          <w:sz w:val="25"/>
-        </w:rPr>
-        <w:t>Healthwatch Telediagnostics Pvt. Ltd.</w:t>
+          <w:rStyle w:val="3"/>
+          <w:rFonts w:hint="default" w:ascii="Calibri" w:hAnsi="Calibri" w:cs="Calibri"/>
+          <w:sz w:val="16"/>
+          <w:szCs w:val="16"/>
+          <w:woUserID w:val="0"/>
+        </w:rPr>
+      </w:pPr>
+      <w:r>
+        <w:rPr>
+          <w:rFonts w:hint="default" w:ascii="Calibri" w:hAnsi="Calibri" w:cs="Calibri"/>
+          <w:sz w:val="24"/>
+          <w:szCs w:val="24"/>
+          <w:lang w:val="en-IN"/>
+        </w:rPr>
+        <w:t>Senior Software</w:t>
+      </w:r>
+      <w:r>
+        <w:rPr>
+          <w:rFonts w:hint="default" w:ascii="Calibri" w:hAnsi="Calibri" w:cs="Calibri"/>
+          <w:sz w:val="24"/>
+          <w:szCs w:val="24"/>
+        </w:rPr>
+        <w:t xml:space="preserve"> Developer (.Net Core Web API, Angular</w:t>
+      </w:r>
+      <w:r>
+        <w:rPr>
+          <w:rFonts w:hint="default" w:ascii="Calibri" w:hAnsi="Calibri" w:cs="Calibri"/>
+          <w:sz w:val="24"/>
+          <w:szCs w:val="24"/>
+          <w:lang w:val="en-IN"/>
+        </w:rPr>
+        <w:t>, Desktop Application</w:t>
+      </w:r>
+      <w:r>
+        <w:rPr>
+          <w:rFonts w:hint="default" w:ascii="Calibri" w:hAnsi="Calibri" w:cs="Calibri"/>
+          <w:sz w:val="24"/>
+          <w:szCs w:val="24"/>
+        </w:rPr>
+        <w:t>).</w:t>
       </w:r>
     </w:p>
     <w:p>
       <w:pPr>
         <w:pStyle w:val="6"/>
         <w:spacing w:before="5" w:line="276" w:lineRule="auto"/>
-        <w:ind w:left="1080"/>
-        <w:rPr>
-          <w:sz w:val="25"/>
-        </w:rPr>
-      </w:pPr>
-      <w:r>
-        <w:rPr>
-          <w:sz w:val="25"/>
-        </w:rPr>
-        <w:t>Duration:</w:t>
-      </w:r>
-      <w:bookmarkStart w:id="0" w:name="_Hlk158748415"/>
-      <w:r>
-        <w:rPr>
-          <w:sz w:val="25"/>
-        </w:rPr>
-        <w:t>[</w:t>
-      </w:r>
-      <w:r>
-        <w:rPr>
-          <w:rFonts w:hint="default"/>
-          <w:sz w:val="25"/>
-          <w:lang w:val="en-IN"/>
-        </w:rPr>
-        <w:t>Apr</w:t>
-      </w:r>
-      <w:r>
-        <w:rPr>
-          <w:sz w:val="25"/>
-        </w:rPr>
-        <w:t>-202</w:t>
-      </w:r>
-      <w:r>
-        <w:rPr>
-          <w:rFonts w:hint="default"/>
-          <w:sz w:val="25"/>
-          <w:lang w:val="en-IN"/>
-        </w:rPr>
-        <w:t>4</w:t>
-      </w:r>
-      <w:r>
-        <w:rPr>
-          <w:sz w:val="25"/>
-        </w:rPr>
-        <w:t>]</w:t>
-      </w:r>
-      <w:bookmarkEnd w:id="0"/>
-      <w:r>
-        <w:rPr>
-          <w:rFonts w:hint="default"/>
-          <w:sz w:val="25"/>
-          <w:lang w:val="en-IN"/>
-        </w:rPr>
-        <w:t xml:space="preserve"> </w:t>
-      </w:r>
-      <w:r>
-        <w:rPr>
-          <w:sz w:val="25"/>
-        </w:rPr>
-        <w:t>-</w:t>
-      </w:r>
-      <w:r>
-        <w:rPr>
-          <w:rFonts w:hint="default"/>
-          <w:sz w:val="25"/>
-          <w:lang w:val="en-IN"/>
-        </w:rPr>
-        <w:t xml:space="preserve"> </w:t>
-      </w:r>
-      <w:r>
-        <w:rPr>
-          <w:sz w:val="25"/>
-        </w:rPr>
-        <w:t>Now</w:t>
+        <w:ind w:left="720" w:firstLine="720"/>
+        <w:rPr>
+          <w:rFonts w:hint="default" w:ascii="Calibri" w:hAnsi="Calibri" w:cs="Calibri"/>
+          <w:b/>
+          <w:bCs/>
+          <w:sz w:val="24"/>
+          <w:szCs w:val="24"/>
+        </w:rPr>
+      </w:pPr>
+      <w:r>
+        <w:rPr>
+          <w:rFonts w:hint="default" w:ascii="Calibri" w:hAnsi="Calibri" w:cs="Calibri"/>
+          <w:b/>
+          <w:bCs/>
+          <w:sz w:val="24"/>
+          <w:szCs w:val="24"/>
+          <w:u w:val="single"/>
+        </w:rPr>
+        <w:t>Domain</w:t>
+      </w:r>
+      <w:r>
+        <w:rPr>
+          <w:rFonts w:hint="default" w:ascii="Calibri" w:hAnsi="Calibri" w:cs="Calibri"/>
+          <w:b/>
+          <w:bCs/>
+          <w:sz w:val="24"/>
+          <w:szCs w:val="24"/>
+        </w:rPr>
+        <w:t>:</w:t>
+      </w:r>
+    </w:p>
+    <w:p>
+      <w:pPr>
+        <w:pStyle w:val="6"/>
+        <w:numPr>
+          <w:ilvl w:val="0"/>
+          <w:numId w:val="2"/>
+        </w:numPr>
+        <w:spacing w:before="5" w:line="276" w:lineRule="auto"/>
+        <w:rPr>
+          <w:rFonts w:hint="default" w:ascii="Calibri" w:hAnsi="Calibri" w:cs="Calibri"/>
+          <w:sz w:val="24"/>
+          <w:szCs w:val="24"/>
+        </w:rPr>
+      </w:pPr>
+      <w:r>
+        <w:rPr>
+          <w:rFonts w:hint="default" w:ascii="Calibri" w:hAnsi="Calibri" w:cs="Calibri"/>
+          <w:sz w:val="24"/>
+          <w:szCs w:val="24"/>
+        </w:rPr>
+        <w:t>Designed and implemented RESTful APIs using Asp.Net Core Web API.</w:t>
+      </w:r>
+    </w:p>
+    <w:p>
+      <w:pPr>
+        <w:pStyle w:val="6"/>
+        <w:numPr>
+          <w:ilvl w:val="0"/>
+          <w:numId w:val="2"/>
+        </w:numPr>
+        <w:spacing w:before="5" w:line="276" w:lineRule="auto"/>
+        <w:rPr>
+          <w:rFonts w:hint="default" w:ascii="Calibri" w:hAnsi="Calibri" w:cs="Calibri"/>
+          <w:sz w:val="24"/>
+          <w:szCs w:val="24"/>
+        </w:rPr>
+      </w:pPr>
+      <w:r>
+        <w:rPr>
+          <w:rFonts w:hint="default" w:ascii="Calibri" w:hAnsi="Calibri" w:cs="Calibri"/>
+          <w:sz w:val="24"/>
+          <w:szCs w:val="24"/>
+        </w:rPr>
+        <w:t>Developed dynamic and responsive user interfaces with Angular, HTML5, CSS3, and TypeScript.</w:t>
+      </w:r>
+    </w:p>
+    <w:p>
+      <w:pPr>
+        <w:pStyle w:val="6"/>
+        <w:numPr>
+          <w:ilvl w:val="0"/>
+          <w:numId w:val="2"/>
+        </w:numPr>
+        <w:spacing w:before="5" w:line="276" w:lineRule="auto"/>
+        <w:rPr>
+          <w:rFonts w:hint="default" w:ascii="Calibri" w:hAnsi="Calibri" w:cs="Calibri"/>
+          <w:sz w:val="24"/>
+          <w:szCs w:val="24"/>
+        </w:rPr>
+      </w:pPr>
+      <w:r>
+        <w:rPr>
+          <w:rFonts w:hint="default" w:ascii="Calibri" w:hAnsi="Calibri" w:cs="Calibri"/>
+          <w:sz w:val="24"/>
+          <w:szCs w:val="24"/>
+        </w:rPr>
+        <w:t>Managed databases using SQL Server for efficient data storage and retrieval.</w:t>
+      </w:r>
+    </w:p>
+    <w:p>
+      <w:pPr>
+        <w:pStyle w:val="6"/>
+        <w:numPr>
+          <w:ilvl w:val="0"/>
+          <w:numId w:val="2"/>
+        </w:numPr>
+        <w:spacing w:before="5" w:line="276" w:lineRule="auto"/>
+        <w:rPr>
+          <w:rFonts w:hint="default" w:ascii="Calibri" w:hAnsi="Calibri" w:cs="Calibri"/>
+          <w:sz w:val="24"/>
+          <w:szCs w:val="24"/>
+        </w:rPr>
+      </w:pPr>
+      <w:r>
+        <w:rPr>
+          <w:rFonts w:hint="default" w:ascii="Calibri" w:hAnsi="Calibri" w:cs="Calibri"/>
+          <w:sz w:val="24"/>
+          <w:szCs w:val="24"/>
+        </w:rPr>
+        <w:t>Configured IIS (Internet Information Services) hosting for deployment of web applications.</w:t>
+      </w:r>
+    </w:p>
+    <w:p>
+      <w:pPr>
+        <w:pStyle w:val="6"/>
+        <w:numPr>
+          <w:ilvl w:val="0"/>
+          <w:numId w:val="2"/>
+        </w:numPr>
+        <w:spacing w:before="5" w:line="276" w:lineRule="auto"/>
+        <w:rPr>
+          <w:rFonts w:hint="default" w:ascii="Calibri" w:hAnsi="Calibri" w:cs="Calibri"/>
+          <w:sz w:val="24"/>
+          <w:szCs w:val="24"/>
+        </w:rPr>
+      </w:pPr>
+      <w:r>
+        <w:rPr>
+          <w:rFonts w:hint="default" w:ascii="Calibri" w:hAnsi="Calibri" w:cs="Calibri"/>
+          <w:sz w:val="24"/>
+          <w:szCs w:val="24"/>
+        </w:rPr>
+        <w:t>Published the website using IIS, ensuring seamless access and availability to users.</w:t>
+      </w:r>
+    </w:p>
+    <w:p>
+      <w:pPr>
+        <w:pStyle w:val="6"/>
+        <w:numPr>
+          <w:ilvl w:val="0"/>
+          <w:numId w:val="2"/>
+        </w:numPr>
+        <w:spacing w:before="5" w:line="276" w:lineRule="auto"/>
+        <w:rPr>
+          <w:rFonts w:hint="default" w:ascii="Calibri" w:hAnsi="Calibri" w:cs="Calibri"/>
+          <w:sz w:val="24"/>
+          <w:szCs w:val="24"/>
+          <w:lang w:val="en-IN"/>
+        </w:rPr>
+      </w:pPr>
+      <w:r>
+        <w:rPr>
+          <w:rFonts w:hint="default" w:ascii="Calibri" w:hAnsi="Calibri" w:cs="Calibri"/>
+          <w:sz w:val="24"/>
+          <w:szCs w:val="24"/>
+        </w:rPr>
+        <w:t>Altered the UI design and implemented business logic in a .NET desktop application (C#/WinForms), then built and packaged it into an executable .exe file using Visual Studio</w:t>
+      </w:r>
+      <w:r>
+        <w:rPr>
+          <w:rFonts w:hint="default" w:ascii="Calibri" w:hAnsi="Calibri" w:cs="Calibri"/>
+          <w:sz w:val="24"/>
+          <w:szCs w:val="24"/>
+          <w:lang w:val="en-IN"/>
+        </w:rPr>
+        <w:t>.</w:t>
       </w:r>
     </w:p>
     <w:p>
       <w:pPr>
         <w:pStyle w:val="5"/>
         <w:bidi w:val="0"/>
+        <w:rPr>
+          <w:rFonts w:hint="default" w:ascii="Calibri" w:hAnsi="Calibri" w:cs="Calibri"/>
+          <w:sz w:val="16"/>
+          <w:szCs w:val="16"/>
+        </w:rPr>
       </w:pPr>
     </w:p>
     <w:p>
@@ -1320,22 +1718,114 @@
         </w:numPr>
         <w:spacing w:before="5" w:line="276" w:lineRule="auto"/>
         <w:rPr>
-          <w:sz w:val="25"/>
-        </w:rPr>
-      </w:pPr>
-      <w:r>
-        <w:rPr>
-          <w:b/>
-          <w:bCs/>
-          <w:sz w:val="25"/>
-        </w:rPr>
-        <w:t xml:space="preserve">Full Stack Developer </w:t>
-      </w:r>
-      <w:r>
-        <w:rPr>
-          <w:sz w:val="25"/>
-        </w:rPr>
-        <w:t>(.Net Core Web API, Angular)</w:t>
+          <w:rFonts w:hint="default" w:ascii="Calibri" w:hAnsi="Calibri" w:cs="Calibri"/>
+          <w:sz w:val="24"/>
+          <w:szCs w:val="24"/>
+        </w:rPr>
+      </w:pPr>
+      <w:r>
+        <w:rPr>
+          <w:rFonts w:hint="default" w:ascii="Calibri" w:hAnsi="Calibri" w:cs="Calibri"/>
+          <w:b/>
+          <w:bCs/>
+          <w:sz w:val="24"/>
+          <w:szCs w:val="24"/>
+        </w:rPr>
+        <w:t>Nohitatu Technology (P)Ltd</w:t>
+      </w:r>
+      <w:r>
+        <w:rPr>
+          <w:rFonts w:hint="default" w:ascii="Calibri" w:hAnsi="Calibri" w:cs="Calibri"/>
+          <w:b/>
+          <w:bCs/>
+          <w:sz w:val="24"/>
+          <w:szCs w:val="24"/>
+          <w:lang w:val="en-IN"/>
+        </w:rPr>
+        <w:tab/>
+        <w:t/>
+      </w:r>
+      <w:r>
+        <w:rPr>
+          <w:rFonts w:hint="default" w:ascii="Calibri" w:hAnsi="Calibri" w:cs="Calibri"/>
+          <w:b/>
+          <w:bCs/>
+          <w:sz w:val="24"/>
+          <w:szCs w:val="24"/>
+          <w:lang w:val="en-IN"/>
+        </w:rPr>
+        <w:tab/>
+        <w:t/>
+      </w:r>
+      <w:r>
+        <w:rPr>
+          <w:rFonts w:hint="default" w:ascii="Calibri" w:hAnsi="Calibri" w:cs="Calibri"/>
+          <w:b/>
+          <w:bCs/>
+          <w:sz w:val="24"/>
+          <w:szCs w:val="24"/>
+          <w:lang w:val="en-IN"/>
+        </w:rPr>
+        <w:tab/>
+        <w:t/>
+      </w:r>
+      <w:r>
+        <w:rPr>
+          <w:rFonts w:hint="default" w:ascii="Calibri" w:hAnsi="Calibri" w:cs="Calibri"/>
+          <w:b/>
+          <w:bCs/>
+          <w:sz w:val="24"/>
+          <w:szCs w:val="24"/>
+          <w:lang w:val="en-IN"/>
+        </w:rPr>
+        <w:tab/>
+        <w:t/>
+      </w:r>
+      <w:r>
+        <w:rPr>
+          <w:rFonts w:hint="default" w:ascii="Calibri" w:hAnsi="Calibri" w:cs="Calibri"/>
+          <w:b/>
+          <w:bCs/>
+          <w:sz w:val="24"/>
+          <w:szCs w:val="24"/>
+          <w:lang w:val="en-IN"/>
+        </w:rPr>
+        <w:tab/>
+        <w:t/>
+      </w:r>
+      <w:r>
+        <w:rPr>
+          <w:rFonts w:hint="default" w:ascii="Calibri" w:hAnsi="Calibri" w:cs="Calibri"/>
+          <w:b/>
+          <w:bCs/>
+          <w:sz w:val="24"/>
+          <w:szCs w:val="24"/>
+          <w:lang w:val="en-IN"/>
+        </w:rPr>
+        <w:tab/>
+        <w:t/>
+      </w:r>
+      <w:r>
+        <w:rPr>
+          <w:rFonts w:hint="default" w:ascii="Calibri" w:hAnsi="Calibri" w:cs="Calibri"/>
+          <w:b/>
+          <w:bCs/>
+          <w:sz w:val="24"/>
+          <w:szCs w:val="24"/>
+          <w:lang w:val="en-IN"/>
+        </w:rPr>
+        <w:tab/>
+      </w:r>
+      <w:r>
+        <w:rPr>
+          <w:rFonts w:hint="default" w:ascii="Calibri" w:hAnsi="Calibri" w:cs="Calibri"/>
+          <w:b/>
+          <w:bCs/>
+          <w:sz w:val="24"/>
+          <w:szCs w:val="24"/>
+          <w:lang w:val="en-IN"/>
+        </w:rPr>
+        <w:t>Jan 2023 - Mar 2024</w:t>
       </w:r>
     </w:p>
     <w:p>
@@ -1344,83 +1834,30 @@
         <w:spacing w:before="5" w:line="276" w:lineRule="auto"/>
         <w:ind w:left="1080"/>
         <w:rPr>
-          <w:sz w:val="25"/>
-        </w:rPr>
-      </w:pPr>
-      <w:r>
-        <w:rPr>
-          <w:sz w:val="25"/>
-        </w:rPr>
-        <w:t>Nohitatu Technology (P)Ltd.</w:t>
-      </w:r>
-    </w:p>
-    <w:p>
-      <w:pPr>
-        <w:pStyle w:val="6"/>
-        <w:spacing w:before="5" w:line="276" w:lineRule="auto"/>
-        <w:ind w:left="1080"/>
-        <w:rPr>
-          <w:sz w:val="25"/>
-        </w:rPr>
-      </w:pPr>
-      <w:r>
-        <w:rPr>
-          <w:sz w:val="25"/>
-        </w:rPr>
-        <w:t>Duration:[Jan-2023]</w:t>
-      </w:r>
-      <w:r>
-        <w:rPr>
-          <w:rFonts w:hint="default"/>
-          <w:sz w:val="25"/>
-          <w:lang w:val="en-IN"/>
-        </w:rPr>
-        <w:t xml:space="preserve"> </w:t>
-      </w:r>
-      <w:r>
-        <w:rPr>
-          <w:sz w:val="25"/>
-        </w:rPr>
-        <w:t>-</w:t>
-      </w:r>
-      <w:r>
-        <w:rPr>
-          <w:rFonts w:hint="default"/>
-          <w:sz w:val="25"/>
-          <w:lang w:val="en-IN"/>
-        </w:rPr>
-        <w:t xml:space="preserve"> </w:t>
-      </w:r>
-      <w:r>
-        <w:rPr>
-          <w:sz w:val="25"/>
-        </w:rPr>
-        <w:t>[</w:t>
-      </w:r>
-      <w:r>
-        <w:rPr>
-          <w:rFonts w:hint="default"/>
-          <w:sz w:val="25"/>
-          <w:lang w:val="en-IN"/>
-        </w:rPr>
-        <w:t>Mar</w:t>
-      </w:r>
-      <w:r>
-        <w:rPr>
-          <w:sz w:val="25"/>
-        </w:rPr>
-        <w:t>-2023]</w:t>
-      </w:r>
-    </w:p>
-    <w:p>
-      <w:pPr>
-        <w:pStyle w:val="5"/>
-        <w:bidi w:val="0"/>
-        <w:rPr>
           <w:rStyle w:val="3"/>
+          <w:rFonts w:hint="default" w:ascii="Calibri" w:hAnsi="Calibri" w:cs="Calibri"/>
+          <w:sz w:val="16"/>
+          <w:szCs w:val="16"/>
           <w:woUserID w:val="0"/>
         </w:rPr>
       </w:pPr>
+      <w:r>
+        <w:rPr>
+          <w:rFonts w:hint="default" w:ascii="Calibri" w:hAnsi="Calibri" w:cs="Calibri"/>
+          <w:sz w:val="24"/>
+          <w:szCs w:val="24"/>
+          <w:lang w:val="en-IN"/>
+        </w:rPr>
+        <w:t>F</w:t>
+      </w:r>
+      <w:r>
+        <w:rPr>
+          <w:rFonts w:hint="default" w:ascii="Calibri" w:hAnsi="Calibri" w:cs="Calibri"/>
+          <w:sz w:val="24"/>
+          <w:szCs w:val="24"/>
+        </w:rPr>
+        <w:t>ull Stack Developer (.Net Core Web API, Angular).</w:t>
+      </w:r>
     </w:p>
     <w:p>
       <w:pPr>
@@ -1428,25 +1865,31 @@
         <w:spacing w:before="5" w:line="276" w:lineRule="auto"/>
         <w:ind w:left="720" w:firstLine="720"/>
         <w:rPr>
-          <w:b/>
-          <w:bCs/>
-          <w:sz w:val="25"/>
-        </w:rPr>
-      </w:pPr>
-      <w:r>
-        <w:rPr>
-          <w:b/>
-          <w:bCs/>
-          <w:sz w:val="25"/>
+          <w:rFonts w:hint="default" w:ascii="Calibri" w:hAnsi="Calibri" w:cs="Calibri"/>
+          <w:b/>
+          <w:bCs/>
+          <w:sz w:val="24"/>
+          <w:szCs w:val="24"/>
+        </w:rPr>
+      </w:pPr>
+      <w:r>
+        <w:rPr>
+          <w:rFonts w:hint="default" w:ascii="Calibri" w:hAnsi="Calibri" w:cs="Calibri"/>
+          <w:b/>
+          <w:bCs/>
+          <w:sz w:val="24"/>
+          <w:szCs w:val="24"/>
           <w:u w:val="single"/>
         </w:rPr>
         <w:t>Domain</w:t>
       </w:r>
       <w:r>
         <w:rPr>
-          <w:b/>
-          <w:bCs/>
-          <w:sz w:val="25"/>
+          <w:rFonts w:hint="default" w:ascii="Calibri" w:hAnsi="Calibri" w:cs="Calibri"/>
+          <w:b/>
+          <w:bCs/>
+          <w:sz w:val="24"/>
+          <w:szCs w:val="24"/>
         </w:rPr>
         <w:t>:</w:t>
       </w:r>
@@ -1460,12 +1903,16 @@
         </w:numPr>
         <w:spacing w:before="5" w:line="276" w:lineRule="auto"/>
         <w:rPr>
-          <w:sz w:val="25"/>
-        </w:rPr>
-      </w:pPr>
-      <w:r>
-        <w:rPr>
-          <w:sz w:val="25"/>
+          <w:rFonts w:hint="default" w:ascii="Calibri" w:hAnsi="Calibri" w:cs="Calibri"/>
+          <w:sz w:val="24"/>
+          <w:szCs w:val="24"/>
+        </w:rPr>
+      </w:pPr>
+      <w:r>
+        <w:rPr>
+          <w:rFonts w:hint="default" w:ascii="Calibri" w:hAnsi="Calibri" w:cs="Calibri"/>
+          <w:sz w:val="24"/>
+          <w:szCs w:val="24"/>
         </w:rPr>
         <w:t>Designed and implemented RESTful APIs using Asp.Net Core Web API.</w:t>
       </w:r>
@@ -1479,12 +1926,16 @@
         </w:numPr>
         <w:spacing w:before="5" w:line="276" w:lineRule="auto"/>
         <w:rPr>
-          <w:sz w:val="25"/>
-        </w:rPr>
-      </w:pPr>
-      <w:r>
-        <w:rPr>
-          <w:sz w:val="25"/>
+          <w:rFonts w:hint="default" w:ascii="Calibri" w:hAnsi="Calibri" w:cs="Calibri"/>
+          <w:sz w:val="24"/>
+          <w:szCs w:val="24"/>
+        </w:rPr>
+      </w:pPr>
+      <w:r>
+        <w:rPr>
+          <w:rFonts w:hint="default" w:ascii="Calibri" w:hAnsi="Calibri" w:cs="Calibri"/>
+          <w:sz w:val="24"/>
+          <w:szCs w:val="24"/>
         </w:rPr>
         <w:t>Developed dynamic and responsive user interfaces with Angular, HTML5, CSS3, and TypeScript.</w:t>
       </w:r>
@@ -1498,12 +1949,16 @@
         </w:numPr>
         <w:spacing w:before="5" w:line="276" w:lineRule="auto"/>
         <w:rPr>
-          <w:sz w:val="25"/>
-        </w:rPr>
-      </w:pPr>
-      <w:r>
-        <w:rPr>
-          <w:sz w:val="25"/>
+          <w:rFonts w:hint="default" w:ascii="Calibri" w:hAnsi="Calibri" w:cs="Calibri"/>
+          <w:sz w:val="24"/>
+          <w:szCs w:val="24"/>
+        </w:rPr>
+      </w:pPr>
+      <w:r>
+        <w:rPr>
+          <w:rFonts w:hint="default" w:ascii="Calibri" w:hAnsi="Calibri" w:cs="Calibri"/>
+          <w:sz w:val="24"/>
+          <w:szCs w:val="24"/>
         </w:rPr>
         <w:t>Managed databases using SQL Server for efficient data storage and retrieval.</w:t>
       </w:r>
@@ -1517,74 +1972,58 @@
         </w:numPr>
         <w:spacing w:before="5" w:line="276" w:lineRule="auto"/>
         <w:rPr>
+          <w:rFonts w:hint="default" w:ascii="Calibri" w:hAnsi="Calibri" w:cs="Calibri"/>
           <w:sz w:val="25"/>
         </w:rPr>
       </w:pPr>
       <w:r>
         <w:rPr>
-          <w:sz w:val="25"/>
+          <w:rFonts w:hint="default" w:ascii="Calibri" w:hAnsi="Calibri" w:cs="Calibri"/>
+          <w:sz w:val="24"/>
+          <w:szCs w:val="24"/>
         </w:rPr>
         <w:t>Configured IIS (Internet Information Services) hosting for deployment of web applications.</w:t>
       </w:r>
-    </w:p>
-    <w:p>
-      <w:pPr>
-        <w:pStyle w:val="6"/>
-        <w:numPr>
-          <w:ilvl w:val="0"/>
-          <w:numId w:val="2"/>
-        </w:numPr>
-        <w:spacing w:before="5" w:line="276" w:lineRule="auto"/>
-        <w:rPr>
-          <w:sz w:val="25"/>
-        </w:rPr>
-      </w:pPr>
-      <w:r>
-        <w:rPr>
-          <w:sz w:val="25"/>
-        </w:rPr>
-        <w:t>Published the website using IIS, ensuring seamless access and availability to users.</w:t>
-      </w:r>
-    </w:p>
-    <w:p>
-      <w:pPr>
-        <w:pStyle w:val="6"/>
-        <w:spacing w:before="5" w:line="276" w:lineRule="auto"/>
-        <w:rPr>
-          <w:sz w:val="25"/>
-        </w:rPr>
-      </w:pPr>
-    </w:p>
-    <w:p>
-      <w:pPr>
-        <w:pStyle w:val="6"/>
-        <w:spacing w:before="5" w:line="276" w:lineRule="auto"/>
-        <w:rPr>
-          <w:sz w:val="25"/>
-        </w:rPr>
-      </w:pPr>
     </w:p>
     <w:p>
       <w:pPr>
         <w:pStyle w:val="2"/>
         <w:spacing w:before="90"/>
         <w:ind w:firstLine="120" w:firstLineChars="50"/>
-      </w:pPr>
-      <w:r>
-        <w:rPr>
+        <w:rPr>
+          <w:rFonts w:hint="default" w:ascii="Calibri" w:hAnsi="Calibri" w:cs="Calibri"/>
           <w:color w:val="2E5496"/>
         </w:rPr>
+      </w:pPr>
+    </w:p>
+    <w:p>
+      <w:pPr>
+        <w:pStyle w:val="2"/>
+        <w:spacing w:before="90"/>
+        <w:ind w:firstLine="120" w:firstLineChars="50"/>
+        <w:rPr>
+          <w:rFonts w:hint="default" w:ascii="Calibri" w:hAnsi="Calibri" w:cs="Calibri"/>
+        </w:rPr>
+      </w:pPr>
+      <w:r>
+        <w:rPr>
+          <w:rFonts w:hint="default" w:ascii="Calibri" w:hAnsi="Calibri" w:cs="Calibri"/>
+          <w:color w:val="2E5496"/>
+        </w:rPr>
         <w:t>ROLES AND RESPONSIBILITIES</w:t>
       </w:r>
     </w:p>
     <w:p>
       <w:pPr>
         <w:ind w:left="120"/>
-      </w:pPr>
-    </w:p>
-    <w:p>
-      <w:pPr>
-        <w:pStyle w:val="13"/>
+        <w:rPr>
+          <w:rFonts w:hint="default" w:ascii="Calibri" w:hAnsi="Calibri" w:cs="Calibri"/>
+        </w:rPr>
+      </w:pPr>
+    </w:p>
+    <w:p>
+      <w:pPr>
+        <w:pStyle w:val="15"/>
         <w:numPr>
           <w:ilvl w:val="0"/>
           <w:numId w:val="3"/>
@@ -1592,6 +2031,7 @@
         <w:spacing w:line="276" w:lineRule="auto"/>
         <w:ind w:left="851" w:hanging="425"/>
         <w:rPr>
+          <w:rFonts w:hint="default" w:ascii="Calibri" w:hAnsi="Calibri" w:cs="Calibri"/>
           <w:color w:val="000000" w:themeColor="text1"/>
           <w14:textFill>
             <w14:solidFill>
@@ -1602,6 +2042,7 @@
       </w:pPr>
       <w:r>
         <w:rPr>
+          <w:rFonts w:hint="default" w:ascii="Calibri" w:hAnsi="Calibri" w:cs="Calibri"/>
           <w:b/>
           <w:bCs/>
           <w:color w:val="000000" w:themeColor="text1"/>
@@ -1616,13 +2057,14 @@
     </w:p>
     <w:p>
       <w:pPr>
-        <w:pStyle w:val="13"/>
+        <w:pStyle w:val="15"/>
         <w:numPr>
           <w:ilvl w:val="0"/>
           <w:numId w:val="4"/>
         </w:numPr>
         <w:spacing w:line="276" w:lineRule="auto"/>
         <w:rPr>
+          <w:rFonts w:hint="default" w:ascii="Calibri" w:hAnsi="Calibri" w:cs="Calibri"/>
           <w:color w:val="000000" w:themeColor="text1"/>
           <w:sz w:val="24"/>
           <w:szCs w:val="24"/>
@@ -1635,6 +2077,7 @@
       </w:pPr>
       <w:r>
         <w:rPr>
+          <w:rFonts w:hint="default" w:ascii="Calibri" w:hAnsi="Calibri" w:cs="Calibri"/>
           <w:color w:val="000000" w:themeColor="text1"/>
           <w:sz w:val="24"/>
           <w:szCs w:val="24"/>
@@ -1649,13 +2092,14 @@
     </w:p>
     <w:p>
       <w:pPr>
-        <w:pStyle w:val="13"/>
+        <w:pStyle w:val="15"/>
         <w:numPr>
           <w:ilvl w:val="0"/>
           <w:numId w:val="4"/>
         </w:numPr>
         <w:spacing w:line="276" w:lineRule="auto"/>
         <w:rPr>
+          <w:rFonts w:hint="default" w:ascii="Calibri" w:hAnsi="Calibri" w:cs="Calibri"/>
           <w:color w:val="000000" w:themeColor="text1"/>
           <w:sz w:val="24"/>
           <w:szCs w:val="24"/>
@@ -1668,6 +2112,7 @@
       </w:pPr>
       <w:r>
         <w:rPr>
+          <w:rFonts w:hint="default" w:ascii="Calibri" w:hAnsi="Calibri" w:cs="Calibri"/>
           <w:color w:val="000000" w:themeColor="text1"/>
           <w:sz w:val="24"/>
           <w:szCs w:val="24"/>
@@ -1682,13 +2127,14 @@
     </w:p>
     <w:p>
       <w:pPr>
-        <w:pStyle w:val="13"/>
+        <w:pStyle w:val="15"/>
         <w:numPr>
           <w:ilvl w:val="0"/>
           <w:numId w:val="4"/>
         </w:numPr>
         <w:spacing w:line="276" w:lineRule="auto"/>
         <w:rPr>
+          <w:rFonts w:hint="default" w:ascii="Calibri" w:hAnsi="Calibri" w:cs="Calibri"/>
           <w:color w:val="000000" w:themeColor="text1"/>
           <w:sz w:val="24"/>
           <w:szCs w:val="24"/>
@@ -1701,6 +2147,7 @@
       </w:pPr>
       <w:r>
         <w:rPr>
+          <w:rFonts w:hint="default" w:ascii="Calibri" w:hAnsi="Calibri" w:cs="Calibri"/>
           <w:color w:val="000000" w:themeColor="text1"/>
           <w:sz w:val="24"/>
           <w:szCs w:val="24"/>
@@ -1710,29 +2157,59 @@
             </w14:solidFill>
           </w14:textFill>
         </w:rPr>
-        <w:t>Utilized TypeScript for type-safe programming and improved code maintainability.</w:t>
-      </w:r>
-    </w:p>
-    <w:p>
-      <w:pPr>
-        <w:pStyle w:val="13"/>
-        <w:spacing w:line="276" w:lineRule="auto"/>
-        <w:ind w:left="851" w:firstLine="0"/>
-        <w:rPr>
+        <w:t xml:space="preserve">Utilized </w:t>
+      </w:r>
+      <w:r>
+        <w:rPr>
+          <w:rFonts w:hint="default" w:ascii="Calibri" w:hAnsi="Calibri" w:cs="Calibri"/>
           <w:color w:val="000000" w:themeColor="text1"/>
           <w:sz w:val="24"/>
           <w:szCs w:val="24"/>
+          <w:lang w:val="en-IN"/>
           <w14:textFill>
             <w14:solidFill>
               <w14:schemeClr w14:val="tx1"/>
             </w14:solidFill>
           </w14:textFill>
         </w:rPr>
-      </w:pPr>
-    </w:p>
-    <w:p>
-      <w:pPr>
-        <w:pStyle w:val="13"/>
+        <w:t>TypeScript</w:t>
+      </w:r>
+      <w:r>
+        <w:rPr>
+          <w:rFonts w:hint="default" w:ascii="Calibri" w:hAnsi="Calibri" w:cs="Calibri"/>
+          <w:color w:val="000000" w:themeColor="text1"/>
+          <w:sz w:val="24"/>
+          <w:szCs w:val="24"/>
+          <w14:textFill>
+            <w14:solidFill>
+              <w14:schemeClr w14:val="tx1"/>
+            </w14:solidFill>
+          </w14:textFill>
+        </w:rPr>
+        <w:t xml:space="preserve"> for type-safe programming and improved code maintainability.</w:t>
+      </w:r>
+    </w:p>
+    <w:p>
+      <w:pPr>
+        <w:pStyle w:val="15"/>
+        <w:spacing w:line="276" w:lineRule="auto"/>
+        <w:ind w:left="851" w:firstLine="0"/>
+        <w:rPr>
+          <w:rFonts w:hint="default" w:ascii="Calibri" w:hAnsi="Calibri" w:cs="Calibri"/>
+          <w:color w:val="000000" w:themeColor="text1"/>
+          <w:sz w:val="24"/>
+          <w:szCs w:val="24"/>
+          <w14:textFill>
+            <w14:solidFill>
+              <w14:schemeClr w14:val="tx1"/>
+            </w14:solidFill>
+          </w14:textFill>
+        </w:rPr>
+      </w:pPr>
+    </w:p>
+    <w:p>
+      <w:pPr>
+        <w:pStyle w:val="15"/>
         <w:numPr>
           <w:ilvl w:val="0"/>
           <w:numId w:val="3"/>
@@ -1740,6 +2217,7 @@
         <w:spacing w:line="276" w:lineRule="auto"/>
         <w:ind w:left="851" w:hanging="425"/>
         <w:rPr>
+          <w:rFonts w:hint="default" w:ascii="Calibri" w:hAnsi="Calibri" w:cs="Calibri"/>
           <w:color w:val="000000" w:themeColor="text1"/>
           <w:sz w:val="24"/>
           <w:szCs w:val="24"/>
@@ -1752,21 +2230,26 @@
       </w:pPr>
       <w:r>
         <w:rPr>
+          <w:rFonts w:hint="default" w:ascii="Calibri" w:hAnsi="Calibri" w:cs="Calibri"/>
           <w:b/>
           <w:bCs/>
           <w:color w:val="000000" w:themeColor="text1"/>
           <w:sz w:val="24"/>
           <w:szCs w:val="24"/>
+          <w:lang w:val="en-IN"/>
           <w14:textFill>
             <w14:solidFill>
               <w14:schemeClr w14:val="tx1"/>
             </w14:solidFill>
           </w14:textFill>
         </w:rPr>
-        <w:t>Backend Development</w:t>
-      </w:r>
-      <w:r>
-        <w:rPr>
+        <w:t>Backend</w:t>
+      </w:r>
+      <w:r>
+        <w:rPr>
+          <w:rFonts w:hint="default" w:ascii="Calibri" w:hAnsi="Calibri" w:cs="Calibri"/>
+          <w:b/>
+          <w:bCs/>
           <w:color w:val="000000" w:themeColor="text1"/>
           <w:sz w:val="24"/>
           <w:szCs w:val="24"/>
@@ -1776,18 +2259,33 @@
             </w14:solidFill>
           </w14:textFill>
         </w:rPr>
+        <w:t xml:space="preserve"> Development</w:t>
+      </w:r>
+      <w:r>
+        <w:rPr>
+          <w:rFonts w:hint="default" w:ascii="Calibri" w:hAnsi="Calibri" w:cs="Calibri"/>
+          <w:color w:val="000000" w:themeColor="text1"/>
+          <w:sz w:val="24"/>
+          <w:szCs w:val="24"/>
+          <w14:textFill>
+            <w14:solidFill>
+              <w14:schemeClr w14:val="tx1"/>
+            </w14:solidFill>
+          </w14:textFill>
+        </w:rPr>
         <w:t xml:space="preserve">: </w:t>
       </w:r>
     </w:p>
     <w:p>
       <w:pPr>
-        <w:pStyle w:val="13"/>
+        <w:pStyle w:val="15"/>
         <w:numPr>
           <w:ilvl w:val="0"/>
           <w:numId w:val="5"/>
         </w:numPr>
         <w:spacing w:line="276" w:lineRule="auto"/>
         <w:rPr>
+          <w:rFonts w:hint="default" w:ascii="Calibri" w:hAnsi="Calibri" w:cs="Calibri"/>
           <w:color w:val="000000" w:themeColor="text1"/>
           <w:sz w:val="24"/>
           <w:szCs w:val="24"/>
@@ -1800,6 +2298,7 @@
       </w:pPr>
       <w:r>
         <w:rPr>
+          <w:rFonts w:hint="default" w:ascii="Calibri" w:hAnsi="Calibri" w:cs="Calibri"/>
           <w:color w:val="000000" w:themeColor="text1"/>
           <w:sz w:val="24"/>
           <w:szCs w:val="24"/>
@@ -1814,13 +2313,14 @@
     </w:p>
     <w:p>
       <w:pPr>
-        <w:pStyle w:val="13"/>
+        <w:pStyle w:val="15"/>
         <w:numPr>
           <w:ilvl w:val="0"/>
           <w:numId w:val="5"/>
         </w:numPr>
         <w:spacing w:line="276" w:lineRule="auto"/>
         <w:rPr>
+          <w:rFonts w:hint="default" w:ascii="Calibri" w:hAnsi="Calibri" w:cs="Calibri"/>
           <w:color w:val="000000" w:themeColor="text1"/>
           <w:sz w:val="24"/>
           <w:szCs w:val="24"/>
@@ -1833,6 +2333,7 @@
       </w:pPr>
       <w:r>
         <w:rPr>
+          <w:rFonts w:hint="default" w:ascii="Calibri" w:hAnsi="Calibri" w:cs="Calibri"/>
           <w:color w:val="000000" w:themeColor="text1"/>
           <w:sz w:val="24"/>
           <w:szCs w:val="24"/>
@@ -1847,13 +2348,14 @@
     </w:p>
     <w:p>
       <w:pPr>
-        <w:pStyle w:val="13"/>
+        <w:pStyle w:val="15"/>
         <w:numPr>
           <w:ilvl w:val="0"/>
           <w:numId w:val="5"/>
         </w:numPr>
         <w:spacing w:line="276" w:lineRule="auto"/>
         <w:rPr>
+          <w:rFonts w:hint="default" w:ascii="Calibri" w:hAnsi="Calibri" w:cs="Calibri"/>
           <w:color w:val="000000" w:themeColor="text1"/>
           <w:sz w:val="24"/>
           <w:szCs w:val="24"/>
@@ -1866,6 +2368,7 @@
       </w:pPr>
       <w:r>
         <w:rPr>
+          <w:rFonts w:hint="default" w:ascii="Calibri" w:hAnsi="Calibri" w:cs="Calibri"/>
           <w:color w:val="000000" w:themeColor="text1"/>
           <w:sz w:val="24"/>
           <w:szCs w:val="24"/>
@@ -1880,8 +2383,11 @@
     </w:p>
     <w:p>
       <w:pPr>
-        <w:pStyle w:val="10"/>
+        <w:pStyle w:val="12"/>
         <w:bidi w:val="0"/>
+        <w:rPr>
+          <w:rFonts w:hint="default" w:ascii="Calibri" w:hAnsi="Calibri" w:cs="Calibri"/>
+        </w:rPr>
       </w:pPr>
     </w:p>
     <w:p>
@@ -1897,11 +2403,13 @@
         <w:spacing w:before="5" w:line="276" w:lineRule="auto"/>
         <w:ind w:left="840" w:hanging="414"/>
         <w:rPr>
+          <w:rFonts w:hint="default" w:ascii="Calibri" w:hAnsi="Calibri" w:cs="Calibri"/>
           <w:sz w:val="25"/>
         </w:rPr>
       </w:pPr>
       <w:r>
         <w:rPr>
+          <w:rFonts w:hint="default" w:ascii="Calibri" w:hAnsi="Calibri" w:cs="Calibri"/>
           <w:b/>
           <w:bCs/>
           <w:color w:val="000000" w:themeColor="text1"/>
@@ -1917,6 +2425,7 @@
       </w:r>
       <w:r>
         <w:rPr>
+          <w:rFonts w:hint="default" w:ascii="Calibri" w:hAnsi="Calibri" w:cs="Calibri"/>
           <w:color w:val="000000" w:themeColor="text1"/>
           <w:sz w:val="24"/>
           <w:szCs w:val="24"/>
@@ -1937,6 +2446,7 @@
         </w:numPr>
         <w:spacing w:before="5" w:line="276" w:lineRule="auto"/>
         <w:rPr>
+          <w:rFonts w:hint="default" w:ascii="Calibri" w:hAnsi="Calibri" w:cs="Calibri"/>
           <w:color w:val="000000" w:themeColor="text1"/>
           <w:sz w:val="24"/>
           <w:szCs w:val="24"/>
@@ -1949,6 +2459,7 @@
       </w:pPr>
       <w:r>
         <w:rPr>
+          <w:rFonts w:hint="default" w:ascii="Calibri" w:hAnsi="Calibri" w:cs="Calibri"/>
           <w:color w:val="000000" w:themeColor="text1"/>
           <w:sz w:val="24"/>
           <w:szCs w:val="24"/>
@@ -1972,6 +2483,7 @@
         </w:tabs>
         <w:spacing w:before="5" w:line="276" w:lineRule="auto"/>
         <w:rPr>
+          <w:rFonts w:hint="default" w:ascii="Calibri" w:hAnsi="Calibri" w:cs="Calibri"/>
           <w:color w:val="000000" w:themeColor="text1"/>
           <w:sz w:val="24"/>
           <w:szCs w:val="24"/>
@@ -1984,6 +2496,7 @@
       </w:pPr>
       <w:r>
         <w:rPr>
+          <w:rFonts w:hint="default" w:ascii="Calibri" w:hAnsi="Calibri" w:cs="Calibri"/>
           <w:color w:val="000000" w:themeColor="text1"/>
           <w:sz w:val="24"/>
           <w:szCs w:val="24"/>
@@ -2000,6 +2513,7 @@
       <w:pPr>
         <w:spacing w:before="5" w:line="276" w:lineRule="auto"/>
         <w:rPr>
+          <w:rFonts w:hint="default" w:ascii="Calibri" w:hAnsi="Calibri" w:cs="Calibri"/>
           <w:color w:val="000000" w:themeColor="text1"/>
           <w:sz w:val="24"/>
           <w:szCs w:val="24"/>
@@ -2011,6 +2525,9 @@
         </w:rPr>
       </w:pPr>
       <w:r>
+        <w:rPr>
+          <w:rFonts w:hint="default" w:ascii="Calibri" w:hAnsi="Calibri" w:cs="Calibri"/>
+        </w:rPr>
         <mc:AlternateContent>
           <mc:Choice Requires="wpg">
             <w:drawing>
@@ -2181,18 +2698,41 @@
       <w:pPr>
         <w:pStyle w:val="2"/>
         <w:spacing w:before="1"/>
-      </w:pPr>
-      <w:r>
-        <w:rPr>
+        <w:rPr>
+          <w:rFonts w:hint="default" w:ascii="Calibri" w:hAnsi="Calibri" w:cs="Calibri"/>
+          <w:lang w:val="en-IN"/>
+        </w:rPr>
+      </w:pPr>
+      <w:r>
+        <w:rPr>
+          <w:rFonts w:hint="default" w:ascii="Calibri" w:hAnsi="Calibri" w:cs="Calibri"/>
           <w:color w:val="2E5496"/>
         </w:rPr>
         <w:t>PROJECT</w:t>
       </w:r>
-    </w:p>
-    <w:p/>
+      <w:r>
+        <w:rPr>
+          <w:rFonts w:hint="default" w:ascii="Calibri" w:hAnsi="Calibri" w:cs="Calibri"/>
+          <w:color w:val="2E5496"/>
+          <w:lang w:val="en-IN"/>
+        </w:rPr>
+        <w:t>S</w:t>
+      </w:r>
+    </w:p>
+    <w:p>
+      <w:pPr>
+        <w:rPr>
+          <w:rFonts w:hint="default" w:ascii="Calibri" w:hAnsi="Calibri" w:cs="Calibri"/>
+        </w:rPr>
+      </w:pPr>
+    </w:p>
     <w:p>
       <w:pPr>
         <w:pStyle w:val="6"/>
+        <w:keepNext w:val="0"/>
+        <w:keepLines w:val="0"/>
+        <w:pageBreakBefore w:val="0"/>
+        <w:widowControl w:val="0"/>
         <w:numPr>
           <w:ilvl w:val="0"/>
           <w:numId w:val="8"/>
@@ -2201,53 +2741,106 @@
           <w:tab w:val="left" w:pos="567"/>
           <w:tab w:val="clear" w:pos="420"/>
         </w:tabs>
-        <w:spacing w:before="5" w:line="360" w:lineRule="auto"/>
+        <w:kinsoku/>
+        <w:wordWrap/>
+        <w:overflowPunct/>
+        <w:topLinePunct w:val="0"/>
+        <w:autoSpaceDE w:val="0"/>
+        <w:autoSpaceDN w:val="0"/>
+        <w:bidi w:val="0"/>
+        <w:adjustRightInd/>
+        <w:snapToGrid/>
+        <w:spacing w:before="5" w:line="300" w:lineRule="auto"/>
         <w:ind w:left="1140"/>
         <w:jc w:val="both"/>
-        <w:rPr>
-          <w:b/>
-          <w:szCs w:val="22"/>
-        </w:rPr>
-      </w:pPr>
-      <w:r>
-        <w:rPr>
-          <w:b/>
-          <w:szCs w:val="22"/>
-        </w:rPr>
-        <w:t xml:space="preserve">Title: </w:t>
-      </w:r>
-      <w:r>
-        <w:rPr>
-          <w:rFonts w:hint="default"/>
-          <w:bCs/>
-          <w:szCs w:val="22"/>
-          <w:lang w:val="en-IN"/>
-        </w:rPr>
-        <w:t>CHC Pharmacy (Web), CHC Pharmacy (Doctor Mobile App, Delivery Mobile App)</w:t>
-      </w:r>
-      <w:r>
-        <w:rPr>
-          <w:bCs/>
-          <w:szCs w:val="22"/>
-        </w:rPr>
-        <w:t>.</w:t>
+        <w:textAlignment w:val="auto"/>
+        <w:rPr>
+          <w:rFonts w:hint="default" w:ascii="Calibri" w:hAnsi="Calibri" w:cs="Calibri"/>
+          <w:b/>
+          <w:szCs w:val="22"/>
+        </w:rPr>
+      </w:pPr>
+      <w:r>
+        <w:rPr>
+          <w:rFonts w:hint="default" w:ascii="Calibri" w:hAnsi="Calibri" w:cs="Calibri"/>
+          <w:b/>
+          <w:bCs w:val="0"/>
+          <w:szCs w:val="22"/>
+          <w:lang w:val="en-IN"/>
+        </w:rPr>
+        <w:t>CHC Pharmacy (Web), Mobile App (</w:t>
+      </w:r>
+      <w:r>
+        <w:rPr>
+          <w:rFonts w:hint="default" w:ascii="Calibri" w:hAnsi="Calibri" w:cs="Calibri"/>
+          <w:b/>
+          <w:bCs w:val="0"/>
+          <w:szCs w:val="22"/>
+          <w:lang w:val="en-IN"/>
+        </w:rPr>
+        <w:t xml:space="preserve">CHC Pharmacy, CHC </w:t>
+      </w:r>
+      <w:r>
+        <w:rPr>
+          <w:rFonts w:hint="default" w:ascii="Calibri" w:hAnsi="Calibri" w:cs="Calibri"/>
+          <w:b/>
+          <w:bCs w:val="0"/>
+          <w:szCs w:val="22"/>
+          <w:lang w:val="en-IN"/>
+        </w:rPr>
+        <w:t xml:space="preserve">Doctor, </w:t>
+      </w:r>
+      <w:r>
+        <w:rPr>
+          <w:rFonts w:hint="default" w:ascii="Calibri" w:hAnsi="Calibri" w:cs="Calibri"/>
+          <w:b/>
+          <w:bCs w:val="0"/>
+          <w:szCs w:val="22"/>
+          <w:lang w:val="en-IN"/>
+        </w:rPr>
+        <w:t xml:space="preserve">CHC </w:t>
+      </w:r>
+      <w:r>
+        <w:rPr>
+          <w:rFonts w:hint="default" w:ascii="Calibri" w:hAnsi="Calibri" w:cs="Calibri"/>
+          <w:b/>
+          <w:bCs w:val="0"/>
+          <w:szCs w:val="22"/>
+          <w:lang w:val="en-IN"/>
+        </w:rPr>
+        <w:t>Delivery)</w:t>
       </w:r>
     </w:p>
     <w:p>
       <w:pPr>
         <w:pStyle w:val="6"/>
-        <w:spacing w:before="5" w:line="360" w:lineRule="auto"/>
+        <w:keepNext w:val="0"/>
+        <w:keepLines w:val="0"/>
+        <w:pageBreakBefore w:val="0"/>
+        <w:widowControl w:val="0"/>
+        <w:kinsoku/>
+        <w:wordWrap/>
+        <w:overflowPunct/>
+        <w:topLinePunct w:val="0"/>
+        <w:autoSpaceDE w:val="0"/>
+        <w:autoSpaceDN w:val="0"/>
+        <w:bidi w:val="0"/>
+        <w:adjustRightInd/>
+        <w:snapToGrid/>
+        <w:spacing w:before="5" w:line="300" w:lineRule="auto"/>
         <w:ind w:left="1240"/>
         <w:jc w:val="both"/>
-        <w:rPr>
-          <w:rFonts w:hint="default"/>
-          <w:bCs/>
-          <w:szCs w:val="22"/>
-          <w:lang w:val="en-IN"/>
-        </w:rPr>
-      </w:pPr>
-      <w:r>
-        <w:rPr>
+        <w:textAlignment w:val="auto"/>
+        <w:rPr>
+          <w:rFonts w:hint="default" w:ascii="Calibri" w:hAnsi="Calibri" w:cs="Calibri"/>
+          <w:bCs/>
+          <w:szCs w:val="22"/>
+          <w:lang w:val="en-IN"/>
+        </w:rPr>
+      </w:pPr>
+      <w:r>
+        <w:rPr>
+          <w:rFonts w:hint="default" w:ascii="Calibri" w:hAnsi="Calibri" w:cs="Calibri"/>
           <w:bCs/>
           <w:szCs w:val="22"/>
           <w:u w:val="single"/>
@@ -2256,6 +2849,7 @@
       </w:r>
       <w:r>
         <w:rPr>
+          <w:rFonts w:hint="default" w:ascii="Calibri" w:hAnsi="Calibri" w:cs="Calibri"/>
           <w:bCs/>
           <w:szCs w:val="22"/>
         </w:rPr>
@@ -2263,7 +2857,7 @@
       </w:r>
       <w:r>
         <w:rPr>
-          <w:rFonts w:hint="default"/>
+          <w:rFonts w:hint="default" w:ascii="Calibri" w:hAnsi="Calibri" w:cs="Calibri"/>
           <w:bCs/>
           <w:szCs w:val="22"/>
           <w:lang w:val="en-IN"/>
@@ -2274,24 +2868,43 @@
     <w:p>
       <w:pPr>
         <w:pStyle w:val="6"/>
-        <w:spacing w:before="5" w:line="360" w:lineRule="auto"/>
+        <w:keepNext w:val="0"/>
+        <w:keepLines w:val="0"/>
+        <w:pageBreakBefore w:val="0"/>
+        <w:widowControl w:val="0"/>
+        <w:kinsoku/>
+        <w:wordWrap/>
+        <w:overflowPunct/>
+        <w:topLinePunct w:val="0"/>
+        <w:autoSpaceDE w:val="0"/>
+        <w:autoSpaceDN w:val="0"/>
+        <w:bidi w:val="0"/>
+        <w:adjustRightInd/>
+        <w:snapToGrid/>
+        <w:spacing w:before="5" w:line="300" w:lineRule="auto"/>
         <w:ind w:left="1240"/>
         <w:jc w:val="both"/>
-        <w:rPr>
-          <w:bCs/>
-          <w:szCs w:val="22"/>
-        </w:rPr>
-      </w:pPr>
-      <w:r>
-        <w:rPr>
+        <w:textAlignment w:val="auto"/>
+        <w:rPr>
+          <w:rFonts w:hint="default" w:ascii="Calibri" w:hAnsi="Calibri" w:cs="Calibri"/>
+          <w:bCs/>
+          <w:szCs w:val="22"/>
+          <w:lang w:val="en-IN"/>
+        </w:rPr>
+      </w:pPr>
+      <w:r>
+        <w:rPr>
+          <w:rFonts w:hint="default" w:ascii="Calibri" w:hAnsi="Calibri" w:cs="Calibri"/>
           <w:bCs/>
           <w:szCs w:val="22"/>
           <w:u w:val="single"/>
-        </w:rPr>
-        <w:t>Front End</w:t>
-      </w:r>
-      <w:r>
-        <w:rPr>
+          <w:lang w:val="en-IN"/>
+        </w:rPr>
+        <w:t>Technology</w:t>
+      </w:r>
+      <w:r>
+        <w:rPr>
+          <w:rFonts w:hint="default" w:ascii="Calibri" w:hAnsi="Calibri" w:cs="Calibri"/>
           <w:bCs/>
           <w:szCs w:val="22"/>
         </w:rPr>
@@ -2299,100 +2912,94 @@
       </w:r>
       <w:r>
         <w:rPr>
-          <w:rFonts w:hint="default"/>
-          <w:bCs/>
-          <w:szCs w:val="22"/>
-          <w:lang w:val="en-IN"/>
-        </w:rPr>
-        <w:t xml:space="preserve">8   </w:t>
-      </w:r>
-      <w:r>
-        <w:rPr>
-          <w:bCs/>
-          <w:szCs w:val="22"/>
-          <w:u w:val="single"/>
-        </w:rPr>
-        <w:t>Back End</w:t>
-      </w:r>
-      <w:r>
-        <w:rPr>
-          <w:bCs/>
-          <w:szCs w:val="22"/>
-        </w:rPr>
-        <w:t>:</w:t>
-      </w:r>
-      <w:r>
-        <w:rPr>
-          <w:rFonts w:hint="default"/>
-          <w:bCs/>
-          <w:szCs w:val="22"/>
-          <w:lang w:val="en-IN"/>
-        </w:rPr>
-        <w:t xml:space="preserve"> </w:t>
-      </w:r>
-      <w:r>
-        <w:rPr>
-          <w:bCs/>
-          <w:szCs w:val="22"/>
-        </w:rPr>
-        <w:t xml:space="preserve">.Net web API </w:t>
-      </w:r>
-      <w:r>
-        <w:rPr>
-          <w:rFonts w:hint="default"/>
-          <w:bCs/>
-          <w:szCs w:val="22"/>
-          <w:lang w:val="en-IN"/>
-        </w:rPr>
-        <w:t xml:space="preserve">  </w:t>
-      </w:r>
-      <w:r>
-        <w:rPr>
-          <w:rFonts w:hint="default"/>
-          <w:bCs/>
-          <w:szCs w:val="22"/>
-          <w:u w:val="single"/>
-          <w:lang w:val="en-IN"/>
-        </w:rPr>
-        <w:t>Data Base</w:t>
-      </w:r>
-      <w:r>
-        <w:rPr>
-          <w:bCs/>
-          <w:szCs w:val="22"/>
-        </w:rPr>
-        <w:t>:</w:t>
-      </w:r>
-      <w:r>
-        <w:rPr>
-          <w:rFonts w:hint="default"/>
-          <w:bCs/>
-          <w:szCs w:val="22"/>
-          <w:lang w:val="en-IN"/>
-        </w:rPr>
-        <w:t xml:space="preserve"> Ms Sql</w:t>
-      </w:r>
-      <w:r>
-        <w:rPr>
+          <w:rFonts w:hint="default" w:ascii="Calibri" w:hAnsi="Calibri" w:cs="Calibri"/>
+          <w:bCs/>
+          <w:szCs w:val="22"/>
+          <w:lang w:val="en-IN"/>
+        </w:rPr>
+        <w:t xml:space="preserve">8, </w:t>
+      </w:r>
+      <w:r>
+        <w:rPr>
+          <w:rFonts w:hint="default" w:ascii="Calibri" w:hAnsi="Calibri" w:cs="Calibri"/>
+          <w:bCs/>
+          <w:szCs w:val="22"/>
+        </w:rPr>
+        <w:t xml:space="preserve">.Net </w:t>
+      </w:r>
+      <w:r>
+        <w:rPr>
+          <w:rFonts w:hint="default" w:ascii="Calibri" w:hAnsi="Calibri" w:cs="Calibri"/>
+          <w:bCs/>
+          <w:szCs w:val="22"/>
+          <w:lang w:val="en-IN"/>
+        </w:rPr>
+        <w:t>W</w:t>
+      </w:r>
+      <w:r>
+        <w:rPr>
+          <w:rFonts w:hint="default" w:ascii="Calibri" w:hAnsi="Calibri" w:cs="Calibri"/>
+          <w:bCs/>
+          <w:szCs w:val="22"/>
+        </w:rPr>
+        <w:t>eb API</w:t>
+      </w:r>
+      <w:r>
+        <w:rPr>
+          <w:rFonts w:hint="default" w:ascii="Calibri" w:hAnsi="Calibri" w:cs="Calibri"/>
+          <w:bCs/>
+          <w:szCs w:val="22"/>
+          <w:lang w:val="en-IN"/>
+        </w:rPr>
+        <w:t>, Ms Sql</w:t>
+      </w:r>
+      <w:r>
+        <w:rPr>
+          <w:rFonts w:hint="default" w:ascii="Calibri" w:hAnsi="Calibri" w:cs="Calibri"/>
           <w:bCs/>
           <w:szCs w:val="22"/>
         </w:rPr>
         <w:tab/>
       </w:r>
+      <w:r>
+        <w:rPr>
+          <w:rFonts w:hint="default" w:ascii="Calibri" w:hAnsi="Calibri" w:cs="Calibri"/>
+          <w:bCs/>
+          <w:szCs w:val="22"/>
+          <w:lang w:val="en-IN"/>
+        </w:rPr>
+        <w:t>Server</w:t>
+      </w:r>
     </w:p>
     <w:p>
       <w:pPr>
         <w:pStyle w:val="6"/>
-        <w:spacing w:before="5" w:line="360" w:lineRule="auto"/>
+        <w:keepNext w:val="0"/>
+        <w:keepLines w:val="0"/>
+        <w:pageBreakBefore w:val="0"/>
+        <w:widowControl w:val="0"/>
+        <w:kinsoku/>
+        <w:wordWrap/>
+        <w:overflowPunct/>
+        <w:topLinePunct w:val="0"/>
+        <w:autoSpaceDE w:val="0"/>
+        <w:autoSpaceDN w:val="0"/>
+        <w:bidi w:val="0"/>
+        <w:adjustRightInd/>
+        <w:snapToGrid/>
+        <w:spacing w:before="5" w:line="480" w:lineRule="auto"/>
         <w:ind w:left="1240"/>
         <w:jc w:val="both"/>
-        <w:rPr>
-          <w:bCs/>
-          <w:szCs w:val="22"/>
-        </w:rPr>
-      </w:pPr>
-      <w:r>
-        <w:rPr>
+        <w:textAlignment w:val="auto"/>
+        <w:rPr>
+          <w:rFonts w:hint="default" w:ascii="Calibri" w:hAnsi="Calibri" w:cs="Calibri"/>
+          <w:bCs/>
+          <w:szCs w:val="22"/>
+        </w:rPr>
+      </w:pPr>
+      <w:r>
+        <w:rPr>
+          <w:rFonts w:hint="default" w:ascii="Calibri" w:hAnsi="Calibri" w:cs="Calibri"/>
           <w:bCs/>
           <w:szCs w:val="22"/>
           <w:u w:val="single"/>
@@ -2401,6 +3008,7 @@
       </w:r>
       <w:r>
         <w:rPr>
+          <w:rFonts w:hint="default" w:ascii="Calibri" w:hAnsi="Calibri" w:cs="Calibri"/>
           <w:bCs/>
           <w:szCs w:val="22"/>
         </w:rPr>
@@ -2410,6 +3018,10 @@
     <w:p>
       <w:pPr>
         <w:pStyle w:val="6"/>
+        <w:keepNext w:val="0"/>
+        <w:keepLines w:val="0"/>
+        <w:pageBreakBefore w:val="0"/>
+        <w:widowControl w:val="0"/>
         <w:numPr>
           <w:ilvl w:val="0"/>
           <w:numId w:val="8"/>
@@ -2418,53 +3030,66 @@
           <w:tab w:val="left" w:pos="567"/>
           <w:tab w:val="clear" w:pos="420"/>
         </w:tabs>
-        <w:spacing w:before="5" w:line="360" w:lineRule="auto"/>
+        <w:kinsoku/>
+        <w:wordWrap/>
+        <w:overflowPunct/>
+        <w:topLinePunct w:val="0"/>
+        <w:autoSpaceDE w:val="0"/>
+        <w:autoSpaceDN w:val="0"/>
+        <w:bidi w:val="0"/>
+        <w:adjustRightInd/>
+        <w:snapToGrid/>
+        <w:spacing w:before="5" w:line="300" w:lineRule="auto"/>
         <w:ind w:left="1140"/>
         <w:jc w:val="both"/>
-        <w:rPr>
-          <w:b/>
-          <w:szCs w:val="22"/>
-        </w:rPr>
-      </w:pPr>
-      <w:r>
-        <w:rPr>
-          <w:b/>
-          <w:szCs w:val="22"/>
-        </w:rPr>
-        <w:t xml:space="preserve">Title: </w:t>
-      </w:r>
-      <w:r>
-        <w:rPr>
-          <w:rFonts w:hint="default"/>
-          <w:bCs/>
+        <w:textAlignment w:val="auto"/>
+        <w:rPr>
+          <w:rFonts w:hint="default" w:ascii="Calibri" w:hAnsi="Calibri" w:cs="Calibri"/>
+          <w:b/>
+          <w:szCs w:val="22"/>
+        </w:rPr>
+      </w:pPr>
+      <w:r>
+        <w:rPr>
+          <w:rFonts w:hint="default" w:ascii="Calibri" w:hAnsi="Calibri" w:cs="Calibri"/>
+          <w:b/>
+          <w:bCs w:val="0"/>
           <w:szCs w:val="22"/>
           <w:lang w:val="en-IN"/>
         </w:rPr>
         <w:t>IIS Management System</w:t>
       </w:r>
-      <w:r>
-        <w:rPr>
-          <w:bCs/>
-          <w:szCs w:val="22"/>
-        </w:rPr>
-        <w:t>.</w:t>
-      </w:r>
     </w:p>
     <w:p>
       <w:pPr>
         <w:pStyle w:val="6"/>
-        <w:spacing w:before="5" w:line="360" w:lineRule="auto"/>
+        <w:keepNext w:val="0"/>
+        <w:keepLines w:val="0"/>
+        <w:pageBreakBefore w:val="0"/>
+        <w:widowControl w:val="0"/>
+        <w:kinsoku/>
+        <w:wordWrap/>
+        <w:overflowPunct/>
+        <w:topLinePunct w:val="0"/>
+        <w:autoSpaceDE w:val="0"/>
+        <w:autoSpaceDN w:val="0"/>
+        <w:bidi w:val="0"/>
+        <w:adjustRightInd/>
+        <w:snapToGrid/>
+        <w:spacing w:before="5" w:line="300" w:lineRule="auto"/>
         <w:ind w:left="1240"/>
         <w:jc w:val="both"/>
-        <w:rPr>
-          <w:rFonts w:hint="default"/>
-          <w:bCs/>
-          <w:szCs w:val="22"/>
-          <w:lang w:val="en-IN"/>
-        </w:rPr>
-      </w:pPr>
-      <w:r>
-        <w:rPr>
+        <w:textAlignment w:val="auto"/>
+        <w:rPr>
+          <w:rFonts w:hint="default" w:ascii="Calibri" w:hAnsi="Calibri" w:cs="Calibri"/>
+          <w:bCs/>
+          <w:szCs w:val="22"/>
+          <w:lang w:val="en-IN"/>
+        </w:rPr>
+      </w:pPr>
+      <w:r>
+        <w:rPr>
+          <w:rFonts w:hint="default" w:ascii="Calibri" w:hAnsi="Calibri" w:cs="Calibri"/>
           <w:bCs/>
           <w:szCs w:val="22"/>
           <w:u w:val="single"/>
@@ -2473,6 +3098,7 @@
       </w:r>
       <w:r>
         <w:rPr>
+          <w:rFonts w:hint="default" w:ascii="Calibri" w:hAnsi="Calibri" w:cs="Calibri"/>
           <w:bCs/>
           <w:szCs w:val="22"/>
         </w:rPr>
@@ -2480,7 +3106,7 @@
       </w:r>
       <w:r>
         <w:rPr>
-          <w:rFonts w:hint="default"/>
+          <w:rFonts w:hint="default" w:ascii="Calibri" w:hAnsi="Calibri" w:cs="Calibri"/>
           <w:bCs/>
           <w:szCs w:val="22"/>
           <w:lang w:val="en-IN"/>
@@ -2491,24 +3117,43 @@
     <w:p>
       <w:pPr>
         <w:pStyle w:val="6"/>
-        <w:spacing w:before="5" w:line="360" w:lineRule="auto"/>
+        <w:keepNext w:val="0"/>
+        <w:keepLines w:val="0"/>
+        <w:pageBreakBefore w:val="0"/>
+        <w:widowControl w:val="0"/>
+        <w:kinsoku/>
+        <w:wordWrap/>
+        <w:overflowPunct/>
+        <w:topLinePunct w:val="0"/>
+        <w:autoSpaceDE w:val="0"/>
+        <w:autoSpaceDN w:val="0"/>
+        <w:bidi w:val="0"/>
+        <w:adjustRightInd/>
+        <w:snapToGrid/>
+        <w:spacing w:before="5" w:line="300" w:lineRule="auto"/>
         <w:ind w:left="1240"/>
         <w:jc w:val="both"/>
-        <w:rPr>
-          <w:bCs/>
-          <w:szCs w:val="22"/>
-        </w:rPr>
-      </w:pPr>
-      <w:r>
-        <w:rPr>
+        <w:textAlignment w:val="auto"/>
+        <w:rPr>
+          <w:rFonts w:hint="default" w:ascii="Calibri" w:hAnsi="Calibri" w:cs="Calibri"/>
+          <w:bCs/>
+          <w:szCs w:val="22"/>
+          <w:lang w:val="en-IN"/>
+        </w:rPr>
+      </w:pPr>
+      <w:r>
+        <w:rPr>
+          <w:rFonts w:hint="default" w:ascii="Calibri" w:hAnsi="Calibri" w:cs="Calibri"/>
           <w:bCs/>
           <w:szCs w:val="22"/>
           <w:u w:val="single"/>
-        </w:rPr>
-        <w:t>Front End</w:t>
-      </w:r>
-      <w:r>
-        <w:rPr>
+          <w:lang w:val="en-IN"/>
+        </w:rPr>
+        <w:t>Technology</w:t>
+      </w:r>
+      <w:r>
+        <w:rPr>
+          <w:rFonts w:hint="default" w:ascii="Calibri" w:hAnsi="Calibri" w:cs="Calibri"/>
           <w:bCs/>
           <w:szCs w:val="22"/>
         </w:rPr>
@@ -2516,100 +3161,77 @@
       </w:r>
       <w:r>
         <w:rPr>
-          <w:rFonts w:hint="default"/>
-          <w:bCs/>
-          <w:szCs w:val="22"/>
-          <w:lang w:val="en-IN"/>
-        </w:rPr>
-        <w:t xml:space="preserve">7   </w:t>
-      </w:r>
-      <w:r>
-        <w:rPr>
-          <w:bCs/>
-          <w:szCs w:val="22"/>
-          <w:u w:val="single"/>
-        </w:rPr>
-        <w:t>Back End</w:t>
-      </w:r>
-      <w:r>
-        <w:rPr>
-          <w:bCs/>
-          <w:szCs w:val="22"/>
-        </w:rPr>
-        <w:t>:</w:t>
-      </w:r>
-      <w:r>
-        <w:rPr>
-          <w:rFonts w:hint="default"/>
-          <w:bCs/>
-          <w:szCs w:val="22"/>
-          <w:lang w:val="en-IN"/>
-        </w:rPr>
-        <w:t xml:space="preserve"> </w:t>
-      </w:r>
-      <w:r>
-        <w:rPr>
-          <w:bCs/>
-          <w:szCs w:val="22"/>
-        </w:rPr>
-        <w:t xml:space="preserve">.Net web API </w:t>
-      </w:r>
-      <w:r>
-        <w:rPr>
-          <w:rFonts w:hint="default"/>
-          <w:bCs/>
-          <w:szCs w:val="22"/>
-          <w:lang w:val="en-IN"/>
-        </w:rPr>
-        <w:t xml:space="preserve">  </w:t>
-      </w:r>
-      <w:r>
-        <w:rPr>
-          <w:rFonts w:hint="default"/>
-          <w:bCs/>
-          <w:szCs w:val="22"/>
-          <w:u w:val="single"/>
-          <w:lang w:val="en-IN"/>
-        </w:rPr>
-        <w:t>Data Base</w:t>
-      </w:r>
-      <w:r>
-        <w:rPr>
-          <w:bCs/>
-          <w:szCs w:val="22"/>
-        </w:rPr>
-        <w:t>:</w:t>
-      </w:r>
-      <w:r>
-        <w:rPr>
-          <w:rFonts w:hint="default"/>
-          <w:bCs/>
-          <w:szCs w:val="22"/>
-          <w:lang w:val="en-IN"/>
-        </w:rPr>
-        <w:t xml:space="preserve"> Ms Sql</w:t>
-      </w:r>
-      <w:r>
-        <w:rPr>
+          <w:rFonts w:hint="default" w:ascii="Calibri" w:hAnsi="Calibri" w:cs="Calibri"/>
+          <w:bCs/>
+          <w:szCs w:val="22"/>
+          <w:lang w:val="en-IN"/>
+        </w:rPr>
+        <w:t xml:space="preserve">7, </w:t>
+      </w:r>
+      <w:r>
+        <w:rPr>
+          <w:rFonts w:hint="default" w:ascii="Calibri" w:hAnsi="Calibri" w:cs="Calibri"/>
+          <w:bCs/>
+          <w:szCs w:val="22"/>
+        </w:rPr>
+        <w:t>.Net web API</w:t>
+      </w:r>
+      <w:r>
+        <w:rPr>
+          <w:rFonts w:hint="default" w:ascii="Calibri" w:hAnsi="Calibri" w:cs="Calibri"/>
+          <w:bCs/>
+          <w:szCs w:val="22"/>
+          <w:lang w:val="en-IN"/>
+        </w:rPr>
+        <w:t>, Ms Sql</w:t>
+      </w:r>
+      <w:r>
+        <w:rPr>
+          <w:rFonts w:hint="default" w:ascii="Calibri" w:hAnsi="Calibri" w:cs="Calibri"/>
           <w:bCs/>
           <w:szCs w:val="22"/>
         </w:rPr>
         <w:tab/>
       </w:r>
+      <w:r>
+        <w:rPr>
+          <w:rFonts w:hint="default" w:ascii="Calibri" w:hAnsi="Calibri" w:cs="Calibri"/>
+          <w:bCs/>
+          <w:szCs w:val="22"/>
+          <w:lang w:val="en-IN"/>
+        </w:rPr>
+        <w:t>Server</w:t>
+      </w:r>
     </w:p>
     <w:p>
       <w:pPr>
         <w:pStyle w:val="6"/>
-        <w:spacing w:before="5" w:line="360" w:lineRule="auto"/>
+        <w:keepNext w:val="0"/>
+        <w:keepLines w:val="0"/>
+        <w:pageBreakBefore w:val="0"/>
+        <w:widowControl w:val="0"/>
+        <w:kinsoku/>
+        <w:wordWrap/>
+        <w:overflowPunct/>
+        <w:topLinePunct w:val="0"/>
+        <w:autoSpaceDE w:val="0"/>
+        <w:autoSpaceDN w:val="0"/>
+        <w:bidi w:val="0"/>
+        <w:adjustRightInd/>
+        <w:snapToGrid/>
+        <w:spacing w:before="5" w:line="480" w:lineRule="auto"/>
         <w:ind w:left="1240"/>
         <w:jc w:val="both"/>
-        <w:rPr>
-          <w:bCs/>
-          <w:szCs w:val="22"/>
-        </w:rPr>
-      </w:pPr>
-      <w:r>
-        <w:rPr>
+        <w:textAlignment w:val="auto"/>
+        <w:rPr>
+          <w:rFonts w:hint="default" w:ascii="Calibri" w:hAnsi="Calibri" w:cs="Calibri"/>
+          <w:bCs/>
+          <w:szCs w:val="22"/>
+        </w:rPr>
+      </w:pPr>
+      <w:r>
+        <w:rPr>
+          <w:rFonts w:hint="default" w:ascii="Calibri" w:hAnsi="Calibri" w:cs="Calibri"/>
           <w:bCs/>
           <w:szCs w:val="22"/>
           <w:u w:val="single"/>
@@ -2618,6 +3240,7 @@
       </w:r>
       <w:r>
         <w:rPr>
+          <w:rFonts w:hint="default" w:ascii="Calibri" w:hAnsi="Calibri" w:cs="Calibri"/>
           <w:bCs/>
           <w:szCs w:val="22"/>
         </w:rPr>
@@ -2627,6 +3250,10 @@
     <w:p>
       <w:pPr>
         <w:pStyle w:val="6"/>
+        <w:keepNext w:val="0"/>
+        <w:keepLines w:val="0"/>
+        <w:pageBreakBefore w:val="0"/>
+        <w:widowControl w:val="0"/>
         <w:numPr>
           <w:ilvl w:val="0"/>
           <w:numId w:val="8"/>
@@ -2635,53 +3262,66 @@
           <w:tab w:val="left" w:pos="567"/>
           <w:tab w:val="clear" w:pos="420"/>
         </w:tabs>
-        <w:spacing w:before="5" w:line="360" w:lineRule="auto"/>
+        <w:kinsoku/>
+        <w:wordWrap/>
+        <w:overflowPunct/>
+        <w:topLinePunct w:val="0"/>
+        <w:autoSpaceDE w:val="0"/>
+        <w:autoSpaceDN w:val="0"/>
+        <w:bidi w:val="0"/>
+        <w:adjustRightInd/>
+        <w:snapToGrid/>
+        <w:spacing w:before="5" w:line="300" w:lineRule="auto"/>
         <w:ind w:left="1140"/>
         <w:jc w:val="both"/>
-        <w:rPr>
-          <w:b/>
-          <w:szCs w:val="22"/>
-        </w:rPr>
-      </w:pPr>
-      <w:r>
-        <w:rPr>
-          <w:b/>
-          <w:szCs w:val="22"/>
-        </w:rPr>
-        <w:t xml:space="preserve">Title: </w:t>
-      </w:r>
-      <w:r>
-        <w:rPr>
-          <w:rFonts w:hint="default"/>
-          <w:bCs/>
+        <w:textAlignment w:val="auto"/>
+        <w:rPr>
+          <w:rFonts w:hint="default" w:ascii="Calibri" w:hAnsi="Calibri" w:cs="Calibri"/>
+          <w:b/>
+          <w:szCs w:val="22"/>
+        </w:rPr>
+      </w:pPr>
+      <w:r>
+        <w:rPr>
+          <w:rFonts w:hint="default" w:ascii="Calibri" w:hAnsi="Calibri" w:cs="Calibri"/>
+          <w:b/>
+          <w:bCs w:val="0"/>
           <w:szCs w:val="22"/>
           <w:lang w:val="en-IN"/>
         </w:rPr>
         <w:t>Connect (Web), Connect (Mobile App)</w:t>
       </w:r>
-      <w:r>
-        <w:rPr>
-          <w:bCs/>
-          <w:szCs w:val="22"/>
-        </w:rPr>
-        <w:t>.</w:t>
-      </w:r>
     </w:p>
     <w:p>
       <w:pPr>
         <w:pStyle w:val="6"/>
-        <w:spacing w:before="5" w:line="360" w:lineRule="auto"/>
+        <w:keepNext w:val="0"/>
+        <w:keepLines w:val="0"/>
+        <w:pageBreakBefore w:val="0"/>
+        <w:widowControl w:val="0"/>
+        <w:kinsoku/>
+        <w:wordWrap/>
+        <w:overflowPunct/>
+        <w:topLinePunct w:val="0"/>
+        <w:autoSpaceDE w:val="0"/>
+        <w:autoSpaceDN w:val="0"/>
+        <w:bidi w:val="0"/>
+        <w:adjustRightInd/>
+        <w:snapToGrid/>
+        <w:spacing w:before="5" w:line="300" w:lineRule="auto"/>
         <w:ind w:left="1240"/>
         <w:jc w:val="both"/>
-        <w:rPr>
-          <w:rFonts w:hint="default"/>
-          <w:bCs/>
-          <w:szCs w:val="22"/>
-          <w:lang w:val="en-IN"/>
-        </w:rPr>
-      </w:pPr>
-      <w:r>
-        <w:rPr>
+        <w:textAlignment w:val="auto"/>
+        <w:rPr>
+          <w:rFonts w:hint="default" w:ascii="Calibri" w:hAnsi="Calibri" w:cs="Calibri"/>
+          <w:bCs/>
+          <w:szCs w:val="22"/>
+          <w:lang w:val="en-IN"/>
+        </w:rPr>
+      </w:pPr>
+      <w:r>
+        <w:rPr>
+          <w:rFonts w:hint="default" w:ascii="Calibri" w:hAnsi="Calibri" w:cs="Calibri"/>
           <w:bCs/>
           <w:szCs w:val="22"/>
           <w:u w:val="single"/>
@@ -2690,6 +3330,7 @@
       </w:r>
       <w:r>
         <w:rPr>
+          <w:rFonts w:hint="default" w:ascii="Calibri" w:hAnsi="Calibri" w:cs="Calibri"/>
           <w:bCs/>
           <w:szCs w:val="22"/>
         </w:rPr>
@@ -2697,7 +3338,7 @@
       </w:r>
       <w:r>
         <w:rPr>
-          <w:rFonts w:hint="default"/>
+          <w:rFonts w:hint="default" w:ascii="Calibri" w:hAnsi="Calibri" w:cs="Calibri"/>
           <w:bCs/>
           <w:szCs w:val="22"/>
           <w:lang w:val="en-IN"/>
@@ -2708,64 +3349,59 @@
     <w:p>
       <w:pPr>
         <w:pStyle w:val="6"/>
-        <w:spacing w:before="5" w:line="360" w:lineRule="auto"/>
+        <w:keepNext w:val="0"/>
+        <w:keepLines w:val="0"/>
+        <w:pageBreakBefore w:val="0"/>
+        <w:widowControl w:val="0"/>
+        <w:kinsoku/>
+        <w:wordWrap/>
+        <w:overflowPunct/>
+        <w:topLinePunct w:val="0"/>
+        <w:autoSpaceDE w:val="0"/>
+        <w:autoSpaceDN w:val="0"/>
+        <w:bidi w:val="0"/>
+        <w:adjustRightInd/>
+        <w:snapToGrid/>
+        <w:spacing w:before="5" w:line="300" w:lineRule="auto"/>
         <w:ind w:left="1240"/>
         <w:jc w:val="both"/>
-        <w:rPr>
-          <w:bCs/>
-          <w:szCs w:val="22"/>
-        </w:rPr>
-      </w:pPr>
-      <w:r>
-        <w:rPr>
+        <w:textAlignment w:val="auto"/>
+        <w:rPr>
+          <w:rFonts w:hint="default" w:ascii="Calibri" w:hAnsi="Calibri" w:cs="Calibri"/>
+          <w:bCs/>
+          <w:szCs w:val="22"/>
+        </w:rPr>
+      </w:pPr>
+      <w:r>
+        <w:rPr>
+          <w:rFonts w:hint="default" w:ascii="Calibri" w:hAnsi="Calibri" w:cs="Calibri"/>
           <w:bCs/>
           <w:szCs w:val="22"/>
           <w:u w:val="single"/>
-        </w:rPr>
-        <w:t>Front End</w:t>
-      </w:r>
-      <w:r>
-        <w:rPr>
-          <w:bCs/>
-          <w:szCs w:val="22"/>
-        </w:rPr>
-        <w:t xml:space="preserve">: </w:t>
-      </w:r>
-      <w:r>
-        <w:rPr>
-          <w:rFonts w:hint="default"/>
-          <w:bCs/>
-          <w:szCs w:val="22"/>
-          <w:lang w:val="en-IN"/>
-        </w:rPr>
-        <w:t xml:space="preserve">.Net Core MVC   </w:t>
-      </w:r>
-      <w:r>
-        <w:rPr>
-          <w:bCs/>
-          <w:szCs w:val="22"/>
-          <w:u w:val="single"/>
-        </w:rPr>
-        <w:t>Back End</w:t>
-      </w:r>
-      <w:r>
-        <w:rPr>
-          <w:bCs/>
-          <w:szCs w:val="22"/>
-        </w:rPr>
-        <w:t>:</w:t>
-      </w:r>
-      <w:r>
-        <w:rPr>
-          <w:rFonts w:hint="default"/>
-          <w:bCs/>
-          <w:szCs w:val="22"/>
-          <w:lang w:val="en-IN"/>
+          <w:lang w:val="en-IN"/>
+        </w:rPr>
+        <w:t>Technology</w:t>
+      </w:r>
+      <w:r>
+        <w:rPr>
+          <w:rFonts w:hint="default" w:ascii="Calibri" w:hAnsi="Calibri" w:cs="Calibri"/>
+          <w:bCs/>
+          <w:szCs w:val="22"/>
         </w:rPr>
         <w:t xml:space="preserve"> </w:t>
       </w:r>
       <w:r>
         <w:rPr>
+          <w:rFonts w:hint="default" w:ascii="Calibri" w:hAnsi="Calibri" w:cs="Calibri"/>
+          <w:bCs/>
+          <w:szCs w:val="22"/>
+          <w:lang w:val="en-IN"/>
+        </w:rPr>
+        <w:t xml:space="preserve">.Net Core MVC, </w:t>
+      </w:r>
+      <w:r>
+        <w:rPr>
+          <w:rFonts w:hint="default" w:ascii="Calibri" w:hAnsi="Calibri" w:cs="Calibri"/>
           <w:bCs/>
           <w:szCs w:val="22"/>
         </w:rPr>
@@ -2773,41 +3409,16 @@
       </w:r>
       <w:r>
         <w:rPr>
-          <w:rFonts w:hint="default"/>
-          <w:bCs/>
-          <w:szCs w:val="22"/>
-          <w:lang w:val="en-IN"/>
-        </w:rPr>
-        <w:t xml:space="preserve">  </w:t>
-      </w:r>
-      <w:r>
-        <w:rPr>
-          <w:rFonts w:hint="default"/>
-          <w:bCs/>
-          <w:szCs w:val="22"/>
-          <w:u w:val="single"/>
-          <w:lang w:val="en-IN"/>
-        </w:rPr>
-        <w:t>Data Base</w:t>
-      </w:r>
-      <w:r>
-        <w:rPr>
-          <w:bCs/>
-          <w:szCs w:val="22"/>
-        </w:rPr>
-        <w:t>:</w:t>
-      </w:r>
-      <w:r>
-        <w:rPr>
-          <w:rFonts w:hint="default"/>
-          <w:bCs/>
-          <w:szCs w:val="22"/>
-          <w:lang w:val="en-IN"/>
-        </w:rPr>
-        <w:t xml:space="preserve"> Ms Sql</w:t>
-      </w:r>
-      <w:r>
-        <w:rPr>
+          <w:rFonts w:hint="default" w:ascii="Calibri" w:hAnsi="Calibri" w:cs="Calibri"/>
+          <w:bCs/>
+          <w:szCs w:val="22"/>
+          <w:lang w:val="en-IN"/>
+        </w:rPr>
+        <w:t xml:space="preserve"> , Ms Sql Server</w:t>
+      </w:r>
+      <w:r>
+        <w:rPr>
+          <w:rFonts w:hint="default" w:ascii="Calibri" w:hAnsi="Calibri" w:cs="Calibri"/>
           <w:bCs/>
           <w:szCs w:val="22"/>
         </w:rPr>
@@ -2817,16 +3428,32 @@
     <w:p>
       <w:pPr>
         <w:pStyle w:val="6"/>
-        <w:spacing w:before="5" w:line="360" w:lineRule="auto"/>
+        <w:keepNext w:val="0"/>
+        <w:keepLines w:val="0"/>
+        <w:pageBreakBefore w:val="0"/>
+        <w:widowControl w:val="0"/>
+        <w:kinsoku/>
+        <w:wordWrap/>
+        <w:overflowPunct/>
+        <w:topLinePunct w:val="0"/>
+        <w:autoSpaceDE w:val="0"/>
+        <w:autoSpaceDN w:val="0"/>
+        <w:bidi w:val="0"/>
+        <w:adjustRightInd/>
+        <w:snapToGrid/>
+        <w:spacing w:before="5" w:line="480" w:lineRule="auto"/>
         <w:ind w:left="1240"/>
         <w:jc w:val="both"/>
-        <w:rPr>
-          <w:bCs/>
-          <w:szCs w:val="22"/>
-        </w:rPr>
-      </w:pPr>
-      <w:r>
-        <w:rPr>
+        <w:textAlignment w:val="auto"/>
+        <w:rPr>
+          <w:rFonts w:hint="default" w:ascii="Calibri" w:hAnsi="Calibri" w:cs="Calibri"/>
+          <w:bCs/>
+          <w:szCs w:val="22"/>
+        </w:rPr>
+      </w:pPr>
+      <w:r>
+        <w:rPr>
+          <w:rFonts w:hint="default" w:ascii="Calibri" w:hAnsi="Calibri" w:cs="Calibri"/>
           <w:bCs/>
           <w:szCs w:val="22"/>
           <w:u w:val="single"/>
@@ -2835,6 +3462,7 @@
       </w:r>
       <w:r>
         <w:rPr>
+          <w:rFonts w:hint="default" w:ascii="Calibri" w:hAnsi="Calibri" w:cs="Calibri"/>
           <w:bCs/>
           <w:szCs w:val="22"/>
         </w:rPr>
@@ -2844,6 +3472,10 @@
     <w:p>
       <w:pPr>
         <w:pStyle w:val="6"/>
+        <w:keepNext w:val="0"/>
+        <w:keepLines w:val="0"/>
+        <w:pageBreakBefore w:val="0"/>
+        <w:widowControl w:val="0"/>
         <w:numPr>
           <w:ilvl w:val="0"/>
           <w:numId w:val="8"/>
@@ -2852,51 +3484,68 @@
           <w:tab w:val="left" w:pos="567"/>
           <w:tab w:val="clear" w:pos="420"/>
         </w:tabs>
-        <w:spacing w:before="5" w:line="360" w:lineRule="auto"/>
+        <w:kinsoku/>
+        <w:wordWrap/>
+        <w:overflowPunct/>
+        <w:topLinePunct w:val="0"/>
+        <w:autoSpaceDE w:val="0"/>
+        <w:autoSpaceDN w:val="0"/>
+        <w:bidi w:val="0"/>
+        <w:adjustRightInd/>
+        <w:snapToGrid/>
+        <w:spacing w:before="5" w:line="300" w:lineRule="auto"/>
         <w:ind w:left="1140"/>
         <w:jc w:val="both"/>
-        <w:rPr>
-          <w:b/>
-          <w:szCs w:val="22"/>
-        </w:rPr>
-      </w:pPr>
-      <w:r>
-        <w:rPr>
-          <w:b/>
-          <w:szCs w:val="22"/>
-        </w:rPr>
-        <w:t xml:space="preserve">Title: </w:t>
-      </w:r>
-      <w:r>
-        <w:rPr>
-          <w:rFonts w:hint="default"/>
-          <w:bCs/>
+        <w:textAlignment w:val="auto"/>
+        <w:rPr>
+          <w:rFonts w:hint="default" w:ascii="Calibri" w:hAnsi="Calibri" w:cs="Calibri"/>
+          <w:b/>
+          <w:szCs w:val="22"/>
+        </w:rPr>
+      </w:pPr>
+      <w:r>
+        <w:rPr>
+          <w:rFonts w:hint="default" w:ascii="Calibri" w:hAnsi="Calibri" w:cs="Calibri"/>
+          <w:b/>
+          <w:bCs w:val="0"/>
           <w:szCs w:val="22"/>
           <w:lang w:val="en-IN"/>
         </w:rPr>
         <w:t>Meterbox (Web), Meterbox (Mobile App)</w:t>
       </w:r>
-      <w:r>
-        <w:rPr>
-          <w:bCs/>
-          <w:szCs w:val="22"/>
-        </w:rPr>
-        <w:t>.</w:t>
-      </w:r>
     </w:p>
     <w:p>
       <w:pPr>
         <w:pStyle w:val="6"/>
-        <w:spacing w:before="5" w:line="360" w:lineRule="auto"/>
-        <w:ind w:left="1240"/>
+        <w:keepNext w:val="0"/>
+        <w:keepLines w:val="0"/>
+        <w:pageBreakBefore w:val="0"/>
+        <w:widowControl w:val="0"/>
+        <w:tabs>
+          <w:tab w:val="left" w:pos="10780"/>
+        </w:tabs>
+        <w:kinsoku/>
+        <w:wordWrap/>
+        <w:overflowPunct/>
+        <w:topLinePunct w:val="0"/>
+        <w:autoSpaceDE w:val="0"/>
+        <w:autoSpaceDN w:val="0"/>
+        <w:bidi w:val="0"/>
+        <w:adjustRightInd/>
+        <w:snapToGrid/>
+        <w:spacing w:before="5" w:line="300" w:lineRule="auto"/>
+        <w:ind w:left="1242"/>
         <w:jc w:val="both"/>
-        <w:rPr>
-          <w:bCs/>
-          <w:szCs w:val="22"/>
-        </w:rPr>
-      </w:pPr>
-      <w:r>
-        <w:rPr>
+        <w:textAlignment w:val="auto"/>
+        <w:rPr>
+          <w:rFonts w:hint="default" w:ascii="Calibri" w:hAnsi="Calibri" w:cs="Calibri"/>
+          <w:bCs/>
+          <w:szCs w:val="22"/>
+        </w:rPr>
+      </w:pPr>
+      <w:r>
+        <w:rPr>
+          <w:rFonts w:hint="default" w:ascii="Calibri" w:hAnsi="Calibri" w:cs="Calibri"/>
           <w:bCs/>
           <w:szCs w:val="22"/>
           <w:u w:val="single"/>
@@ -2905,6 +3554,7 @@
       </w:r>
       <w:r>
         <w:rPr>
+          <w:rFonts w:hint="default" w:ascii="Calibri" w:hAnsi="Calibri" w:cs="Calibri"/>
           <w:bCs/>
           <w:szCs w:val="22"/>
         </w:rPr>
@@ -2914,24 +3564,43 @@
     <w:p>
       <w:pPr>
         <w:pStyle w:val="6"/>
-        <w:spacing w:before="5" w:line="360" w:lineRule="auto"/>
-        <w:ind w:left="1240"/>
+        <w:keepNext w:val="0"/>
+        <w:keepLines w:val="0"/>
+        <w:pageBreakBefore w:val="0"/>
+        <w:widowControl w:val="0"/>
+        <w:kinsoku/>
+        <w:wordWrap/>
+        <w:overflowPunct/>
+        <w:topLinePunct w:val="0"/>
+        <w:autoSpaceDE w:val="0"/>
+        <w:autoSpaceDN w:val="0"/>
+        <w:bidi w:val="0"/>
+        <w:adjustRightInd/>
+        <w:snapToGrid/>
+        <w:spacing w:before="5" w:line="300" w:lineRule="auto"/>
+        <w:ind w:left="1242"/>
         <w:jc w:val="both"/>
-        <w:rPr>
-          <w:bCs/>
-          <w:szCs w:val="22"/>
-        </w:rPr>
-      </w:pPr>
-      <w:r>
-        <w:rPr>
+        <w:textAlignment w:val="auto"/>
+        <w:rPr>
+          <w:rFonts w:hint="default" w:ascii="Calibri" w:hAnsi="Calibri" w:cs="Calibri"/>
+          <w:bCs/>
+          <w:szCs w:val="22"/>
+          <w:lang w:val="en-IN"/>
+        </w:rPr>
+      </w:pPr>
+      <w:r>
+        <w:rPr>
+          <w:rFonts w:hint="default" w:ascii="Calibri" w:hAnsi="Calibri" w:cs="Calibri"/>
           <w:bCs/>
           <w:szCs w:val="22"/>
           <w:u w:val="single"/>
-        </w:rPr>
-        <w:t>Front End</w:t>
-      </w:r>
-      <w:r>
-        <w:rPr>
+          <w:lang w:val="en-IN"/>
+        </w:rPr>
+        <w:t xml:space="preserve">Technology </w:t>
+      </w:r>
+      <w:r>
+        <w:rPr>
+          <w:rFonts w:hint="default" w:ascii="Calibri" w:hAnsi="Calibri" w:cs="Calibri"/>
           <w:bCs/>
           <w:szCs w:val="22"/>
         </w:rPr>
@@ -2939,143 +3608,109 @@
       </w:r>
       <w:r>
         <w:rPr>
-          <w:rFonts w:hint="default"/>
-          <w:bCs/>
-          <w:szCs w:val="22"/>
-          <w:lang w:val="en-IN"/>
-        </w:rPr>
-        <w:t>0</w:t>
-      </w:r>
-      <w:r>
-        <w:rPr>
-          <w:bCs/>
-          <w:szCs w:val="22"/>
-        </w:rPr>
-        <w:t xml:space="preserve"> </w:t>
-      </w:r>
-      <w:r>
-        <w:rPr>
-          <w:bCs/>
-          <w:szCs w:val="22"/>
-        </w:rPr>
-        <w:tab/>
-      </w:r>
-      <w:r>
-        <w:rPr>
+          <w:rFonts w:hint="default" w:ascii="Calibri" w:hAnsi="Calibri" w:cs="Calibri"/>
+          <w:bCs/>
+          <w:szCs w:val="22"/>
+          <w:lang w:val="en-IN"/>
+        </w:rPr>
+        <w:t xml:space="preserve">0, </w:t>
+      </w:r>
+      <w:r>
+        <w:rPr>
+          <w:rFonts w:hint="default" w:ascii="Calibri" w:hAnsi="Calibri" w:cs="Calibri"/>
+          <w:bCs/>
+          <w:szCs w:val="22"/>
+        </w:rPr>
+        <w:t xml:space="preserve">.Net web API </w:t>
+      </w:r>
+      <w:r>
+        <w:rPr>
+          <w:rFonts w:hint="default" w:ascii="Calibri" w:hAnsi="Calibri" w:cs="Calibri"/>
+          <w:bCs/>
+          <w:szCs w:val="22"/>
+          <w:lang w:val="en-IN"/>
+        </w:rPr>
+        <w:t>, Ms Sql Server</w:t>
+      </w:r>
+    </w:p>
+    <w:p>
+      <w:pPr>
+        <w:pStyle w:val="6"/>
+        <w:keepNext w:val="0"/>
+        <w:keepLines w:val="0"/>
+        <w:pageBreakBefore w:val="0"/>
+        <w:widowControl w:val="0"/>
+        <w:kinsoku/>
+        <w:wordWrap/>
+        <w:overflowPunct/>
+        <w:topLinePunct w:val="0"/>
+        <w:autoSpaceDE w:val="0"/>
+        <w:autoSpaceDN w:val="0"/>
+        <w:bidi w:val="0"/>
+        <w:adjustRightInd/>
+        <w:snapToGrid/>
+        <w:spacing w:before="5" w:line="300" w:lineRule="auto"/>
+        <w:ind w:left="1242"/>
+        <w:jc w:val="both"/>
+        <w:textAlignment w:val="auto"/>
+        <w:rPr>
+          <w:rFonts w:hint="default" w:ascii="Calibri" w:hAnsi="Calibri" w:cs="Calibri"/>
+          <w:bCs/>
+          <w:szCs w:val="22"/>
+        </w:rPr>
+      </w:pPr>
+      <w:r>
+        <w:rPr>
+          <w:rFonts w:hint="default" w:ascii="Calibri" w:hAnsi="Calibri" w:cs="Calibri"/>
           <w:bCs/>
           <w:szCs w:val="22"/>
           <w:u w:val="single"/>
         </w:rPr>
-        <w:t>Back End</w:t>
-      </w:r>
-      <w:r>
-        <w:rPr>
-          <w:bCs/>
-          <w:szCs w:val="22"/>
-        </w:rPr>
-        <w:t>:</w:t>
-      </w:r>
-      <w:r>
-        <w:rPr>
-          <w:rFonts w:hint="default"/>
-          <w:bCs/>
-          <w:szCs w:val="22"/>
-          <w:lang w:val="en-IN"/>
-        </w:rPr>
-        <w:t xml:space="preserve"> </w:t>
-      </w:r>
-      <w:r>
-        <w:rPr>
-          <w:bCs/>
-          <w:szCs w:val="22"/>
-        </w:rPr>
-        <w:t xml:space="preserve">.Net web API </w:t>
-      </w:r>
-      <w:r>
-        <w:rPr>
-          <w:rFonts w:hint="default"/>
-          <w:bCs/>
-          <w:szCs w:val="22"/>
-          <w:lang w:val="en-IN"/>
-        </w:rPr>
-        <w:t xml:space="preserve">  </w:t>
-      </w:r>
-      <w:r>
-        <w:rPr>
-          <w:rFonts w:hint="default"/>
-          <w:bCs/>
-          <w:szCs w:val="22"/>
-          <w:u w:val="single"/>
-          <w:lang w:val="en-IN"/>
-        </w:rPr>
-        <w:t>Data Base</w:t>
-      </w:r>
-      <w:r>
-        <w:rPr>
-          <w:bCs/>
-          <w:szCs w:val="22"/>
-        </w:rPr>
-        <w:t>:</w:t>
-      </w:r>
-      <w:r>
-        <w:rPr>
-          <w:rFonts w:hint="default"/>
-          <w:bCs/>
-          <w:szCs w:val="22"/>
-          <w:lang w:val="en-IN"/>
-        </w:rPr>
-        <w:t xml:space="preserve"> Ms Sql</w:t>
-      </w:r>
-      <w:r>
-        <w:rPr>
-          <w:bCs/>
-          <w:szCs w:val="22"/>
-        </w:rPr>
-        <w:tab/>
+        <w:t>Software</w:t>
+      </w:r>
+      <w:r>
+        <w:rPr>
+          <w:rFonts w:hint="default" w:ascii="Calibri" w:hAnsi="Calibri" w:cs="Calibri"/>
+          <w:bCs/>
+          <w:szCs w:val="22"/>
+        </w:rPr>
+        <w:t>: Visual Studio 2022, Visual Studio Code</w:t>
       </w:r>
     </w:p>
     <w:p>
       <w:pPr>
         <w:pStyle w:val="6"/>
-        <w:spacing w:before="5" w:line="360" w:lineRule="auto"/>
-        <w:ind w:left="1240"/>
+        <w:keepNext w:val="0"/>
+        <w:keepLines w:val="0"/>
+        <w:pageBreakBefore w:val="0"/>
+        <w:widowControl w:val="0"/>
+        <w:kinsoku/>
+        <w:wordWrap/>
+        <w:overflowPunct/>
+        <w:topLinePunct w:val="0"/>
+        <w:autoSpaceDE w:val="0"/>
+        <w:autoSpaceDN w:val="0"/>
+        <w:bidi w:val="0"/>
+        <w:adjustRightInd/>
+        <w:snapToGrid/>
+        <w:spacing w:before="5" w:line="300" w:lineRule="auto"/>
+        <w:ind w:left="1242"/>
         <w:jc w:val="both"/>
-        <w:rPr>
-          <w:bCs/>
-          <w:szCs w:val="22"/>
-        </w:rPr>
-      </w:pPr>
-      <w:r>
-        <w:rPr>
-          <w:bCs/>
-          <w:szCs w:val="22"/>
-          <w:u w:val="single"/>
-        </w:rPr>
-        <w:t>Software</w:t>
-      </w:r>
-      <w:r>
-        <w:rPr>
-          <w:bCs/>
-          <w:szCs w:val="22"/>
-        </w:rPr>
-        <w:t>: Visual Studio 2022, Visual Studio Code</w:t>
-      </w:r>
+        <w:textAlignment w:val="auto"/>
+        <w:rPr>
+          <w:rFonts w:hint="default" w:ascii="Calibri" w:hAnsi="Calibri" w:cs="Calibri"/>
+          <w:bCs/>
+          <w:szCs w:val="22"/>
+        </w:rPr>
+      </w:pPr>
     </w:p>
     <w:p>
       <w:pPr>
         <w:pStyle w:val="6"/>
-        <w:spacing w:before="5" w:line="360" w:lineRule="auto"/>
-        <w:ind w:left="1240"/>
-        <w:jc w:val="both"/>
-        <w:rPr>
-          <w:bCs/>
-          <w:szCs w:val="22"/>
-        </w:rPr>
-      </w:pPr>
-    </w:p>
-    <w:p>
-      <w:pPr>
-        <w:pStyle w:val="6"/>
+        <w:keepNext w:val="0"/>
+        <w:keepLines w:val="0"/>
+        <w:pageBreakBefore w:val="0"/>
+        <w:widowControl w:val="0"/>
         <w:numPr>
           <w:ilvl w:val="0"/>
           <w:numId w:val="8"/>
@@ -3084,42 +3719,65 @@
           <w:tab w:val="left" w:pos="567"/>
           <w:tab w:val="clear" w:pos="420"/>
         </w:tabs>
-        <w:spacing w:before="5" w:line="360" w:lineRule="auto"/>
+        <w:kinsoku/>
+        <w:wordWrap/>
+        <w:overflowPunct/>
+        <w:topLinePunct w:val="0"/>
+        <w:autoSpaceDE w:val="0"/>
+        <w:autoSpaceDN w:val="0"/>
+        <w:bidi w:val="0"/>
+        <w:adjustRightInd/>
+        <w:snapToGrid/>
+        <w:spacing w:before="5" w:line="300" w:lineRule="auto"/>
         <w:ind w:left="1140"/>
         <w:jc w:val="both"/>
-        <w:rPr>
-          <w:b/>
-          <w:szCs w:val="22"/>
-        </w:rPr>
-      </w:pPr>
-      <w:r>
-        <w:rPr>
-          <w:b/>
-          <w:szCs w:val="22"/>
-        </w:rPr>
-        <w:t xml:space="preserve">Title: </w:t>
-      </w:r>
-      <w:r>
-        <w:rPr>
-          <w:bCs/>
-          <w:szCs w:val="22"/>
-        </w:rPr>
-        <w:t>Phicure.</w:t>
+        <w:textAlignment w:val="auto"/>
+        <w:rPr>
+          <w:rFonts w:hint="default" w:ascii="Calibri" w:hAnsi="Calibri" w:cs="Calibri"/>
+          <w:b/>
+          <w:szCs w:val="22"/>
+        </w:rPr>
+      </w:pPr>
+      <w:r>
+        <w:rPr>
+          <w:rFonts w:hint="default" w:ascii="Calibri" w:hAnsi="Calibri" w:cs="Calibri"/>
+          <w:b/>
+          <w:bCs w:val="0"/>
+          <w:szCs w:val="22"/>
+        </w:rPr>
+        <w:t>Phicure</w:t>
       </w:r>
     </w:p>
     <w:p>
       <w:pPr>
         <w:pStyle w:val="6"/>
-        <w:spacing w:before="5" w:line="360" w:lineRule="auto"/>
+        <w:keepNext w:val="0"/>
+        <w:keepLines w:val="0"/>
+        <w:pageBreakBefore w:val="0"/>
+        <w:widowControl w:val="0"/>
+        <w:kinsoku/>
+        <w:wordWrap/>
+        <w:overflowPunct/>
+        <w:topLinePunct w:val="0"/>
+        <w:autoSpaceDE w:val="0"/>
+        <w:autoSpaceDN w:val="0"/>
+        <w:bidi w:val="0"/>
+        <w:adjustRightInd/>
+        <w:snapToGrid/>
+        <w:spacing w:before="5" w:line="300" w:lineRule="auto"/>
         <w:ind w:left="1240"/>
         <w:jc w:val="both"/>
-        <w:rPr>
-          <w:bCs/>
-          <w:szCs w:val="22"/>
-        </w:rPr>
-      </w:pPr>
-      <w:r>
-        <w:rPr>
+        <w:textAlignment w:val="auto"/>
+        <w:rPr>
+          <w:rFonts w:hint="default" w:ascii="Calibri" w:hAnsi="Calibri" w:cs="Calibri"/>
+          <w:bCs/>
+          <w:szCs w:val="22"/>
+          <w:lang w:val="en-IN"/>
+        </w:rPr>
+      </w:pPr>
+      <w:r>
+        <w:rPr>
+          <w:rFonts w:hint="default" w:ascii="Calibri" w:hAnsi="Calibri" w:cs="Calibri"/>
           <w:bCs/>
           <w:szCs w:val="22"/>
           <w:u w:val="single"/>
@@ -3128,81 +3786,138 @@
       </w:r>
       <w:r>
         <w:rPr>
-          <w:bCs/>
-          <w:szCs w:val="22"/>
-        </w:rPr>
-        <w:t>: Patient details can save to use for furture purpose,</w:t>
+          <w:rFonts w:hint="default" w:ascii="Calibri" w:hAnsi="Calibri" w:cs="Calibri"/>
+          <w:bCs/>
+          <w:szCs w:val="22"/>
+        </w:rPr>
+        <w:t>: Patient details can save to</w:t>
+      </w:r>
+      <w:r>
+        <w:rPr>
+          <w:rFonts w:hint="default" w:ascii="Calibri" w:hAnsi="Calibri" w:cs="Calibri"/>
+          <w:bCs/>
+          <w:szCs w:val="22"/>
+          <w:lang w:val="en-IN"/>
+        </w:rPr>
+        <w:t xml:space="preserve"> generate the report based on queries</w:t>
+      </w:r>
+      <w:r>
+        <w:rPr>
+          <w:rFonts w:hint="default" w:ascii="Calibri" w:hAnsi="Calibri" w:cs="Calibri"/>
+          <w:bCs/>
+          <w:szCs w:val="22"/>
+        </w:rPr>
+        <w:t xml:space="preserve"> use for furture purpose</w:t>
+      </w:r>
+      <w:r>
+        <w:rPr>
+          <w:rFonts w:hint="default" w:ascii="Calibri" w:hAnsi="Calibri" w:cs="Calibri"/>
+          <w:bCs/>
+          <w:szCs w:val="22"/>
+          <w:lang w:val="en-IN"/>
+        </w:rPr>
+        <w:t>.</w:t>
       </w:r>
     </w:p>
     <w:p>
       <w:pPr>
         <w:pStyle w:val="6"/>
-        <w:spacing w:before="5" w:line="360" w:lineRule="auto"/>
+        <w:keepNext w:val="0"/>
+        <w:keepLines w:val="0"/>
+        <w:pageBreakBefore w:val="0"/>
+        <w:widowControl w:val="0"/>
+        <w:kinsoku/>
+        <w:wordWrap/>
+        <w:overflowPunct/>
+        <w:topLinePunct w:val="0"/>
+        <w:autoSpaceDE w:val="0"/>
+        <w:autoSpaceDN w:val="0"/>
+        <w:bidi w:val="0"/>
+        <w:adjustRightInd/>
+        <w:snapToGrid/>
+        <w:spacing w:before="5" w:line="300" w:lineRule="auto"/>
         <w:ind w:left="1240"/>
         <w:jc w:val="both"/>
-        <w:rPr>
-          <w:bCs/>
-          <w:szCs w:val="22"/>
-        </w:rPr>
-      </w:pPr>
-      <w:r>
-        <w:rPr>
+        <w:textAlignment w:val="auto"/>
+        <w:rPr>
+          <w:rFonts w:hint="default" w:ascii="Calibri" w:hAnsi="Calibri" w:cs="Calibri"/>
+          <w:bCs/>
+          <w:szCs w:val="22"/>
+        </w:rPr>
+      </w:pPr>
+      <w:r>
+        <w:rPr>
+          <w:rFonts w:hint="default" w:ascii="Calibri" w:hAnsi="Calibri" w:cs="Calibri"/>
           <w:bCs/>
           <w:szCs w:val="22"/>
           <w:u w:val="single"/>
-        </w:rPr>
-        <w:t>Front End</w:t>
-      </w:r>
-      <w:r>
-        <w:rPr>
-          <w:bCs/>
-          <w:szCs w:val="22"/>
-        </w:rPr>
-        <w:t xml:space="preserve">: Angular 16 </w:t>
-      </w:r>
-      <w:r>
-        <w:rPr>
+          <w:lang w:val="en-IN"/>
+        </w:rPr>
+        <w:t>Technology</w:t>
+      </w:r>
+      <w:r>
+        <w:rPr>
+          <w:rFonts w:hint="default" w:ascii="Calibri" w:hAnsi="Calibri" w:cs="Calibri"/>
+          <w:bCs/>
+          <w:szCs w:val="22"/>
+        </w:rPr>
+        <w:t>: Angular 16</w:t>
+      </w:r>
+      <w:r>
+        <w:rPr>
+          <w:rFonts w:hint="default" w:ascii="Calibri" w:hAnsi="Calibri" w:cs="Calibri"/>
+          <w:bCs/>
+          <w:szCs w:val="22"/>
+          <w:lang w:val="en-IN"/>
+        </w:rPr>
+        <w:t xml:space="preserve">, </w:t>
+      </w:r>
+      <w:r>
+        <w:rPr>
+          <w:rFonts w:hint="default" w:ascii="Calibri" w:hAnsi="Calibri" w:cs="Calibri"/>
+          <w:bCs/>
+          <w:szCs w:val="22"/>
+        </w:rPr>
+        <w:t>.Net web API</w:t>
+      </w:r>
+      <w:r>
+        <w:rPr>
+          <w:rFonts w:hint="default" w:ascii="Calibri" w:hAnsi="Calibri" w:cs="Calibri"/>
           <w:bCs/>
           <w:szCs w:val="22"/>
         </w:rPr>
         <w:tab/>
       </w:r>
-      <w:r>
-        <w:rPr>
-          <w:bCs/>
-          <w:szCs w:val="22"/>
-          <w:u w:val="single"/>
-        </w:rPr>
-        <w:t>Back End</w:t>
-      </w:r>
-      <w:r>
-        <w:rPr>
-          <w:bCs/>
-          <w:szCs w:val="22"/>
-        </w:rPr>
-        <w:t>:.Net web API</w:t>
-      </w:r>
-      <w:r>
-        <w:rPr>
-          <w:bCs/>
-          <w:szCs w:val="22"/>
-        </w:rPr>
-        <w:tab/>
-      </w:r>
     </w:p>
     <w:p>
       <w:pPr>
         <w:pStyle w:val="6"/>
-        <w:spacing w:before="5" w:line="360" w:lineRule="auto"/>
+        <w:keepNext w:val="0"/>
+        <w:keepLines w:val="0"/>
+        <w:pageBreakBefore w:val="0"/>
+        <w:widowControl w:val="0"/>
+        <w:kinsoku/>
+        <w:wordWrap/>
+        <w:overflowPunct/>
+        <w:topLinePunct w:val="0"/>
+        <w:autoSpaceDE w:val="0"/>
+        <w:autoSpaceDN w:val="0"/>
+        <w:bidi w:val="0"/>
+        <w:adjustRightInd/>
+        <w:snapToGrid/>
+        <w:spacing w:before="5" w:line="300" w:lineRule="auto"/>
         <w:ind w:left="1240"/>
         <w:jc w:val="both"/>
-        <w:rPr>
-          <w:bCs/>
-          <w:szCs w:val="22"/>
-        </w:rPr>
-      </w:pPr>
-      <w:r>
-        <w:rPr>
+        <w:textAlignment w:val="auto"/>
+        <w:rPr>
+          <w:rFonts w:hint="default" w:ascii="Calibri" w:hAnsi="Calibri" w:cs="Calibri"/>
+          <w:bCs/>
+          <w:szCs w:val="22"/>
+        </w:rPr>
+      </w:pPr>
+      <w:r>
+        <w:rPr>
+          <w:rFonts w:hint="default" w:ascii="Calibri" w:hAnsi="Calibri" w:cs="Calibri"/>
           <w:bCs/>
           <w:szCs w:val="22"/>
           <w:u w:val="single"/>
@@ -3211,6 +3926,7 @@
       </w:r>
       <w:r>
         <w:rPr>
+          <w:rFonts w:hint="default" w:ascii="Calibri" w:hAnsi="Calibri" w:cs="Calibri"/>
           <w:bCs/>
           <w:szCs w:val="22"/>
         </w:rPr>
@@ -3220,78 +3936,165 @@
     <w:p>
       <w:pPr>
         <w:pStyle w:val="6"/>
+        <w:keepNext w:val="0"/>
+        <w:keepLines w:val="0"/>
+        <w:pageBreakBefore w:val="0"/>
+        <w:widowControl w:val="0"/>
         <w:numPr>
           <w:ilvl w:val="0"/>
           <w:numId w:val="8"/>
         </w:numPr>
-        <w:spacing w:before="177" w:line="261" w:lineRule="auto"/>
-        <w:ind w:left="1200" w:right="1563"/>
+        <w:kinsoku/>
+        <w:wordWrap/>
+        <w:overflowPunct/>
+        <w:topLinePunct w:val="0"/>
+        <w:autoSpaceDE w:val="0"/>
+        <w:autoSpaceDN w:val="0"/>
+        <w:bidi w:val="0"/>
+        <w:adjustRightInd/>
+        <w:snapToGrid/>
+        <w:spacing w:before="177" w:line="300" w:lineRule="auto"/>
+        <w:ind w:left="1202" w:right="1565"/>
         <w:jc w:val="both"/>
-      </w:pPr>
-      <w:r>
-        <w:rPr>
-          <w:b/>
-          <w:szCs w:val="22"/>
-        </w:rPr>
-        <w:t xml:space="preserve">Title: </w:t>
-      </w:r>
-      <w:r>
+        <w:textAlignment w:val="auto"/>
+        <w:rPr>
+          <w:rFonts w:hint="default" w:ascii="Calibri" w:hAnsi="Calibri" w:cs="Calibri"/>
+          <w:b/>
+          <w:szCs w:val="22"/>
+        </w:rPr>
+      </w:pPr>
+      <w:r>
+        <w:rPr>
+          <w:rFonts w:hint="default" w:ascii="Calibri" w:hAnsi="Calibri" w:cs="Calibri"/>
+          <w:b/>
+          <w:bCs/>
+        </w:rPr>
         <w:t>Product Management</w:t>
       </w:r>
       <w:r>
         <w:rPr>
+          <w:rFonts w:hint="default" w:ascii="Calibri" w:hAnsi="Calibri" w:cs="Calibri"/>
+          <w:b/>
+          <w:bCs/>
           <w:spacing w:val="-2"/>
         </w:rPr>
         <w:t xml:space="preserve"> </w:t>
       </w:r>
       <w:r>
-        <w:t>System.</w:t>
+        <w:rPr>
+          <w:rFonts w:hint="default" w:ascii="Calibri" w:hAnsi="Calibri" w:cs="Calibri"/>
+          <w:b/>
+          <w:bCs/>
+        </w:rPr>
+        <w:t>System</w:t>
       </w:r>
     </w:p>
     <w:p>
       <w:pPr>
         <w:pStyle w:val="6"/>
-        <w:spacing w:before="177" w:line="360" w:lineRule="auto"/>
-        <w:ind w:left="1200" w:right="1563"/>
-        <w:jc w:val="both"/>
-      </w:pPr>
-      <w:r>
-        <w:rPr>
-          <w:bCs/>
-          <w:szCs w:val="22"/>
-          <w:u w:val="single"/>
-        </w:rPr>
-        <w:t>Description</w:t>
-      </w:r>
-      <w:r>
-        <w:rPr>
-          <w:bCs/>
-          <w:szCs w:val="22"/>
-        </w:rPr>
-        <w:t xml:space="preserve">: </w:t>
-      </w:r>
-      <w:r>
-        <w:t>This project mainly focused on collecting and maintaining customer details and product information.</w:t>
-      </w:r>
-    </w:p>
-    <w:p>
-      <w:pPr>
-        <w:pStyle w:val="6"/>
-        <w:spacing w:before="5" w:line="360" w:lineRule="auto"/>
+        <w:keepNext w:val="0"/>
+        <w:keepLines w:val="0"/>
+        <w:pageBreakBefore w:val="0"/>
+        <w:widowControl w:val="0"/>
+        <w:kinsoku/>
+        <w:wordWrap/>
+        <w:overflowPunct/>
+        <w:topLinePunct w:val="0"/>
+        <w:autoSpaceDE w:val="0"/>
+        <w:autoSpaceDN w:val="0"/>
+        <w:bidi w:val="0"/>
+        <w:adjustRightInd/>
+        <w:snapToGrid/>
+        <w:spacing w:before="5" w:line="300" w:lineRule="auto"/>
         <w:ind w:left="1240"/>
         <w:jc w:val="both"/>
-      </w:pPr>
-      <w:bookmarkStart w:id="1" w:name="_Hlk158751330"/>
-      <w:r>
-        <w:rPr>
+        <w:textAlignment w:val="auto"/>
+        <w:rPr>
+          <w:rFonts w:hint="default" w:ascii="Calibri" w:hAnsi="Calibri" w:cs="Calibri"/>
+          <w:bCs/>
+          <w:szCs w:val="22"/>
+          <w:lang w:val="en-IN"/>
+        </w:rPr>
+      </w:pPr>
+      <w:r>
+        <w:rPr>
+          <w:rFonts w:hint="default" w:ascii="Calibri" w:hAnsi="Calibri" w:cs="Calibri"/>
           <w:bCs/>
           <w:szCs w:val="22"/>
           <w:u w:val="single"/>
         </w:rPr>
-        <w:t>Back End</w:t>
-      </w:r>
-      <w:r>
-        <w:rPr>
+        <w:t>Description</w:t>
+      </w:r>
+      <w:r>
+        <w:rPr>
+          <w:rFonts w:hint="default" w:ascii="Calibri" w:hAnsi="Calibri" w:cs="Calibri"/>
+          <w:bCs/>
+          <w:szCs w:val="22"/>
+        </w:rPr>
+        <w:t xml:space="preserve">: </w:t>
+      </w:r>
+      <w:r>
+        <w:rPr>
+          <w:rStyle w:val="20"/>
+          <w:rFonts w:hint="default" w:ascii="Calibri" w:hAnsi="Calibri" w:cs="Calibri"/>
+        </w:rPr>
+        <w:t xml:space="preserve">This project mainly focused on collecting and maintaining customer </w:t>
+      </w:r>
+      <w:r>
+        <w:rPr>
+          <w:rFonts w:hint="default" w:ascii="Calibri" w:hAnsi="Calibri" w:cs="Calibri"/>
+        </w:rPr>
+        <w:t>details and product information</w:t>
+      </w:r>
+      <w:r>
+        <w:rPr>
+          <w:rFonts w:hint="default" w:ascii="Calibri" w:hAnsi="Calibri" w:cs="Calibri"/>
+          <w:bCs/>
+          <w:szCs w:val="22"/>
+          <w:lang w:val="en-IN"/>
+        </w:rPr>
+        <w:t>.</w:t>
+      </w:r>
+    </w:p>
+    <w:p>
+      <w:pPr>
+        <w:pStyle w:val="6"/>
+        <w:keepNext w:val="0"/>
+        <w:keepLines w:val="0"/>
+        <w:pageBreakBefore w:val="0"/>
+        <w:widowControl w:val="0"/>
+        <w:kinsoku/>
+        <w:wordWrap/>
+        <w:overflowPunct/>
+        <w:topLinePunct w:val="0"/>
+        <w:autoSpaceDE w:val="0"/>
+        <w:autoSpaceDN w:val="0"/>
+        <w:bidi w:val="0"/>
+        <w:adjustRightInd/>
+        <w:snapToGrid/>
+        <w:spacing w:before="5" w:line="300" w:lineRule="auto"/>
+        <w:ind w:left="1240"/>
+        <w:jc w:val="both"/>
+        <w:textAlignment w:val="auto"/>
+        <w:rPr>
+          <w:rFonts w:hint="default" w:ascii="Calibri" w:hAnsi="Calibri" w:cs="Calibri"/>
+          <w:b/>
+          <w:bCs/>
+        </w:rPr>
+      </w:pPr>
+      <w:r>
+        <w:rPr>
+          <w:rFonts w:hint="default" w:ascii="Calibri" w:hAnsi="Calibri" w:cs="Calibri"/>
+          <w:bCs/>
+          <w:szCs w:val="22"/>
+          <w:u w:val="single"/>
+          <w:lang w:val="en-IN"/>
+        </w:rPr>
+        <w:t>Technology</w:t>
+      </w:r>
+      <w:r>
+        <w:rPr>
+          <w:rFonts w:hint="default" w:ascii="Calibri" w:hAnsi="Calibri" w:cs="Calibri"/>
           <w:bCs/>
           <w:szCs w:val="22"/>
         </w:rPr>
@@ -3299,6 +4102,7 @@
       </w:r>
       <w:r>
         <w:rPr>
+          <w:rFonts w:hint="default" w:ascii="Calibri" w:hAnsi="Calibri" w:cs="Calibri"/>
           <w:bCs/>
           <w:szCs w:val="22"/>
         </w:rPr>
@@ -3306,16 +4110,43 @@
       </w:r>
       <w:r>
         <w:rPr>
+          <w:rFonts w:hint="default" w:ascii="Calibri" w:hAnsi="Calibri" w:cs="Calibri"/>
           <w:bCs/>
           <w:szCs w:val="22"/>
           <w:u w:val="single"/>
         </w:rPr>
-        <w:t>Software: Eclipse</w:t>
-      </w:r>
-    </w:p>
-    <w:bookmarkEnd w:id="1"/>
-    <w:p>
-      <w:r>
+        <w:t>Software</w:t>
+      </w:r>
+      <w:r>
+        <w:rPr>
+          <w:rFonts w:hint="default" w:ascii="Calibri" w:hAnsi="Calibri" w:cs="Calibri"/>
+          <w:bCs/>
+          <w:szCs w:val="22"/>
+        </w:rPr>
+        <w:t xml:space="preserve">: </w:t>
+      </w:r>
+      <w:r>
+        <w:rPr>
+          <w:rFonts w:hint="default" w:ascii="Calibri" w:hAnsi="Calibri" w:cs="Calibri"/>
+          <w:bCs/>
+          <w:szCs w:val="22"/>
+          <w:u w:val="none"/>
+        </w:rPr>
+        <w:t>Eclipse</w:t>
+      </w:r>
+      <w:bookmarkStart w:id="0" w:name="_Hlk158751330"/>
+    </w:p>
+    <w:bookmarkEnd w:id="0"/>
+    <w:p>
+      <w:pPr>
+        <w:rPr>
+          <w:rFonts w:hint="default" w:ascii="Calibri" w:hAnsi="Calibri" w:cs="Calibri"/>
+        </w:rPr>
+      </w:pPr>
+      <w:r>
+        <w:rPr>
+          <w:rFonts w:hint="default" w:ascii="Calibri" w:hAnsi="Calibri" w:cs="Calibri"/>
+        </w:rPr>
         <mc:AlternateContent>
           <mc:Choice Requires="wpg">
             <w:drawing>
@@ -3487,11 +4318,13 @@
         <w:pStyle w:val="2"/>
         <w:spacing w:before="60"/>
         <w:ind w:left="0" w:firstLine="120" w:firstLineChars="50"/>
-      </w:pPr>
-      <w:bookmarkStart w:id="2" w:name="_GoBack"/>
-      <w:bookmarkEnd w:id="2"/>
-      <w:r>
-        <w:rPr>
+        <w:rPr>
+          <w:rFonts w:hint="default" w:ascii="Calibri" w:hAnsi="Calibri" w:cs="Calibri"/>
+        </w:rPr>
+      </w:pPr>
+      <w:r>
+        <w:rPr>
+          <w:rFonts w:hint="default" w:ascii="Calibri" w:hAnsi="Calibri" w:cs="Calibri"/>
           <w:color w:val="2E5496"/>
         </w:rPr>
         <w:t>TECHNICAL SKILLS</w:t>
@@ -3502,13 +4335,14 @@
         <w:pStyle w:val="6"/>
         <w:spacing w:before="7"/>
         <w:rPr>
-          <w:b/>
-        </w:rPr>
-      </w:pPr>
-    </w:p>
-    <w:p>
-      <w:pPr>
-        <w:pStyle w:val="13"/>
+          <w:rFonts w:hint="default" w:ascii="Calibri" w:hAnsi="Calibri" w:cs="Calibri"/>
+          <w:b/>
+        </w:rPr>
+      </w:pPr>
+    </w:p>
+    <w:p>
+      <w:pPr>
+        <w:pStyle w:val="15"/>
         <w:numPr>
           <w:ilvl w:val="0"/>
           <w:numId w:val="9"/>
@@ -3520,11 +4354,13 @@
         </w:tabs>
         <w:ind w:left="900" w:leftChars="0" w:hanging="360" w:firstLineChars="0"/>
         <w:rPr>
-          <w:b/>
-        </w:rPr>
-      </w:pPr>
-      <w:r>
-        <w:rPr>
+          <w:rFonts w:hint="default" w:ascii="Calibri" w:hAnsi="Calibri" w:cs="Calibri"/>
+          <w:b/>
+        </w:rPr>
+      </w:pPr>
+      <w:r>
+        <w:rPr>
+          <w:rFonts w:hint="default" w:ascii="Calibri" w:hAnsi="Calibri" w:cs="Calibri"/>
           <w:b/>
         </w:rPr>
         <w:t>Front End</w:t>
@@ -3532,7 +4368,7 @@
     </w:p>
     <w:p>
       <w:pPr>
-        <w:pStyle w:val="13"/>
+        <w:pStyle w:val="15"/>
         <w:numPr>
           <w:ilvl w:val="0"/>
           <w:numId w:val="9"/>
@@ -3545,23 +4381,27 @@
         <w:spacing w:before="149"/>
         <w:ind w:left="2222" w:leftChars="0" w:hanging="361"/>
         <w:rPr>
+          <w:rFonts w:hint="default" w:ascii="Calibri" w:hAnsi="Calibri" w:cs="Calibri"/>
           <w:sz w:val="26"/>
         </w:rPr>
       </w:pPr>
       <w:r>
         <w:rPr>
+          <w:rFonts w:hint="default" w:ascii="Calibri" w:hAnsi="Calibri" w:cs="Calibri"/>
           <w:sz w:val="24"/>
         </w:rPr>
         <w:t>Angular, Html5, CSS3, Type Script, Jquery</w:t>
       </w:r>
       <w:r>
         <w:rPr>
+          <w:rFonts w:hint="default" w:ascii="Calibri" w:hAnsi="Calibri" w:cs="Calibri"/>
           <w:sz w:val="26"/>
         </w:rPr>
         <w:t xml:space="preserve">, Rxjs, </w:t>
       </w:r>
       <w:r>
         <w:rPr>
+          <w:rFonts w:hint="default" w:ascii="Calibri" w:hAnsi="Calibri" w:cs="Calibri"/>
           <w:sz w:val="24"/>
         </w:rPr>
         <w:t>Java Script</w:t>
@@ -3569,7 +4409,7 @@
     </w:p>
     <w:p>
       <w:pPr>
-        <w:pStyle w:val="13"/>
+        <w:pStyle w:val="15"/>
         <w:numPr>
           <w:ilvl w:val="0"/>
           <w:numId w:val="9"/>
@@ -3582,11 +4422,13 @@
         <w:spacing w:before="231"/>
         <w:ind w:left="900" w:leftChars="0" w:hanging="360" w:firstLineChars="0"/>
         <w:rPr>
-          <w:b/>
-        </w:rPr>
-      </w:pPr>
-      <w:r>
-        <w:rPr>
+          <w:rFonts w:hint="default" w:ascii="Calibri" w:hAnsi="Calibri" w:cs="Calibri"/>
+          <w:b/>
+        </w:rPr>
+      </w:pPr>
+      <w:r>
+        <w:rPr>
+          <w:rFonts w:hint="default" w:ascii="Calibri" w:hAnsi="Calibri" w:cs="Calibri"/>
           <w:b/>
         </w:rPr>
         <w:t>Back End</w:t>
@@ -3594,7 +4436,7 @@
     </w:p>
     <w:p>
       <w:pPr>
-        <w:pStyle w:val="13"/>
+        <w:pStyle w:val="15"/>
         <w:numPr>
           <w:ilvl w:val="0"/>
           <w:numId w:val="9"/>
@@ -3607,18 +4449,20 @@
         <w:spacing w:before="146" w:line="480" w:lineRule="auto"/>
         <w:ind w:left="2222" w:leftChars="0" w:hanging="361"/>
         <w:rPr>
+          <w:rFonts w:hint="default" w:ascii="Calibri" w:hAnsi="Calibri" w:cs="Calibri"/>
           <w:sz w:val="20"/>
         </w:rPr>
       </w:pPr>
       <w:r>
         <w:rPr>
+          <w:rFonts w:hint="default" w:ascii="Calibri" w:hAnsi="Calibri" w:cs="Calibri"/>
           <w:sz w:val="24"/>
         </w:rPr>
         <w:t>Asp.Net, Asp.Net MVC5 Framework, Asp.Net Core Web API</w:t>
       </w:r>
       <w:r>
         <w:rPr>
-          <w:rFonts w:hint="default"/>
+          <w:rFonts w:hint="default" w:ascii="Calibri" w:hAnsi="Calibri" w:cs="Calibri"/>
           <w:sz w:val="24"/>
           <w:lang w:val="en-IN"/>
         </w:rPr>
@@ -3627,7 +4471,7 @@
     </w:p>
     <w:p>
       <w:pPr>
-        <w:pStyle w:val="13"/>
+        <w:pStyle w:val="15"/>
         <w:numPr>
           <w:ilvl w:val="0"/>
           <w:numId w:val="9"/>
@@ -3639,17 +4483,20 @@
         </w:tabs>
         <w:ind w:left="900" w:leftChars="0" w:hanging="360" w:firstLineChars="0"/>
         <w:rPr>
-          <w:b/>
-        </w:rPr>
-      </w:pPr>
-      <w:r>
-        <w:rPr>
-          <w:b/>
-        </w:rPr>
-        <w:t>DATABASE</w:t>
-      </w:r>
-      <w:r>
-        <w:rPr>
+          <w:rFonts w:hint="default" w:ascii="Calibri" w:hAnsi="Calibri" w:cs="Calibri"/>
+          <w:b/>
+        </w:rPr>
+      </w:pPr>
+      <w:r>
+        <w:rPr>
+          <w:rFonts w:hint="default" w:ascii="Calibri" w:hAnsi="Calibri" w:cs="Calibri"/>
+          <w:b/>
+        </w:rPr>
+        <w:t>Database</w:t>
+      </w:r>
+      <w:r>
+        <w:rPr>
+          <w:rFonts w:hint="default" w:ascii="Calibri" w:hAnsi="Calibri" w:cs="Calibri"/>
           <w:b/>
           <w:spacing w:val="-3"/>
         </w:rPr>
@@ -3657,14 +4504,15 @@
       </w:r>
       <w:r>
         <w:rPr>
-          <w:b/>
-        </w:rPr>
-        <w:t>SKILLS</w:t>
-      </w:r>
-    </w:p>
-    <w:p>
-      <w:pPr>
-        <w:pStyle w:val="13"/>
+          <w:rFonts w:hint="default" w:ascii="Calibri" w:hAnsi="Calibri" w:cs="Calibri"/>
+          <w:b/>
+        </w:rPr>
+        <w:t>Skills</w:t>
+      </w:r>
+    </w:p>
+    <w:p>
+      <w:pPr>
+        <w:pStyle w:val="15"/>
         <w:numPr>
           <w:ilvl w:val="0"/>
           <w:numId w:val="9"/>
@@ -3677,17 +4525,20 @@
         <w:spacing w:before="126"/>
         <w:ind w:left="2222" w:leftChars="0" w:hanging="361"/>
         <w:rPr>
-          <w:sz w:val="24"/>
-        </w:rPr>
-      </w:pPr>
-      <w:r>
-        <w:rPr>
+          <w:rFonts w:hint="default" w:ascii="Calibri" w:hAnsi="Calibri" w:cs="Calibri"/>
+          <w:sz w:val="24"/>
+        </w:rPr>
+      </w:pPr>
+      <w:r>
+        <w:rPr>
+          <w:rFonts w:hint="default" w:ascii="Calibri" w:hAnsi="Calibri" w:cs="Calibri"/>
           <w:sz w:val="24"/>
         </w:rPr>
         <w:t>SQL Server and MYSQL(DDL,DMC &amp;</w:t>
       </w:r>
       <w:r>
         <w:rPr>
+          <w:rFonts w:hint="default" w:ascii="Calibri" w:hAnsi="Calibri" w:cs="Calibri"/>
           <w:spacing w:val="1"/>
           <w:sz w:val="24"/>
         </w:rPr>
@@ -3695,6 +4546,7 @@
       </w:r>
       <w:r>
         <w:rPr>
+          <w:rFonts w:hint="default" w:ascii="Calibri" w:hAnsi="Calibri" w:cs="Calibri"/>
           <w:sz w:val="24"/>
         </w:rPr>
         <w:t xml:space="preserve">DQL) </w:t>
@@ -3702,7 +4554,7 @@
     </w:p>
     <w:p>
       <w:pPr>
-        <w:pStyle w:val="13"/>
+        <w:pStyle w:val="15"/>
         <w:numPr>
           <w:ilvl w:val="0"/>
           <w:numId w:val="9"/>
@@ -3715,11 +4567,13 @@
         <w:spacing w:before="126"/>
         <w:ind w:left="2222" w:leftChars="0" w:hanging="361"/>
         <w:rPr>
-          <w:sz w:val="24"/>
-        </w:rPr>
-      </w:pPr>
-      <w:r>
-        <w:rPr>
+          <w:rFonts w:hint="default" w:ascii="Calibri" w:hAnsi="Calibri" w:cs="Calibri"/>
+          <w:sz w:val="24"/>
+        </w:rPr>
+      </w:pPr>
+      <w:r>
+        <w:rPr>
+          <w:rFonts w:hint="default" w:ascii="Calibri" w:hAnsi="Calibri" w:cs="Calibri"/>
           <w:sz w:val="24"/>
         </w:rPr>
         <w:t>Linq</w:t>
@@ -3727,7 +4581,7 @@
     </w:p>
     <w:p>
       <w:pPr>
-        <w:pStyle w:val="13"/>
+        <w:pStyle w:val="15"/>
         <w:numPr>
           <w:ilvl w:val="0"/>
           <w:numId w:val="0"/>
@@ -3738,10 +4592,14 @@
         </w:tabs>
         <w:spacing w:before="126"/>
         <w:rPr>
-          <w:sz w:val="24"/>
-        </w:rPr>
-      </w:pPr>
-      <w:r>
+          <w:rFonts w:hint="default" w:ascii="Calibri" w:hAnsi="Calibri" w:cs="Calibri"/>
+          <w:sz w:val="24"/>
+        </w:rPr>
+      </w:pPr>
+      <w:r>
+        <w:rPr>
+          <w:rFonts w:hint="default" w:ascii="Calibri" w:hAnsi="Calibri" w:cs="Calibri"/>
+        </w:rPr>
         <mc:AlternateContent>
           <mc:Choice Requires="wpg">
             <w:drawing>
@@ -3913,6 +4771,7 @@
         <w:pStyle w:val="6"/>
         <w:spacing w:before="5"/>
         <w:rPr>
+          <w:rFonts w:hint="default" w:ascii="Calibri" w:hAnsi="Calibri" w:cs="Calibri"/>
           <w:sz w:val="25"/>
         </w:rPr>
       </w:pPr>
@@ -3921,9 +4780,13 @@
       <w:pPr>
         <w:pStyle w:val="2"/>
         <w:spacing w:before="1"/>
-      </w:pPr>
-      <w:r>
-        <w:rPr>
+        <w:rPr>
+          <w:rFonts w:hint="default" w:ascii="Calibri" w:hAnsi="Calibri" w:cs="Calibri"/>
+        </w:rPr>
+      </w:pPr>
+      <w:r>
+        <w:rPr>
+          <w:rFonts w:hint="default" w:ascii="Calibri" w:hAnsi="Calibri" w:cs="Calibri"/>
           <w:color w:val="2E5496"/>
         </w:rPr>
         <w:t>ADDITIONAL CERTIFICATION</w:t>
@@ -3934,6 +4797,7 @@
         <w:pStyle w:val="6"/>
         <w:spacing w:before="4"/>
         <w:rPr>
+          <w:rFonts w:hint="default" w:ascii="Calibri" w:hAnsi="Calibri" w:cs="Calibri"/>
           <w:b/>
           <w:sz w:val="28"/>
         </w:rPr>
@@ -3941,7 +4805,7 @@
     </w:p>
     <w:p>
       <w:pPr>
-        <w:pStyle w:val="13"/>
+        <w:pStyle w:val="15"/>
         <w:numPr>
           <w:ilvl w:val="1"/>
           <w:numId w:val="9"/>
@@ -3953,24 +4817,45 @@
         </w:tabs>
         <w:ind w:left="2671" w:leftChars="0" w:hanging="426"/>
         <w:rPr>
-          <w:sz w:val="24"/>
-        </w:rPr>
-      </w:pPr>
-      <w:r>
-        <w:rPr>
-          <w:b/>
-          <w:sz w:val="24"/>
-        </w:rPr>
-        <w:t xml:space="preserve">Java Fullstack </w:t>
-      </w:r>
-      <w:r>
-        <w:rPr>
+          <w:rFonts w:hint="default" w:ascii="Calibri" w:hAnsi="Calibri" w:cs="Calibri"/>
+          <w:sz w:val="24"/>
+        </w:rPr>
+      </w:pPr>
+      <w:r>
+        <w:rPr>
+          <w:rFonts w:hint="default" w:ascii="Calibri" w:hAnsi="Calibri" w:cs="Calibri"/>
+          <w:b/>
+          <w:sz w:val="24"/>
+        </w:rPr>
+        <w:t>Java Fullstack</w:t>
+      </w:r>
+      <w:r>
+        <w:rPr>
+          <w:rFonts w:hint="default" w:ascii="Calibri" w:hAnsi="Calibri" w:cs="Calibri"/>
+          <w:b/>
+          <w:sz w:val="24"/>
+          <w:lang w:val="en-IN"/>
+        </w:rPr>
+        <w:t>(Angular)</w:t>
+      </w:r>
+      <w:r>
+        <w:rPr>
+          <w:rFonts w:hint="default" w:ascii="Calibri" w:hAnsi="Calibri" w:cs="Calibri"/>
+          <w:b/>
+          <w:sz w:val="24"/>
+        </w:rPr>
+        <w:t xml:space="preserve"> </w:t>
+      </w:r>
+      <w:r>
+        <w:rPr>
+          <w:rFonts w:hint="default" w:ascii="Calibri" w:hAnsi="Calibri" w:cs="Calibri"/>
           <w:sz w:val="24"/>
         </w:rPr>
         <w:t>in Accord Info</w:t>
       </w:r>
       <w:r>
         <w:rPr>
+          <w:rFonts w:hint="default" w:ascii="Calibri" w:hAnsi="Calibri" w:cs="Calibri"/>
           <w:spacing w:val="1"/>
           <w:sz w:val="24"/>
         </w:rPr>
@@ -3978,19 +4863,32 @@
       </w:r>
       <w:r>
         <w:rPr>
+          <w:rFonts w:hint="default" w:ascii="Calibri" w:hAnsi="Calibri" w:cs="Calibri"/>
           <w:sz w:val="24"/>
         </w:rPr>
         <w:t>Matrix.</w:t>
       </w:r>
+      <w:r>
+        <w:rPr>
+          <w:rFonts w:hint="default" w:ascii="Calibri" w:hAnsi="Calibri" w:cs="Calibri"/>
+          <w:sz w:val="24"/>
+          <w:lang w:val="en-IN"/>
+        </w:rPr>
+        <w:t xml:space="preserve"> (Aug 2022 to Jan 2023)</w:t>
+      </w:r>
     </w:p>
     <w:p>
       <w:pPr>
         <w:pStyle w:val="6"/>
         <w:rPr>
+          <w:rFonts w:hint="default" w:ascii="Calibri" w:hAnsi="Calibri" w:cs="Calibri"/>
           <w:sz w:val="20"/>
         </w:rPr>
       </w:pPr>
       <w:r>
+        <w:rPr>
+          <w:rFonts w:hint="default" w:ascii="Calibri" w:hAnsi="Calibri" w:cs="Calibri"/>
+        </w:rPr>
         <mc:AlternateContent>
           <mc:Choice Requires="wps">
             <w:drawing>
@@ -4000,7 +4898,7 @@
                   <wp:posOffset>381000</wp:posOffset>
                 </wp:positionH>
                 <wp:positionV relativeFrom="paragraph">
-                  <wp:posOffset>144145</wp:posOffset>
+                  <wp:posOffset>210185</wp:posOffset>
                 </wp:positionV>
                 <wp:extent cx="6483985" cy="8890"/>
                 <wp:effectExtent l="0" t="0" r="0" b="0"/>
@@ -4158,7 +5056,7 @@
           </mc:Choice>
           <mc:Fallback>
             <w:pict>
-              <v:shape id="Freeform 7" o:spid="_x0000_s1026" o:spt="100" style="position:absolute;left:0pt;margin-left:30pt;margin-top:11.35pt;height:0.7pt;width:510.55pt;mso-position-horizontal-relative:page;mso-wrap-distance-bottom:0pt;mso-wrap-distance-top:0pt;z-index:-251655168;mso-width-relative:page;mso-height-relative:page;" fillcolor="#7C95AC" filled="t" stroked="f" coordsize="10211,14" o:gfxdata="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" path="m10211,0l2307,0,2302,0,2292,0,0,0,0,13,2292,13,2302,13,2307,13,10211,13,10211,0xe">
+              <v:shape id="Freeform 7" o:spid="_x0000_s1026" o:spt="100" style="position:absolute;left:0pt;margin-left:30pt;margin-top:16.55pt;height:0.7pt;width:510.55pt;mso-position-horizontal-relative:page;mso-wrap-distance-bottom:0pt;mso-wrap-distance-top:0pt;z-index:-251655168;mso-width-relative:page;mso-height-relative:page;" fillcolor="#7C95AC" filled="t" stroked="f" coordsize="10211,14" o:gfxdata="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" path="m10211,0l2307,0,2302,0,2292,0,0,0,0,13,2292,13,2302,13,2307,13,10211,13,10211,0xe">
                 <v:path o:connectlocs="6483985,196215;1464945,196215;1461770,196215;1455420,196215;0,196215;0,204470;1455420,204470;1461770,204470;1464945,204470;6483985,204470;6483985,196215" o:connectangles="0,0,0,0,0,0,0,0,0,0,0"/>
                 <v:fill on="t" focussize="0,0"/>
                 <v:stroke on="f"/>
@@ -4175,9 +5073,13 @@
       <w:pPr>
         <w:pStyle w:val="2"/>
         <w:spacing w:before="149"/>
-      </w:pPr>
-      <w:r>
-        <w:rPr>
+        <w:rPr>
+          <w:rFonts w:hint="default" w:ascii="Calibri" w:hAnsi="Calibri" w:cs="Calibri"/>
+        </w:rPr>
+      </w:pPr>
+      <w:r>
+        <w:rPr>
+          <w:rFonts w:hint="default" w:ascii="Calibri" w:hAnsi="Calibri" w:cs="Calibri"/>
           <w:color w:val="2E5496"/>
         </w:rPr>
         <w:t>CO-CURRICULAR ACTIVITIES</w:t>
@@ -4185,7 +5087,7 @@
     </w:p>
     <w:p>
       <w:pPr>
-        <w:pStyle w:val="13"/>
+        <w:pStyle w:val="15"/>
         <w:numPr>
           <w:ilvl w:val="0"/>
           <w:numId w:val="10"/>
@@ -4197,17 +5099,20 @@
         <w:spacing w:before="178"/>
         <w:ind w:hanging="361"/>
         <w:rPr>
-          <w:sz w:val="24"/>
-        </w:rPr>
-      </w:pPr>
-      <w:r>
-        <w:rPr>
+          <w:rFonts w:hint="default" w:ascii="Calibri" w:hAnsi="Calibri" w:cs="Calibri"/>
+          <w:sz w:val="24"/>
+        </w:rPr>
+      </w:pPr>
+      <w:r>
+        <w:rPr>
+          <w:rFonts w:hint="default" w:ascii="Calibri" w:hAnsi="Calibri" w:cs="Calibri"/>
           <w:sz w:val="24"/>
         </w:rPr>
         <w:t>COA - Computer Office</w:t>
       </w:r>
       <w:r>
         <w:rPr>
+          <w:rFonts w:hint="default" w:ascii="Calibri" w:hAnsi="Calibri" w:cs="Calibri"/>
           <w:spacing w:val="-2"/>
           <w:sz w:val="24"/>
         </w:rPr>
@@ -4215,6 +5120,7 @@
       </w:r>
       <w:r>
         <w:rPr>
+          <w:rFonts w:hint="default" w:ascii="Calibri" w:hAnsi="Calibri" w:cs="Calibri"/>
           <w:sz w:val="24"/>
         </w:rPr>
         <w:t>Automation.</w:t>
@@ -4222,7 +5128,7 @@
     </w:p>
     <w:p>
       <w:pPr>
-        <w:pStyle w:val="13"/>
+        <w:pStyle w:val="15"/>
         <w:numPr>
           <w:ilvl w:val="0"/>
           <w:numId w:val="10"/>
@@ -4234,17 +5140,20 @@
         <w:spacing w:before="132"/>
         <w:ind w:hanging="361"/>
         <w:rPr>
-          <w:sz w:val="24"/>
-        </w:rPr>
-      </w:pPr>
-      <w:r>
-        <w:rPr>
+          <w:rFonts w:hint="default" w:ascii="Calibri" w:hAnsi="Calibri" w:cs="Calibri"/>
+          <w:sz w:val="24"/>
+        </w:rPr>
+      </w:pPr>
+      <w:r>
+        <w:rPr>
+          <w:rFonts w:hint="default" w:ascii="Calibri" w:hAnsi="Calibri" w:cs="Calibri"/>
           <w:sz w:val="24"/>
         </w:rPr>
         <w:t>DCOM ( MS-</w:t>
       </w:r>
       <w:r>
         <w:rPr>
+          <w:rFonts w:hint="default" w:ascii="Calibri" w:hAnsi="Calibri" w:cs="Calibri"/>
           <w:spacing w:val="-3"/>
           <w:sz w:val="24"/>
         </w:rPr>
@@ -4252,6 +5161,7 @@
       </w:r>
       <w:r>
         <w:rPr>
+          <w:rFonts w:hint="default" w:ascii="Calibri" w:hAnsi="Calibri" w:cs="Calibri"/>
           <w:sz w:val="24"/>
         </w:rPr>
         <w:t>Office)</w:t>
@@ -4259,7 +5169,7 @@
     </w:p>
     <w:p>
       <w:pPr>
-        <w:pStyle w:val="13"/>
+        <w:pStyle w:val="15"/>
         <w:numPr>
           <w:ilvl w:val="0"/>
           <w:numId w:val="10"/>
@@ -4271,17 +5181,20 @@
         <w:spacing w:before="130"/>
         <w:ind w:hanging="361"/>
         <w:rPr>
-          <w:sz w:val="24"/>
-        </w:rPr>
-      </w:pPr>
-      <w:r>
-        <w:rPr>
+          <w:rFonts w:hint="default" w:ascii="Calibri" w:hAnsi="Calibri" w:cs="Calibri"/>
+          <w:sz w:val="24"/>
+        </w:rPr>
+      </w:pPr>
+      <w:r>
+        <w:rPr>
+          <w:rFonts w:hint="default" w:ascii="Calibri" w:hAnsi="Calibri" w:cs="Calibri"/>
           <w:sz w:val="24"/>
         </w:rPr>
         <w:t>Tamil &amp; English Typewriting (Both</w:t>
       </w:r>
       <w:r>
         <w:rPr>
+          <w:rFonts w:hint="default" w:ascii="Calibri" w:hAnsi="Calibri" w:cs="Calibri"/>
           <w:spacing w:val="-1"/>
           <w:sz w:val="24"/>
         </w:rPr>
@@ -4289,6 +5202,7 @@
       </w:r>
       <w:r>
         <w:rPr>
+          <w:rFonts w:hint="default" w:ascii="Calibri" w:hAnsi="Calibri" w:cs="Calibri"/>
           <w:sz w:val="24"/>
         </w:rPr>
         <w:t>Senior).</w:t>
@@ -4296,28 +5210,31 @@
     </w:p>
     <w:p>
       <w:pPr>
-        <w:pStyle w:val="13"/>
+        <w:pStyle w:val="15"/>
         <w:tabs>
           <w:tab w:val="left" w:pos="2640"/>
           <w:tab w:val="left" w:pos="2641"/>
         </w:tabs>
         <w:spacing w:before="130"/>
-        <w:ind w:left="2640" w:firstLine="0"/>
-        <w:rPr>
-          <w:sz w:val="24"/>
-        </w:rPr>
-      </w:pPr>
-      <w:r>
+        <w:ind w:left="0" w:leftChars="0" w:firstLine="0" w:firstLineChars="0"/>
+        <w:rPr>
+          <w:rFonts w:hint="default" w:ascii="Calibri" w:hAnsi="Calibri" w:cs="Calibri"/>
+        </w:rPr>
+      </w:pPr>
+      <w:r>
+        <w:rPr>
+          <w:rFonts w:hint="default" w:ascii="Calibri" w:hAnsi="Calibri" w:cs="Calibri"/>
+        </w:rPr>
         <mc:AlternateContent>
           <mc:Choice Requires="wps">
             <w:drawing>
               <wp:anchor distT="0" distB="0" distL="114300" distR="114300" simplePos="0" relativeHeight="251662336" behindDoc="1" locked="0" layoutInCell="1" allowOverlap="1">
                 <wp:simplePos x="0" y="0"/>
                 <wp:positionH relativeFrom="page">
-                  <wp:posOffset>381000</wp:posOffset>
+                  <wp:posOffset>417195</wp:posOffset>
                 </wp:positionH>
                 <wp:positionV relativeFrom="paragraph">
-                  <wp:posOffset>264795</wp:posOffset>
+                  <wp:posOffset>184785</wp:posOffset>
                 </wp:positionV>
                 <wp:extent cx="6483985" cy="8890"/>
                 <wp:effectExtent l="0" t="0" r="0" b="0"/>
@@ -4475,7 +5392,7 @@
           </mc:Choice>
           <mc:Fallback>
             <w:pict>
-              <v:shape id="Freeform 7" o:spid="_x0000_s1026" o:spt="100" style="position:absolute;left:0pt;margin-left:30pt;margin-top:20.85pt;height:0.7pt;width:510.55pt;mso-position-horizontal-relative:page;mso-wrap-distance-bottom:0pt;mso-wrap-distance-top:0pt;z-index:-251654144;mso-width-relative:page;mso-height-relative:page;" fillcolor="#7C95AC" filled="t" stroked="f" coordsize="10211,14" o:gfxdata="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" path="m10211,0l2307,0,2302,0,2292,0,0,0,0,13,2292,13,2302,13,2307,13,10211,13,10211,0xe">
+              <v:shape id="Freeform 7" o:spid="_x0000_s1026" o:spt="100" style="position:absolute;left:0pt;margin-left:32.85pt;margin-top:14.55pt;height:0.7pt;width:510.55pt;mso-position-horizontal-relative:page;mso-wrap-distance-bottom:0pt;mso-wrap-distance-top:0pt;z-index:-251654144;mso-width-relative:page;mso-height-relative:page;" fillcolor="#7C95AC" filled="t" stroked="f" coordsize="10211,14" o:gfxdata="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" path="m10211,0l2307,0,2302,0,2292,0,0,0,0,13,2292,13,2302,13,2307,13,10211,13,10211,0xe">
                 <v:path o:connectlocs="6483985,196215;1464945,196215;1461770,196215;1455420,196215;0,196215;0,204470;1455420,204470;1461770,204470;1464945,204470;6483985,204470;6483985,196215" o:connectangles="0,0,0,0,0,0,0,0,0,0,0"/>
                 <v:fill on="t" focussize="0,0"/>
                 <v:stroke on="f"/>
@@ -4487,19 +5404,22 @@
           </mc:Fallback>
         </mc:AlternateContent>
       </w:r>
-    </w:p>
-    <w:p>
-      <w:pPr>
-        <w:pStyle w:val="6"/>
-        <w:spacing w:before="2"/>
-      </w:pPr>
-      <w:r>
+      <w:r>
+        <w:rPr>
+          <w:rFonts w:hint="default" w:ascii="Calibri" w:hAnsi="Calibri" w:cs="Calibri"/>
+        </w:rPr>
         <w:softHyphen/>
       </w:r>
       <w:r>
+        <w:rPr>
+          <w:rFonts w:hint="default" w:ascii="Calibri" w:hAnsi="Calibri" w:cs="Calibri"/>
+        </w:rPr>
         <w:softHyphen/>
       </w:r>
       <w:r>
+        <w:rPr>
+          <w:rFonts w:hint="default" w:ascii="Calibri" w:hAnsi="Calibri" w:cs="Calibri"/>
+        </w:rPr>
         <w:softHyphen/>
       </w:r>
     </w:p>
@@ -4507,6 +5427,7 @@
       <w:pPr>
         <w:spacing w:line="264" w:lineRule="auto"/>
         <w:rPr>
+          <w:rFonts w:hint="default" w:ascii="Calibri" w:hAnsi="Calibri" w:cs="Calibri"/>
           <w:sz w:val="24"/>
         </w:rPr>
         <w:sectPr>
@@ -4522,11 +5443,13 @@
         <w:pStyle w:val="6"/>
         <w:ind w:firstLine="120" w:firstLineChars="50"/>
         <w:rPr>
+          <w:rFonts w:hint="default" w:ascii="Calibri" w:hAnsi="Calibri" w:cs="Calibri"/>
           <w:sz w:val="20"/>
         </w:rPr>
       </w:pPr>
       <w:r>
         <w:rPr>
+          <w:rFonts w:hint="default" w:ascii="Calibri" w:hAnsi="Calibri" w:cs="Calibri"/>
           <w:b/>
           <w:color w:val="2E5496"/>
           <w:sz w:val="24"/>
@@ -4539,15 +5462,35 @@
         <w:pStyle w:val="6"/>
         <w:spacing w:before="232" w:line="259" w:lineRule="auto"/>
         <w:ind w:left="120" w:right="1199" w:firstLine="780"/>
-      </w:pPr>
-      <w:r>
-        <w:t>I am Periya Samy, solemnly declare that the information given above is free from error to the best of my knowledge and beliefs.</w:t>
+        <w:rPr>
+          <w:rFonts w:hint="default" w:ascii="Calibri" w:hAnsi="Calibri" w:cs="Calibri"/>
+        </w:rPr>
+      </w:pPr>
+      <w:r>
+        <w:rPr>
+          <w:rFonts w:hint="default" w:ascii="Calibri" w:hAnsi="Calibri" w:cs="Calibri"/>
+        </w:rPr>
+        <w:t>I am</w:t>
+      </w:r>
+      <w:r>
+        <w:rPr>
+          <w:rFonts w:hint="default" w:ascii="Calibri" w:hAnsi="Calibri" w:cs="Calibri"/>
+          <w:lang w:val="en-IN"/>
+        </w:rPr>
+        <w:t xml:space="preserve"> P.</w:t>
+      </w:r>
+      <w:r>
+        <w:rPr>
+          <w:rFonts w:hint="default" w:ascii="Calibri" w:hAnsi="Calibri" w:cs="Calibri"/>
+        </w:rPr>
+        <w:t xml:space="preserve"> Periya Samy, solemnly declare that the information given above is free from error to the best of my knowledge and beliefs.</w:t>
       </w:r>
     </w:p>
     <w:p>
       <w:pPr>
         <w:pStyle w:val="6"/>
         <w:rPr>
+          <w:rFonts w:hint="default" w:ascii="Calibri" w:hAnsi="Calibri" w:cs="Calibri"/>
           <w:sz w:val="26"/>
         </w:rPr>
       </w:pPr>
@@ -4556,14 +5499,7 @@
       <w:pPr>
         <w:pStyle w:val="6"/>
         <w:rPr>
-          <w:sz w:val="26"/>
-        </w:rPr>
-      </w:pPr>
-    </w:p>
-    <w:p>
-      <w:pPr>
-        <w:pStyle w:val="6"/>
-        <w:rPr>
+          <w:rFonts w:hint="default" w:ascii="Calibri" w:hAnsi="Calibri" w:cs="Calibri"/>
           <w:sz w:val="26"/>
         </w:rPr>
       </w:pPr>
@@ -4573,6 +5509,7 @@
         <w:pStyle w:val="6"/>
         <w:spacing w:before="11"/>
         <w:rPr>
+          <w:rFonts w:hint="default" w:ascii="Calibri" w:hAnsi="Calibri" w:cs="Calibri"/>
           <w:sz w:val="23"/>
         </w:rPr>
       </w:pPr>
@@ -4584,23 +5521,39 @@
           <w:tab w:val="left" w:pos="8041"/>
         </w:tabs>
         <w:ind w:left="120"/>
-      </w:pPr>
-      <w:r>
+        <w:rPr>
+          <w:rFonts w:hint="default" w:ascii="Calibri" w:hAnsi="Calibri" w:cs="Calibri"/>
+        </w:rPr>
+      </w:pPr>
+      <w:r>
+        <w:rPr>
+          <w:rFonts w:hint="default" w:ascii="Calibri" w:hAnsi="Calibri" w:cs="Calibri"/>
+        </w:rPr>
         <w:t>PLACE</w:t>
       </w:r>
       <w:r>
         <w:rPr>
+          <w:rFonts w:hint="default" w:ascii="Calibri" w:hAnsi="Calibri" w:cs="Calibri"/>
           <w:spacing w:val="-1"/>
         </w:rPr>
         <w:t>:</w:t>
       </w:r>
       <w:r>
+        <w:rPr>
+          <w:rFonts w:hint="default" w:ascii="Calibri" w:hAnsi="Calibri" w:cs="Calibri"/>
+        </w:rPr>
         <w:t xml:space="preserve">   Chennai</w:t>
       </w:r>
       <w:r>
+        <w:rPr>
+          <w:rFonts w:hint="default" w:ascii="Calibri" w:hAnsi="Calibri" w:cs="Calibri"/>
+        </w:rPr>
         <w:tab/>
       </w:r>
       <w:r>
+        <w:rPr>
+          <w:rFonts w:hint="default" w:ascii="Calibri" w:hAnsi="Calibri" w:cs="Calibri"/>
+        </w:rPr>
         <w:t>SIGNATURE</w:t>
       </w:r>
     </w:p>
@@ -4609,6 +5562,7 @@
         <w:pStyle w:val="6"/>
         <w:spacing w:before="9"/>
         <w:rPr>
+          <w:rFonts w:hint="default" w:ascii="Calibri" w:hAnsi="Calibri" w:cs="Calibri"/>
           <w:sz w:val="27"/>
         </w:rPr>
       </w:pPr>
@@ -4621,18 +5575,21 @@
         </w:tabs>
         <w:ind w:left="105"/>
         <w:rPr>
-          <w:b/>
-          <w:sz w:val="24"/>
-        </w:rPr>
-      </w:pPr>
-      <w:r>
-        <w:rPr>
+          <w:rFonts w:hint="default" w:ascii="Calibri" w:hAnsi="Calibri" w:cs="Calibri"/>
+          <w:b/>
+          <w:sz w:val="24"/>
+        </w:rPr>
+      </w:pPr>
+      <w:r>
+        <w:rPr>
+          <w:rFonts w:hint="default" w:ascii="Calibri" w:hAnsi="Calibri" w:cs="Calibri"/>
           <w:sz w:val="24"/>
         </w:rPr>
         <w:t>DATE</w:t>
       </w:r>
       <w:r>
         <w:rPr>
+          <w:rFonts w:hint="default" w:ascii="Calibri" w:hAnsi="Calibri" w:cs="Calibri"/>
           <w:spacing w:val="-1"/>
           <w:sz w:val="24"/>
         </w:rPr>
@@ -4640,18 +5597,21 @@
       </w:r>
       <w:r>
         <w:rPr>
+          <w:rFonts w:hint="default" w:ascii="Calibri" w:hAnsi="Calibri" w:cs="Calibri"/>
           <w:sz w:val="24"/>
         </w:rPr>
         <w:tab/>
       </w:r>
       <w:r>
         <w:rPr>
+          <w:rFonts w:hint="default" w:ascii="Calibri" w:hAnsi="Calibri" w:cs="Calibri"/>
           <w:sz w:val="24"/>
         </w:rPr>
         <w:t>-</w:t>
       </w:r>
       <w:r>
         <w:rPr>
+          <w:rFonts w:hint="default" w:ascii="Calibri" w:hAnsi="Calibri" w:cs="Calibri"/>
           <w:spacing w:val="59"/>
           <w:sz w:val="24"/>
         </w:rPr>
@@ -4659,18 +5619,21 @@
       </w:r>
       <w:r>
         <w:rPr>
+          <w:rFonts w:hint="default" w:ascii="Calibri" w:hAnsi="Calibri" w:cs="Calibri"/>
           <w:sz w:val="24"/>
         </w:rPr>
         <w:t>-</w:t>
       </w:r>
       <w:r>
         <w:rPr>
+          <w:rFonts w:hint="default" w:ascii="Calibri" w:hAnsi="Calibri" w:cs="Calibri"/>
           <w:sz w:val="24"/>
         </w:rPr>
         <w:tab/>
       </w:r>
       <w:r>
         <w:rPr>
+          <w:rFonts w:hint="default" w:ascii="Calibri" w:hAnsi="Calibri" w:cs="Calibri"/>
           <w:b/>
           <w:sz w:val="24"/>
         </w:rPr>
@@ -4678,6 +5641,7 @@
       </w:r>
       <w:r>
         <w:rPr>
+          <w:rFonts w:hint="default" w:ascii="Calibri" w:hAnsi="Calibri" w:cs="Calibri"/>
           <w:b/>
           <w:spacing w:val="-1"/>
           <w:sz w:val="24"/>
@@ -4686,6 +5650,7 @@
       </w:r>
       <w:r>
         <w:rPr>
+          <w:rFonts w:hint="default" w:ascii="Calibri" w:hAnsi="Calibri" w:cs="Calibri"/>
           <w:b/>
           <w:sz w:val="24"/>
         </w:rPr>
@@ -6193,7 +7158,7 @@
   <w:style w:type="paragraph" w:styleId="5">
     <w:name w:val="Balloon Text"/>
     <w:basedOn w:val="1"/>
-    <w:link w:val="15"/>
+    <w:link w:val="17"/>
     <w:qFormat/>
     <w:uiPriority w:val="0"/>
     <w:rPr>
@@ -6205,7 +7170,7 @@
   <w:style w:type="paragraph" w:styleId="6">
     <w:name w:val="Body Text"/>
     <w:basedOn w:val="1"/>
-    <w:link w:val="18"/>
+    <w:link w:val="20"/>
     <w:qFormat/>
     <w:uiPriority w:val="1"/>
     <w:rPr>
@@ -6213,10 +7178,21 @@
       <w:szCs w:val="24"/>
     </w:rPr>
   </w:style>
-  <w:style w:type="paragraph" w:styleId="7">
+  <w:style w:type="character" w:styleId="7">
+    <w:name w:val="FollowedHyperlink"/>
+    <w:basedOn w:val="3"/>
+    <w:semiHidden/>
+    <w:unhideWhenUsed/>
+    <w:uiPriority w:val="0"/>
+    <w:rPr>
+      <w:color w:val="800080"/>
+      <w:u w:val="single"/>
+    </w:rPr>
+  </w:style>
+  <w:style w:type="paragraph" w:styleId="8">
     <w:name w:val="footer"/>
     <w:basedOn w:val="1"/>
-    <w:link w:val="17"/>
+    <w:link w:val="19"/>
     <w:unhideWhenUsed/>
     <w:qFormat/>
     <w:uiPriority w:val="0"/>
@@ -6227,10 +7203,10 @@
       </w:tabs>
     </w:pPr>
   </w:style>
-  <w:style w:type="paragraph" w:styleId="8">
+  <w:style w:type="paragraph" w:styleId="9">
     <w:name w:val="header"/>
     <w:basedOn w:val="1"/>
-    <w:link w:val="16"/>
+    <w:link w:val="18"/>
     <w:unhideWhenUsed/>
     <w:uiPriority w:val="0"/>
     <w:pPr>
@@ -6240,7 +7216,19 @@
       </w:tabs>
     </w:pPr>
   </w:style>
-  <w:style w:type="character" w:styleId="9">
+  <w:style w:type="character" w:styleId="10">
+    <w:name w:val="HTML Code"/>
+    <w:basedOn w:val="3"/>
+    <w:semiHidden/>
+    <w:unhideWhenUsed/>
+    <w:uiPriority w:val="0"/>
+    <w:rPr>
+      <w:rFonts w:ascii="Courier New" w:hAnsi="Courier New" w:cs="Courier New"/>
+      <w:sz w:val="20"/>
+      <w:szCs w:val="20"/>
+    </w:rPr>
+  </w:style>
+  <w:style w:type="character" w:styleId="11">
     <w:name w:val="Hyperlink"/>
     <w:basedOn w:val="3"/>
     <w:semiHidden/>
@@ -6251,7 +7239,7 @@
       <w:u w:val="single"/>
     </w:rPr>
   </w:style>
-  <w:style w:type="paragraph" w:styleId="10">
+  <w:style w:type="paragraph" w:styleId="12">
     <w:name w:val="Normal (Web)"/>
     <w:basedOn w:val="1"/>
     <w:unhideWhenUsed/>
@@ -6262,7 +7250,7 @@
       <w:szCs w:val="24"/>
     </w:rPr>
   </w:style>
-  <w:style w:type="paragraph" w:styleId="11">
+  <w:style w:type="paragraph" w:styleId="13">
     <w:name w:val="Title"/>
     <w:basedOn w:val="1"/>
     <w:qFormat/>
@@ -6275,7 +7263,7 @@
       <w:szCs w:val="28"/>
     </w:rPr>
   </w:style>
-  <w:style w:type="table" w:customStyle="1" w:styleId="12">
+  <w:style w:type="table" w:customStyle="1" w:styleId="14">
     <w:name w:val="Table Normal1"/>
     <w:semiHidden/>
     <w:unhideWhenUsed/>
@@ -6290,7 +7278,7 @@
       </w:tblCellMar>
     </w:tblPr>
   </w:style>
-  <w:style w:type="paragraph" w:styleId="13">
+  <w:style w:type="paragraph" w:styleId="15">
     <w:name w:val="List Paragraph"/>
     <w:basedOn w:val="1"/>
     <w:qFormat/>
@@ -6299,13 +7287,13 @@
       <w:ind w:left="2642" w:hanging="361"/>
     </w:pPr>
   </w:style>
-  <w:style w:type="paragraph" w:customStyle="1" w:styleId="14">
+  <w:style w:type="paragraph" w:customStyle="1" w:styleId="16">
     <w:name w:val="Table Paragraph"/>
     <w:basedOn w:val="1"/>
     <w:qFormat/>
     <w:uiPriority w:val="1"/>
   </w:style>
-  <w:style w:type="character" w:customStyle="1" w:styleId="15">
+  <w:style w:type="character" w:customStyle="1" w:styleId="17">
     <w:name w:val="Balloon Text Char"/>
     <w:basedOn w:val="3"/>
     <w:link w:val="5"/>
@@ -6318,8 +7306,21 @@
       <w:lang w:val="en-US" w:eastAsia="en-US"/>
     </w:rPr>
   </w:style>
-  <w:style w:type="character" w:customStyle="1" w:styleId="16">
+  <w:style w:type="character" w:customStyle="1" w:styleId="18">
     <w:name w:val="Header Char"/>
+    <w:basedOn w:val="3"/>
+    <w:link w:val="9"/>
+    <w:qFormat/>
+    <w:uiPriority w:val="0"/>
+    <w:rPr>
+      <w:rFonts w:ascii="Times New Roman" w:hAnsi="Times New Roman" w:eastAsia="Times New Roman" w:cs="Times New Roman"/>
+      <w:sz w:val="22"/>
+      <w:szCs w:val="22"/>
+      <w:lang w:val="en-US" w:eastAsia="en-US"/>
+    </w:rPr>
+  </w:style>
+  <w:style w:type="character" w:customStyle="1" w:styleId="19">
+    <w:name w:val="Footer Char"/>
     <w:basedOn w:val="3"/>
     <w:link w:val="8"/>
     <w:qFormat/>
@@ -6331,20 +7332,7 @@
       <w:lang w:val="en-US" w:eastAsia="en-US"/>
     </w:rPr>
   </w:style>
-  <w:style w:type="character" w:customStyle="1" w:styleId="17">
-    <w:name w:val="Footer Char"/>
-    <w:basedOn w:val="3"/>
-    <w:link w:val="7"/>
-    <w:qFormat/>
-    <w:uiPriority w:val="0"/>
-    <w:rPr>
-      <w:rFonts w:ascii="Times New Roman" w:hAnsi="Times New Roman" w:eastAsia="Times New Roman" w:cs="Times New Roman"/>
-      <w:sz w:val="22"/>
-      <w:szCs w:val="22"/>
-      <w:lang w:val="en-US" w:eastAsia="en-US"/>
-    </w:rPr>
-  </w:style>
-  <w:style w:type="character" w:customStyle="1" w:styleId="18">
+  <w:style w:type="character" w:customStyle="1" w:styleId="20">
     <w:name w:val="Body Text Char"/>
     <w:basedOn w:val="3"/>
     <w:link w:val="6"/>
